--- a/Informe_Olist.docx
+++ b/Informe_Olist.docx
@@ -1,22 +1,24 @@
 
 <file path=word/document.xml><?xml version="1.0" encoding="utf-8"?>
-<w:document xmlns:wpc="http://schemas.microsoft.com/office/word/2010/wordprocessingCanvas" xmlns:cx="http://schemas.microsoft.com/office/drawing/2014/chartex" xmlns:cx1="http://schemas.microsoft.com/office/drawing/2015/9/8/chartex" xmlns:cx2="http://schemas.microsoft.com/office/drawing/2015/10/21/chartex" xmlns:cx3="http://schemas.microsoft.com/office/drawing/2016/5/9/chartex" xmlns:cx4="http://schemas.microsoft.com/office/drawing/2016/5/10/chartex" xmlns:cx5="http://schemas.microsoft.com/office/drawing/2016/5/11/chartex" xmlns:cx6="http://schemas.microsoft.com/office/drawing/2016/5/12/chartex" xmlns:cx7="http://schemas.microsoft.com/office/drawing/2016/5/13/chartex" xmlns:cx8="http://schemas.microsoft.com/office/drawing/2016/5/14/chartex" xmlns:mc="http://schemas.openxmlformats.org/markup-compatibility/2006" xmlns:aink="http://schemas.microsoft.com/office/drawing/2016/ink" xmlns:am3d="http://schemas.microsoft.com/office/drawing/2017/model3d" xmlns:o="urn:schemas-microsoft-com:office:office" xmlns:oel="http://schemas.microsoft.com/office/2019/extlst" xmlns:r="http://schemas.openxmlformats.org/officeDocument/2006/relationships" xmlns:m="http://schemas.openxmlformats.org/officeDocument/2006/math" xmlns:v="urn:schemas-microsoft-com:vml" xmlns:wp14="http://schemas.microsoft.com/office/word/2010/wordprocessingDrawing" xmlns:wp="http://schemas.openxmlformats.org/drawingml/2006/wordprocessingDrawing" xmlns:w10="urn:schemas-microsoft-com:office:word" xmlns:w="http://schemas.openxmlformats.org/wordprocessingml/2006/main" xmlns:w14="http://schemas.microsoft.com/office/word/2010/wordml" xmlns:w15="http://schemas.microsoft.com/office/word/2012/wordml" xmlns:w16cex="http://schemas.microsoft.com/office/word/2018/wordml/cex" xmlns:w16cid="http://schemas.microsoft.com/office/word/2016/wordml/cid" xmlns:w16="http://schemas.microsoft.com/office/word/2018/wordml" xmlns:w16du="http://schemas.microsoft.com/office/word/2023/wordml/word16du" xmlns:w16sdtdh="http://schemas.microsoft.com/office/word/2020/wordml/sdtdatahash" xmlns:w16sdtfl="http://schemas.microsoft.com/office/word/2024/wordml/sdtformatlock" xmlns:w16se="http://schemas.microsoft.com/office/word/2015/wordml/symex" xmlns:wpg="http://schemas.microsoft.com/office/word/2010/wordprocessingGroup" xmlns:wpi="http://schemas.microsoft.com/office/word/2010/wordprocessingInk" xmlns:wne="http://schemas.microsoft.com/office/word/2006/wordml" xmlns:wps="http://schemas.microsoft.com/office/word/2010/wordprocessingShape" mc:Ignorable="w14 w15 w16se w16cid w16 w16cex w16sdtdh w16sdtfl w16du wp14">
+<w:document xmlns:wpc="http://schemas.microsoft.com/office/word/2010/wordprocessingCanvas" xmlns:cx="http://schemas.microsoft.com/office/drawing/2014/chartex" xmlns:cx1="http://schemas.microsoft.com/office/drawing/2015/9/8/chartex" xmlns:cx2="http://schemas.microsoft.com/office/drawing/2015/10/21/chartex" xmlns:cx3="http://schemas.microsoft.com/office/drawing/2016/5/9/chartex" xmlns:cx4="http://schemas.microsoft.com/office/drawing/2016/5/10/chartex" xmlns:cx5="http://schemas.microsoft.com/office/drawing/2016/5/11/chartex" xmlns:cx6="http://schemas.microsoft.com/office/drawing/2016/5/12/chartex" xmlns:cx7="http://schemas.microsoft.com/office/drawing/2016/5/13/chartex" xmlns:cx8="http://schemas.microsoft.com/office/drawing/2016/5/14/chartex" xmlns:mc="http://schemas.openxmlformats.org/markup-compatibility/2006" xmlns:aink="http://schemas.microsoft.com/office/drawing/2016/ink" xmlns:am3d="http://schemas.microsoft.com/office/drawing/2017/model3d" xmlns:o="urn:schemas-microsoft-com:office:office" xmlns:r="http://schemas.openxmlformats.org/officeDocument/2006/relationships" xmlns:m="http://schemas.openxmlformats.org/officeDocument/2006/math" xmlns:v="urn:schemas-microsoft-com:vml" xmlns:wp14="http://schemas.microsoft.com/office/word/2010/wordprocessingDrawing" xmlns:wp="http://schemas.openxmlformats.org/drawingml/2006/wordprocessingDrawing" xmlns:w10="urn:schemas-microsoft-com:office:word" xmlns:w="http://schemas.openxmlformats.org/wordprocessingml/2006/main" xmlns:w14="http://schemas.microsoft.com/office/word/2010/wordml" xmlns:w15="http://schemas.microsoft.com/office/word/2012/wordml" xmlns:w16cex="http://schemas.microsoft.com/office/word/2018/wordml/cex" xmlns:w16cid="http://schemas.microsoft.com/office/word/2016/wordml/cid" xmlns:w16="http://schemas.microsoft.com/office/word/2018/wordml" xmlns:w16sdtdh="http://schemas.microsoft.com/office/word/2020/wordml/sdtdatahash" xmlns:w16se="http://schemas.microsoft.com/office/word/2015/wordml/symex" xmlns:wpg="http://schemas.microsoft.com/office/word/2010/wordprocessingGroup" xmlns:wpi="http://schemas.microsoft.com/office/word/2010/wordprocessingInk" xmlns:wne="http://schemas.microsoft.com/office/word/2006/wordml" xmlns:wps="http://schemas.microsoft.com/office/word/2010/wordprocessingShape" mc:Ignorable="w14 w15 w16se w16cid w16 w16cex w16sdtdh wp14">
   <w:body>
     <w:p/>
     <w:p/>
     <w:p/>
     <w:p/>
-    <w:p/>
-    <w:p/>
     <w:p>
       <w:pPr>
         <w:jc w:val="center"/>
         <w:rPr>
-          <w:lang w:val="es-ES"/>
-        </w:rPr>
-      </w:pPr>
-      <w:r>
-        <w:rPr>
+          <w:b/>
+          <w:bCs/>
+          <w:lang w:val="es-ES"/>
+        </w:rPr>
+      </w:pPr>
+      <w:r>
+        <w:rPr>
+          <w:b/>
+          <w:bCs/>
           <w:color w:val="1F3A5F"/>
           <w:sz w:val="28"/>
           <w:lang w:val="es-ES"/>
@@ -25,6 +27,8 @@
       </w:r>
       <w:r>
         <w:rPr>
+          <w:b/>
+          <w:bCs/>
           <w:color w:val="1F3A5F"/>
           <w:sz w:val="28"/>
           <w:lang w:val="es-ES"/>
@@ -77,7 +81,6 @@
           <w:lang w:val="es-ES"/>
         </w:rPr>
       </w:pPr>
-      <w:proofErr w:type="spellStart"/>
       <w:r>
         <w:rPr>
           <w:b/>
@@ -85,247 +88,256 @@
           <w:sz w:val="52"/>
           <w:lang w:val="es-ES"/>
         </w:rPr>
-        <w:t>Olist</w:t>
-      </w:r>
-      <w:proofErr w:type="spellEnd"/>
+        <w:t>Olist E-Commerce</w:t>
+      </w:r>
+    </w:p>
+    <w:p>
+      <w:pPr>
+        <w:jc w:val="center"/>
+        <w:rPr>
+          <w:lang w:val="es-ES"/>
+        </w:rPr>
+      </w:pPr>
+      <w:r>
+        <w:rPr>
+          <w:color w:val="555555"/>
+          <w:sz w:val="28"/>
+          <w:lang w:val="es-ES"/>
+        </w:rPr>
+        <w:t>Análisis exploratorio, modelado predictivo</w:t>
+      </w:r>
+      <w:r>
+        <w:rPr>
+          <w:color w:val="555555"/>
+          <w:sz w:val="28"/>
+          <w:lang w:val="es-ES"/>
+        </w:rPr>
+        <w:br/>
+        <w:t>y segmentación del marketplace brasileño</w:t>
+      </w:r>
+    </w:p>
+    <w:p>
+      <w:pPr>
+        <w:rPr>
+          <w:lang w:val="es-ES"/>
+        </w:rPr>
+      </w:pPr>
+    </w:p>
+    <w:p>
+      <w:pPr>
+        <w:rPr>
+          <w:lang w:val="es-ES"/>
+        </w:rPr>
+      </w:pPr>
+    </w:p>
+    <w:p>
+      <w:pPr>
+        <w:rPr>
+          <w:lang w:val="es-ES"/>
+        </w:rPr>
+      </w:pPr>
+    </w:p>
+    <w:p>
+      <w:pPr>
+        <w:rPr>
+          <w:lang w:val="es-ES"/>
+        </w:rPr>
+      </w:pPr>
+    </w:p>
+    <w:p>
+      <w:pPr>
+        <w:jc w:val="center"/>
+      </w:pPr>
       <w:r>
         <w:rPr>
           <w:b/>
           <w:color w:val="1F3A5F"/>
-          <w:sz w:val="52"/>
-          <w:lang w:val="es-ES"/>
-        </w:rPr>
-        <w:t xml:space="preserve"> E-Commerce</w:t>
-      </w:r>
-    </w:p>
-    <w:p>
-      <w:pPr>
-        <w:jc w:val="center"/>
-        <w:rPr>
-          <w:lang w:val="es-ES"/>
-        </w:rPr>
-      </w:pPr>
-      <w:r>
-        <w:rPr>
-          <w:color w:val="555555"/>
-          <w:sz w:val="28"/>
-          <w:lang w:val="es-ES"/>
-        </w:rPr>
-        <w:t>Análisis exploratorio, modelado predictivo</w:t>
-      </w:r>
-      <w:r>
-        <w:rPr>
-          <w:color w:val="555555"/>
-          <w:sz w:val="28"/>
-          <w:lang w:val="es-ES"/>
-        </w:rPr>
-        <w:br/>
-        <w:t xml:space="preserve">y segmentación del </w:t>
-      </w:r>
-      <w:proofErr w:type="spellStart"/>
-      <w:r>
-        <w:rPr>
-          <w:color w:val="555555"/>
-          <w:sz w:val="28"/>
-          <w:lang w:val="es-ES"/>
-        </w:rPr>
-        <w:t>marketplace</w:t>
-      </w:r>
-      <w:proofErr w:type="spellEnd"/>
-      <w:r>
-        <w:rPr>
-          <w:color w:val="555555"/>
-          <w:sz w:val="28"/>
-          <w:lang w:val="es-ES"/>
-        </w:rPr>
-        <w:t xml:space="preserve"> brasileño</w:t>
-      </w:r>
-    </w:p>
-    <w:p>
-      <w:pPr>
-        <w:rPr>
-          <w:lang w:val="es-ES"/>
-        </w:rPr>
-      </w:pPr>
-    </w:p>
-    <w:p>
-      <w:pPr>
-        <w:rPr>
-          <w:lang w:val="es-ES"/>
-        </w:rPr>
-      </w:pPr>
-    </w:p>
-    <w:p>
-      <w:pPr>
-        <w:rPr>
-          <w:lang w:val="es-ES"/>
-        </w:rPr>
-      </w:pPr>
-    </w:p>
-    <w:p>
-      <w:pPr>
-        <w:rPr>
-          <w:lang w:val="es-ES"/>
-        </w:rPr>
-      </w:pPr>
-    </w:p>
-    <w:p>
-      <w:pPr>
-        <w:rPr>
-          <w:lang w:val="es-ES"/>
-        </w:rPr>
-      </w:pPr>
-    </w:p>
-    <w:p>
-      <w:pPr>
-        <w:rPr>
-          <w:lang w:val="es-ES"/>
-        </w:rPr>
-      </w:pPr>
-    </w:p>
-    <w:p>
-      <w:pPr>
-        <w:jc w:val="center"/>
-      </w:pPr>
-      <w:proofErr w:type="spellStart"/>
+          <w:sz w:val="24"/>
+          <w:szCs w:val="24"/>
+        </w:rPr>
+        <w:t>Profesor</w:t>
+      </w:r>
       <w:r>
         <w:rPr>
           <w:b/>
           <w:color w:val="1F3A5F"/>
         </w:rPr>
-        <w:t>Autora</w:t>
-      </w:r>
-      <w:proofErr w:type="spellEnd"/>
+        <w:t>:</w:t>
+      </w:r>
       <w:r>
         <w:rPr>
           <w:b/>
           <w:color w:val="1F3A5F"/>
         </w:rPr>
-        <w:t xml:space="preserve">: </w:t>
-      </w:r>
-    </w:p>
-    <w:p>
-      <w:pPr>
-        <w:jc w:val="center"/>
-        <w:rPr>
-          <w:lang w:val="es-ES"/>
-        </w:rPr>
-      </w:pPr>
-      <w:proofErr w:type="spellStart"/>
+        <w:t xml:space="preserve"> </w:t>
+      </w:r>
       <w:r>
         <w:rPr>
           <w:b/>
           <w:color w:val="1F3A5F"/>
-          <w:lang w:val="es-ES"/>
-        </w:rPr>
-        <w:t>Dataset</w:t>
-      </w:r>
-      <w:proofErr w:type="spellEnd"/>
+        </w:rPr>
+        <w:t xml:space="preserve"> </w:t>
+      </w:r>
+      <w:r>
+        <w:rPr>
+          <w:color w:val="555555"/>
+          <w:sz w:val="24"/>
+          <w:szCs w:val="24"/>
+          <w:lang w:val="es-ES"/>
+        </w:rPr>
+        <w:t xml:space="preserve">Hugo </w:t>
+      </w:r>
+      <w:r>
+        <w:rPr>
+          <w:color w:val="555555"/>
+          <w:sz w:val="24"/>
+          <w:szCs w:val="24"/>
+          <w:lang w:val="es-ES"/>
+        </w:rPr>
+        <w:t>Damián</w:t>
+      </w:r>
+      <w:r>
+        <w:rPr>
+          <w:color w:val="555555"/>
+          <w:sz w:val="24"/>
+          <w:szCs w:val="24"/>
+          <w:lang w:val="es-ES"/>
+        </w:rPr>
+        <w:t xml:space="preserve"> Planiscig</w:t>
+      </w:r>
+    </w:p>
+    <w:p>
+      <w:pPr>
+        <w:spacing w:after="80"/>
+        <w:jc w:val="center"/>
+        <w:rPr>
+          <w:color w:val="555555"/>
+          <w:sz w:val="24"/>
+          <w:szCs w:val="24"/>
+          <w:lang w:val="es-ES"/>
+        </w:rPr>
+      </w:pPr>
       <w:r>
         <w:rPr>
           <w:b/>
           <w:color w:val="1F3A5F"/>
-          <w:lang w:val="es-ES"/>
-        </w:rPr>
-        <w:t xml:space="preserve">: </w:t>
-      </w:r>
-      <w:proofErr w:type="spellStart"/>
-      <w:r>
-        <w:rPr>
-          <w:lang w:val="es-ES"/>
-        </w:rPr>
-        <w:t>Brazilian</w:t>
-      </w:r>
-      <w:proofErr w:type="spellEnd"/>
-      <w:r>
-        <w:rPr>
-          <w:lang w:val="es-ES"/>
-        </w:rPr>
-        <w:t xml:space="preserve"> E-Commerce Public </w:t>
-      </w:r>
-      <w:proofErr w:type="spellStart"/>
-      <w:r>
-        <w:rPr>
-          <w:lang w:val="es-ES"/>
-        </w:rPr>
-        <w:t>Dataset</w:t>
-      </w:r>
-      <w:proofErr w:type="spellEnd"/>
-      <w:r>
-        <w:rPr>
-          <w:lang w:val="es-ES"/>
-        </w:rPr>
-        <w:t xml:space="preserve"> </w:t>
-      </w:r>
-      <w:proofErr w:type="spellStart"/>
-      <w:r>
-        <w:rPr>
-          <w:lang w:val="es-ES"/>
-        </w:rPr>
-        <w:t>by</w:t>
-      </w:r>
-      <w:proofErr w:type="spellEnd"/>
-      <w:r>
-        <w:rPr>
-          <w:lang w:val="es-ES"/>
-        </w:rPr>
-        <w:t xml:space="preserve"> </w:t>
-      </w:r>
-      <w:proofErr w:type="spellStart"/>
-      <w:r>
-        <w:rPr>
-          <w:lang w:val="es-ES"/>
-        </w:rPr>
-        <w:t>Olist</w:t>
-      </w:r>
-      <w:proofErr w:type="spellEnd"/>
-      <w:r>
-        <w:rPr>
-          <w:lang w:val="es-ES"/>
-        </w:rPr>
-        <w:t xml:space="preserve"> (</w:t>
-      </w:r>
-      <w:proofErr w:type="spellStart"/>
-      <w:r>
-        <w:rPr>
-          <w:lang w:val="es-ES"/>
-        </w:rPr>
-        <w:t>Kaggle</w:t>
-      </w:r>
-      <w:proofErr w:type="spellEnd"/>
-      <w:r>
-        <w:rPr>
-          <w:lang w:val="es-ES"/>
-        </w:rPr>
-        <w:t>)</w:t>
-      </w:r>
-    </w:p>
-    <w:p>
-      <w:pPr>
-        <w:jc w:val="center"/>
-        <w:rPr>
-          <w:lang w:val="es-ES"/>
-        </w:rPr>
-      </w:pPr>
+          <w:sz w:val="24"/>
+          <w:szCs w:val="24"/>
+        </w:rPr>
+        <w:t>Grupo 3</w:t>
+      </w:r>
       <w:r>
         <w:rPr>
           <w:b/>
           <w:color w:val="1F3A5F"/>
-          <w:lang w:val="es-ES"/>
-        </w:rPr>
-        <w:t xml:space="preserve">Período: </w:t>
-      </w:r>
-      <w:r>
-        <w:rPr>
-          <w:lang w:val="es-ES"/>
-        </w:rPr>
-        <w:t>Septiembre 2016 – Septiembre 2018</w:t>
-      </w:r>
-    </w:p>
-    <w:p>
-      <w:pPr>
+          <w:sz w:val="24"/>
+          <w:szCs w:val="24"/>
+        </w:rPr>
+        <w:t xml:space="preserve">: </w:t>
+      </w:r>
+      <w:r>
+        <w:rPr>
+          <w:color w:val="555555"/>
+          <w:sz w:val="24"/>
+          <w:szCs w:val="24"/>
+          <w:lang w:val="es-ES"/>
+        </w:rPr>
+        <w:t>Betzabe</w:t>
+      </w:r>
+      <w:r>
+        <w:rPr>
+          <w:lang w:val="es-ES"/>
+        </w:rPr>
+        <w:t xml:space="preserve"> </w:t>
+      </w:r>
+      <w:r>
+        <w:rPr>
+          <w:color w:val="555555"/>
+          <w:sz w:val="24"/>
+          <w:szCs w:val="24"/>
+          <w:lang w:val="es-ES"/>
+        </w:rPr>
+        <w:t>Mayra Aldana Sandoval</w:t>
+      </w:r>
+    </w:p>
+    <w:p>
+      <w:pPr>
+        <w:spacing w:after="80"/>
         <w:jc w:val="center"/>
         <w:rPr>
+          <w:color w:val="555555"/>
+          <w:sz w:val="24"/>
+          <w:szCs w:val="24"/>
+          <w:lang w:val="es-ES"/>
+        </w:rPr>
+      </w:pPr>
+      <w:r>
+        <w:rPr>
+          <w:color w:val="555555"/>
+          <w:sz w:val="24"/>
+          <w:szCs w:val="24"/>
+          <w:lang w:val="es-ES"/>
+        </w:rPr>
+        <w:t>Facundo Ikemiya</w:t>
+      </w:r>
+    </w:p>
+    <w:p>
+      <w:pPr>
+        <w:spacing w:after="80"/>
+        <w:jc w:val="center"/>
+        <w:rPr>
+          <w:color w:val="555555"/>
+          <w:sz w:val="24"/>
+          <w:szCs w:val="24"/>
+          <w:lang w:val="es-ES"/>
+        </w:rPr>
+      </w:pPr>
+      <w:r>
+        <w:rPr>
+          <w:color w:val="555555"/>
+          <w:sz w:val="24"/>
+          <w:szCs w:val="24"/>
+          <w:lang w:val="es-ES"/>
+        </w:rPr>
+        <w:t>Nicolas Gold</w:t>
+      </w:r>
+    </w:p>
+    <w:p>
+      <w:pPr>
+        <w:spacing w:after="80"/>
+        <w:jc w:val="center"/>
+        <w:rPr>
+          <w:color w:val="555555"/>
+          <w:sz w:val="24"/>
+          <w:szCs w:val="24"/>
+          <w:lang w:val="es-ES"/>
+        </w:rPr>
+      </w:pPr>
+      <w:r>
+        <w:rPr>
+          <w:color w:val="555555"/>
+          <w:sz w:val="24"/>
+          <w:szCs w:val="24"/>
+          <w:lang w:val="es-ES"/>
+        </w:rPr>
+        <w:t>Natalia Nodar Silva</w:t>
+      </w:r>
+    </w:p>
+    <w:p>
+      <w:pPr>
+        <w:jc w:val="center"/>
+        <w:rPr>
+          <w:lang w:val="es-ES"/>
+        </w:rPr>
+      </w:pPr>
+    </w:p>
+    <w:p>
+      <w:pPr>
+        <w:jc w:val="center"/>
+        <w:rPr>
+          <w:color w:val="555555"/>
+          <w:sz w:val="24"/>
+          <w:szCs w:val="24"/>
           <w:lang w:val="es-ES"/>
         </w:rPr>
       </w:pPr>
@@ -333,9 +345,27 @@
         <w:rPr>
           <w:b/>
           <w:color w:val="1F3A5F"/>
-          <w:lang w:val="es-ES"/>
-        </w:rPr>
-        <w:t xml:space="preserve">Fecha: </w:t>
+          <w:sz w:val="24"/>
+          <w:szCs w:val="24"/>
+        </w:rPr>
+        <w:t>Fecha:</w:t>
+      </w:r>
+      <w:r>
+        <w:rPr>
+          <w:b/>
+          <w:color w:val="1F3A5F"/>
+          <w:lang w:val="es-ES"/>
+        </w:rPr>
+        <w:t xml:space="preserve"> </w:t>
+      </w:r>
+      <w:r>
+        <w:rPr>
+          <w:color w:val="555555"/>
+          <w:sz w:val="24"/>
+          <w:szCs w:val="24"/>
+          <w:lang w:val="es-ES"/>
+        </w:rPr>
+        <w:t>23 octubre 2026</w:t>
       </w:r>
     </w:p>
     <w:p>
@@ -373,7 +403,10 @@
           <w:tab w:val="right" w:leader="dot" w:pos="9396"/>
         </w:tabs>
         <w:rPr>
+          <w:rFonts w:asciiTheme="minorHAnsi" w:hAnsiTheme="minorHAnsi"/>
           <w:noProof/>
+          <w:color w:val="auto"/>
+          <w:lang w:val="es-AR" w:eastAsia="es-AR"/>
         </w:rPr>
       </w:pPr>
       <w:r>
@@ -385,11 +418,12 @@
       <w:r>
         <w:fldChar w:fldCharType="separate"/>
       </w:r>
-      <w:hyperlink w:anchor="_Toc242181171" w:history="1">
+      <w:hyperlink w:anchor="_Toc242639156" w:history="1">
         <w:r>
           <w:rPr>
             <w:rStyle w:val="Hipervnculo"/>
             <w:noProof/>
+            <w:lang w:val="es-ES"/>
           </w:rPr>
           <w:t>1. Introducción</w:t>
         </w:r>
@@ -412,7 +446,7 @@
             <w:noProof/>
             <w:webHidden/>
           </w:rPr>
-          <w:instrText xml:space="preserve"> PAGEREF _Toc242181171 \h </w:instrText>
+          <w:instrText xml:space="preserve"> PAGEREF _Toc242639156 \h </w:instrText>
         </w:r>
         <w:r>
           <w:rPr>
@@ -450,14 +484,18 @@
           <w:tab w:val="right" w:leader="dot" w:pos="9396"/>
         </w:tabs>
         <w:rPr>
+          <w:rFonts w:asciiTheme="minorHAnsi" w:hAnsiTheme="minorHAnsi"/>
           <w:noProof/>
-        </w:rPr>
-      </w:pPr>
-      <w:hyperlink w:anchor="_Toc242181172" w:history="1">
+          <w:color w:val="auto"/>
+          <w:lang w:val="es-AR" w:eastAsia="es-AR"/>
+        </w:rPr>
+      </w:pPr>
+      <w:hyperlink w:anchor="_Toc242639157" w:history="1">
         <w:r>
           <w:rPr>
             <w:rStyle w:val="Hipervnculo"/>
             <w:noProof/>
+            <w:lang w:val="es-ES"/>
           </w:rPr>
           <w:t>1.1 Contexto y problema de negocio</w:t>
         </w:r>
@@ -480,7 +518,7 @@
             <w:noProof/>
             <w:webHidden/>
           </w:rPr>
-          <w:instrText xml:space="preserve"> PAGEREF _Toc242181172 \h </w:instrText>
+          <w:instrText xml:space="preserve"> PAGEREF _Toc242639157 \h </w:instrText>
         </w:r>
         <w:r>
           <w:rPr>
@@ -518,14 +556,18 @@
           <w:tab w:val="right" w:leader="dot" w:pos="9396"/>
         </w:tabs>
         <w:rPr>
+          <w:rFonts w:asciiTheme="minorHAnsi" w:hAnsiTheme="minorHAnsi"/>
           <w:noProof/>
-        </w:rPr>
-      </w:pPr>
-      <w:hyperlink w:anchor="_Toc242181173" w:history="1">
+          <w:color w:val="auto"/>
+          <w:lang w:val="es-AR" w:eastAsia="es-AR"/>
+        </w:rPr>
+      </w:pPr>
+      <w:hyperlink w:anchor="_Toc242639158" w:history="1">
         <w:r>
           <w:rPr>
             <w:rStyle w:val="Hipervnculo"/>
             <w:noProof/>
+            <w:lang w:val="es-ES"/>
           </w:rPr>
           <w:t>1.2 Objetivos del análisis</w:t>
         </w:r>
@@ -548,7 +590,7 @@
             <w:noProof/>
             <w:webHidden/>
           </w:rPr>
-          <w:instrText xml:space="preserve"> PAGEREF _Toc242181173 \h </w:instrText>
+          <w:instrText xml:space="preserve"> PAGEREF _Toc242639158 \h </w:instrText>
         </w:r>
         <w:r>
           <w:rPr>
@@ -586,14 +628,18 @@
           <w:tab w:val="right" w:leader="dot" w:pos="9396"/>
         </w:tabs>
         <w:rPr>
+          <w:rFonts w:asciiTheme="minorHAnsi" w:hAnsiTheme="minorHAnsi"/>
           <w:noProof/>
-        </w:rPr>
-      </w:pPr>
-      <w:hyperlink w:anchor="_Toc242181174" w:history="1">
+          <w:color w:val="auto"/>
+          <w:lang w:val="es-AR" w:eastAsia="es-AR"/>
+        </w:rPr>
+      </w:pPr>
+      <w:hyperlink w:anchor="_Toc242639159" w:history="1">
         <w:r>
           <w:rPr>
             <w:rStyle w:val="Hipervnculo"/>
             <w:noProof/>
+            <w:lang w:val="es-ES"/>
           </w:rPr>
           <w:t>1.3 Alcance y fuente de datos</w:t>
         </w:r>
@@ -616,7 +662,7 @@
             <w:noProof/>
             <w:webHidden/>
           </w:rPr>
-          <w:instrText xml:space="preserve"> PAGEREF _Toc242181174 \h </w:instrText>
+          <w:instrText xml:space="preserve"> PAGEREF _Toc242639159 \h </w:instrText>
         </w:r>
         <w:r>
           <w:rPr>
@@ -654,14 +700,18 @@
           <w:tab w:val="right" w:leader="dot" w:pos="9396"/>
         </w:tabs>
         <w:rPr>
+          <w:rFonts w:asciiTheme="minorHAnsi" w:hAnsiTheme="minorHAnsi"/>
           <w:noProof/>
-        </w:rPr>
-      </w:pPr>
-      <w:hyperlink w:anchor="_Toc242181175" w:history="1">
+          <w:color w:val="auto"/>
+          <w:lang w:val="es-AR" w:eastAsia="es-AR"/>
+        </w:rPr>
+      </w:pPr>
+      <w:hyperlink w:anchor="_Toc242639160" w:history="1">
         <w:r>
           <w:rPr>
             <w:rStyle w:val="Hipervnculo"/>
             <w:noProof/>
+            <w:lang w:val="es-ES"/>
           </w:rPr>
           <w:t>2. Datos y metodología</w:t>
         </w:r>
@@ -684,7 +734,7 @@
             <w:noProof/>
             <w:webHidden/>
           </w:rPr>
-          <w:instrText xml:space="preserve"> PAGEREF _Toc242181175 \h </w:instrText>
+          <w:instrText xml:space="preserve"> PAGEREF _Toc242639160 \h </w:instrText>
         </w:r>
         <w:r>
           <w:rPr>
@@ -704,7 +754,7 @@
             <w:noProof/>
             <w:webHidden/>
           </w:rPr>
-          <w:t>4</w:t>
+          <w:t>5</w:t>
         </w:r>
         <w:r>
           <w:rPr>
@@ -722,14 +772,18 @@
           <w:tab w:val="right" w:leader="dot" w:pos="9396"/>
         </w:tabs>
         <w:rPr>
+          <w:rFonts w:asciiTheme="minorHAnsi" w:hAnsiTheme="minorHAnsi"/>
           <w:noProof/>
-        </w:rPr>
-      </w:pPr>
-      <w:hyperlink w:anchor="_Toc242181176" w:history="1">
+          <w:color w:val="auto"/>
+          <w:lang w:val="es-AR" w:eastAsia="es-AR"/>
+        </w:rPr>
+      </w:pPr>
+      <w:hyperlink w:anchor="_Toc242639161" w:history="1">
         <w:r>
           <w:rPr>
             <w:rStyle w:val="Hipervnculo"/>
             <w:noProof/>
+            <w:lang w:val="es-ES"/>
           </w:rPr>
           <w:t>2.1 Unificación e integración de las nueve tablas</w:t>
         </w:r>
@@ -752,7 +806,7 @@
             <w:noProof/>
             <w:webHidden/>
           </w:rPr>
-          <w:instrText xml:space="preserve"> PAGEREF _Toc242181176 \h </w:instrText>
+          <w:instrText xml:space="preserve"> PAGEREF _Toc242639161 \h </w:instrText>
         </w:r>
         <w:r>
           <w:rPr>
@@ -790,14 +844,18 @@
           <w:tab w:val="right" w:leader="dot" w:pos="9396"/>
         </w:tabs>
         <w:rPr>
+          <w:rFonts w:asciiTheme="minorHAnsi" w:hAnsiTheme="minorHAnsi"/>
           <w:noProof/>
-        </w:rPr>
-      </w:pPr>
-      <w:hyperlink w:anchor="_Toc242181177" w:history="1">
+          <w:color w:val="auto"/>
+          <w:lang w:val="es-AR" w:eastAsia="es-AR"/>
+        </w:rPr>
+      </w:pPr>
+      <w:hyperlink w:anchor="_Toc242639162" w:history="1">
         <w:r>
           <w:rPr>
             <w:rStyle w:val="Hipervnculo"/>
             <w:noProof/>
+            <w:lang w:val="es-ES"/>
           </w:rPr>
           <w:t>2.2 Limpieza</w:t>
         </w:r>
@@ -820,7 +878,7 @@
             <w:noProof/>
             <w:webHidden/>
           </w:rPr>
-          <w:instrText xml:space="preserve"> PAGEREF _Toc242181177 \h </w:instrText>
+          <w:instrText xml:space="preserve"> PAGEREF _Toc242639162 \h </w:instrText>
         </w:r>
         <w:r>
           <w:rPr>
@@ -858,14 +916,18 @@
           <w:tab w:val="right" w:leader="dot" w:pos="9396"/>
         </w:tabs>
         <w:rPr>
+          <w:rFonts w:asciiTheme="minorHAnsi" w:hAnsiTheme="minorHAnsi"/>
           <w:noProof/>
-        </w:rPr>
-      </w:pPr>
-      <w:hyperlink w:anchor="_Toc242181178" w:history="1">
+          <w:color w:val="auto"/>
+          <w:lang w:val="es-AR" w:eastAsia="es-AR"/>
+        </w:rPr>
+      </w:pPr>
+      <w:hyperlink w:anchor="_Toc242639163" w:history="1">
         <w:r>
           <w:rPr>
             <w:rStyle w:val="Hipervnculo"/>
             <w:noProof/>
+            <w:lang w:val="es-ES"/>
           </w:rPr>
           <w:t>2.3 Ingeniería de variables</w:t>
         </w:r>
@@ -888,7 +950,7 @@
             <w:noProof/>
             <w:webHidden/>
           </w:rPr>
-          <w:instrText xml:space="preserve"> PAGEREF _Toc242181178 \h </w:instrText>
+          <w:instrText xml:space="preserve"> PAGEREF _Toc242639163 \h </w:instrText>
         </w:r>
         <w:r>
           <w:rPr>
@@ -926,14 +988,18 @@
           <w:tab w:val="right" w:leader="dot" w:pos="9396"/>
         </w:tabs>
         <w:rPr>
+          <w:rFonts w:asciiTheme="minorHAnsi" w:hAnsiTheme="minorHAnsi"/>
           <w:noProof/>
-        </w:rPr>
-      </w:pPr>
-      <w:hyperlink w:anchor="_Toc242181179" w:history="1">
+          <w:color w:val="auto"/>
+          <w:lang w:val="es-AR" w:eastAsia="es-AR"/>
+        </w:rPr>
+      </w:pPr>
+      <w:hyperlink w:anchor="_Toc242639164" w:history="1">
         <w:r>
           <w:rPr>
             <w:rStyle w:val="Hipervnculo"/>
             <w:noProof/>
+            <w:lang w:val="es-ES"/>
           </w:rPr>
           <w:t>2.4 Herramientas y entorno</w:t>
         </w:r>
@@ -956,7 +1022,7 @@
             <w:noProof/>
             <w:webHidden/>
           </w:rPr>
-          <w:instrText xml:space="preserve"> PAGEREF _Toc242181179 \h </w:instrText>
+          <w:instrText xml:space="preserve"> PAGEREF _Toc242639164 \h </w:instrText>
         </w:r>
         <w:r>
           <w:rPr>
@@ -994,14 +1060,18 @@
           <w:tab w:val="right" w:leader="dot" w:pos="9396"/>
         </w:tabs>
         <w:rPr>
+          <w:rFonts w:asciiTheme="minorHAnsi" w:hAnsiTheme="minorHAnsi"/>
           <w:noProof/>
-        </w:rPr>
-      </w:pPr>
-      <w:hyperlink w:anchor="_Toc242181180" w:history="1">
+          <w:color w:val="auto"/>
+          <w:lang w:val="es-AR" w:eastAsia="es-AR"/>
+        </w:rPr>
+      </w:pPr>
+      <w:hyperlink w:anchor="_Toc242639165" w:history="1">
         <w:r>
           <w:rPr>
             <w:rStyle w:val="Hipervnculo"/>
             <w:noProof/>
+            <w:lang w:val="es-ES"/>
           </w:rPr>
           <w:t>3. Análisis exploratorio</w:t>
         </w:r>
@@ -1024,7 +1094,7 @@
             <w:noProof/>
             <w:webHidden/>
           </w:rPr>
-          <w:instrText xml:space="preserve"> PAGEREF _Toc242181180 \h </w:instrText>
+          <w:instrText xml:space="preserve"> PAGEREF _Toc242639165 \h </w:instrText>
         </w:r>
         <w:r>
           <w:rPr>
@@ -1062,14 +1132,18 @@
           <w:tab w:val="right" w:leader="dot" w:pos="9396"/>
         </w:tabs>
         <w:rPr>
+          <w:rFonts w:asciiTheme="minorHAnsi" w:hAnsiTheme="minorHAnsi"/>
           <w:noProof/>
-        </w:rPr>
-      </w:pPr>
-      <w:hyperlink w:anchor="_Toc242181181" w:history="1">
+          <w:color w:val="auto"/>
+          <w:lang w:val="es-AR" w:eastAsia="es-AR"/>
+        </w:rPr>
+      </w:pPr>
+      <w:hyperlink w:anchor="_Toc242639166" w:history="1">
         <w:r>
           <w:rPr>
             <w:rStyle w:val="Hipervnculo"/>
             <w:noProof/>
+            <w:lang w:val="es-ES"/>
           </w:rPr>
           <w:t>3.1 Evolución y composición del negocio</w:t>
         </w:r>
@@ -1092,7 +1166,7 @@
             <w:noProof/>
             <w:webHidden/>
           </w:rPr>
-          <w:instrText xml:space="preserve"> PAGEREF _Toc242181181 \h </w:instrText>
+          <w:instrText xml:space="preserve"> PAGEREF _Toc242639166 \h </w:instrText>
         </w:r>
         <w:r>
           <w:rPr>
@@ -1130,14 +1204,18 @@
           <w:tab w:val="right" w:leader="dot" w:pos="9396"/>
         </w:tabs>
         <w:rPr>
+          <w:rFonts w:asciiTheme="minorHAnsi" w:hAnsiTheme="minorHAnsi"/>
           <w:noProof/>
-        </w:rPr>
-      </w:pPr>
-      <w:hyperlink w:anchor="_Toc242181182" w:history="1">
+          <w:color w:val="auto"/>
+          <w:lang w:val="es-AR" w:eastAsia="es-AR"/>
+        </w:rPr>
+      </w:pPr>
+      <w:hyperlink w:anchor="_Toc242639167" w:history="1">
         <w:r>
           <w:rPr>
             <w:rStyle w:val="Hipervnculo"/>
             <w:noProof/>
+            <w:lang w:val="es-ES"/>
           </w:rPr>
           <w:t>3.2 Logística y satisfacción</w:t>
         </w:r>
@@ -1160,7 +1238,7 @@
             <w:noProof/>
             <w:webHidden/>
           </w:rPr>
-          <w:instrText xml:space="preserve"> PAGEREF _Toc242181182 \h </w:instrText>
+          <w:instrText xml:space="preserve"> PAGEREF _Toc242639167 \h </w:instrText>
         </w:r>
         <w:r>
           <w:rPr>
@@ -1180,7 +1258,7 @@
             <w:noProof/>
             <w:webHidden/>
           </w:rPr>
-          <w:t>8</w:t>
+          <w:t>9</w:t>
         </w:r>
         <w:r>
           <w:rPr>
@@ -1198,14 +1276,18 @@
           <w:tab w:val="right" w:leader="dot" w:pos="9396"/>
         </w:tabs>
         <w:rPr>
+          <w:rFonts w:asciiTheme="minorHAnsi" w:hAnsiTheme="minorHAnsi"/>
           <w:noProof/>
-        </w:rPr>
-      </w:pPr>
-      <w:hyperlink w:anchor="_Toc242181183" w:history="1">
+          <w:color w:val="auto"/>
+          <w:lang w:val="es-AR" w:eastAsia="es-AR"/>
+        </w:rPr>
+      </w:pPr>
+      <w:hyperlink w:anchor="_Toc242639168" w:history="1">
         <w:r>
           <w:rPr>
             <w:rStyle w:val="Hipervnculo"/>
             <w:noProof/>
+            <w:lang w:val="es-ES"/>
           </w:rPr>
           <w:t>3.3 Relaciones entre variables numéricas</w:t>
         </w:r>
@@ -1228,7 +1310,7 @@
             <w:noProof/>
             <w:webHidden/>
           </w:rPr>
-          <w:instrText xml:space="preserve"> PAGEREF _Toc242181183 \h </w:instrText>
+          <w:instrText xml:space="preserve"> PAGEREF _Toc242639168 \h </w:instrText>
         </w:r>
         <w:r>
           <w:rPr>
@@ -1248,7 +1330,7 @@
             <w:noProof/>
             <w:webHidden/>
           </w:rPr>
-          <w:t>10</w:t>
+          <w:t>11</w:t>
         </w:r>
         <w:r>
           <w:rPr>
@@ -1266,14 +1348,18 @@
           <w:tab w:val="right" w:leader="dot" w:pos="9396"/>
         </w:tabs>
         <w:rPr>
+          <w:rFonts w:asciiTheme="minorHAnsi" w:hAnsiTheme="minorHAnsi"/>
           <w:noProof/>
-        </w:rPr>
-      </w:pPr>
-      <w:hyperlink w:anchor="_Toc242181184" w:history="1">
+          <w:color w:val="auto"/>
+          <w:lang w:val="es-AR" w:eastAsia="es-AR"/>
+        </w:rPr>
+      </w:pPr>
+      <w:hyperlink w:anchor="_Toc242639169" w:history="1">
         <w:r>
           <w:rPr>
             <w:rStyle w:val="Hipervnculo"/>
             <w:noProof/>
+            <w:lang w:val="es-ES"/>
           </w:rPr>
           <w:t>3.4 Dimensión geográfica</w:t>
         </w:r>
@@ -1296,7 +1382,7 @@
             <w:noProof/>
             <w:webHidden/>
           </w:rPr>
-          <w:instrText xml:space="preserve"> PAGEREF _Toc242181184 \h </w:instrText>
+          <w:instrText xml:space="preserve"> PAGEREF _Toc242639169 \h </w:instrText>
         </w:r>
         <w:r>
           <w:rPr>
@@ -1334,14 +1420,18 @@
           <w:tab w:val="right" w:leader="dot" w:pos="9396"/>
         </w:tabs>
         <w:rPr>
+          <w:rFonts w:asciiTheme="minorHAnsi" w:hAnsiTheme="minorHAnsi"/>
           <w:noProof/>
-        </w:rPr>
-      </w:pPr>
-      <w:hyperlink w:anchor="_Toc242181185" w:history="1">
+          <w:color w:val="auto"/>
+          <w:lang w:val="es-AR" w:eastAsia="es-AR"/>
+        </w:rPr>
+      </w:pPr>
+      <w:hyperlink w:anchor="_Toc242639170" w:history="1">
         <w:r>
           <w:rPr>
             <w:rStyle w:val="Hipervnculo"/>
             <w:noProof/>
+            <w:lang w:val="es-ES"/>
           </w:rPr>
           <w:t>3.5 Análisis textual de las reseñas</w:t>
         </w:r>
@@ -1364,7 +1454,7 @@
             <w:noProof/>
             <w:webHidden/>
           </w:rPr>
-          <w:instrText xml:space="preserve"> PAGEREF _Toc242181185 \h </w:instrText>
+          <w:instrText xml:space="preserve"> PAGEREF _Toc242639170 \h </w:instrText>
         </w:r>
         <w:r>
           <w:rPr>
@@ -1384,7 +1474,7 @@
             <w:noProof/>
             <w:webHidden/>
           </w:rPr>
-          <w:t>11</w:t>
+          <w:t>12</w:t>
         </w:r>
         <w:r>
           <w:rPr>
@@ -1402,14 +1492,18 @@
           <w:tab w:val="right" w:leader="dot" w:pos="9396"/>
         </w:tabs>
         <w:rPr>
+          <w:rFonts w:asciiTheme="minorHAnsi" w:hAnsiTheme="minorHAnsi"/>
           <w:noProof/>
-        </w:rPr>
-      </w:pPr>
-      <w:hyperlink w:anchor="_Toc242181186" w:history="1">
+          <w:color w:val="auto"/>
+          <w:lang w:val="es-AR" w:eastAsia="es-AR"/>
+        </w:rPr>
+      </w:pPr>
+      <w:hyperlink w:anchor="_Toc242639171" w:history="1">
         <w:r>
           <w:rPr>
             <w:rStyle w:val="Hipervnculo"/>
             <w:noProof/>
+            <w:lang w:val="es-ES"/>
           </w:rPr>
           <w:t>4. Contraste de hipótesis</w:t>
         </w:r>
@@ -1432,7 +1526,7 @@
             <w:noProof/>
             <w:webHidden/>
           </w:rPr>
-          <w:instrText xml:space="preserve"> PAGEREF _Toc242181186 \h </w:instrText>
+          <w:instrText xml:space="preserve"> PAGEREF _Toc242639171 \h </w:instrText>
         </w:r>
         <w:r>
           <w:rPr>
@@ -1452,7 +1546,7 @@
             <w:noProof/>
             <w:webHidden/>
           </w:rPr>
-          <w:t>12</w:t>
+          <w:t>13</w:t>
         </w:r>
         <w:r>
           <w:rPr>
@@ -1470,14 +1564,18 @@
           <w:tab w:val="right" w:leader="dot" w:pos="9396"/>
         </w:tabs>
         <w:rPr>
+          <w:rFonts w:asciiTheme="minorHAnsi" w:hAnsiTheme="minorHAnsi"/>
           <w:noProof/>
-        </w:rPr>
-      </w:pPr>
-      <w:hyperlink w:anchor="_Toc242181187" w:history="1">
+          <w:color w:val="auto"/>
+          <w:lang w:val="es-AR" w:eastAsia="es-AR"/>
+        </w:rPr>
+      </w:pPr>
+      <w:hyperlink w:anchor="_Toc242639172" w:history="1">
         <w:r>
           <w:rPr>
             <w:rStyle w:val="Hipervnculo"/>
             <w:noProof/>
+            <w:lang w:val="es-ES"/>
           </w:rPr>
           <w:t>4.1 H1 — La demora reduce la satisfacción</w:t>
         </w:r>
@@ -1500,7 +1598,7 @@
             <w:noProof/>
             <w:webHidden/>
           </w:rPr>
-          <w:instrText xml:space="preserve"> PAGEREF _Toc242181187 \h </w:instrText>
+          <w:instrText xml:space="preserve"> PAGEREF _Toc242639172 \h </w:instrText>
         </w:r>
         <w:r>
           <w:rPr>
@@ -1520,7 +1618,7 @@
             <w:noProof/>
             <w:webHidden/>
           </w:rPr>
-          <w:t>12</w:t>
+          <w:t>13</w:t>
         </w:r>
         <w:r>
           <w:rPr>
@@ -1538,14 +1636,18 @@
           <w:tab w:val="right" w:leader="dot" w:pos="9396"/>
         </w:tabs>
         <w:rPr>
+          <w:rFonts w:asciiTheme="minorHAnsi" w:hAnsiTheme="minorHAnsi"/>
           <w:noProof/>
-        </w:rPr>
-      </w:pPr>
-      <w:hyperlink w:anchor="_Toc242181188" w:history="1">
+          <w:color w:val="auto"/>
+          <w:lang w:val="es-AR" w:eastAsia="es-AR"/>
+        </w:rPr>
+      </w:pPr>
+      <w:hyperlink w:anchor="_Toc242639173" w:history="1">
         <w:r>
           <w:rPr>
             <w:rStyle w:val="Hipervnculo"/>
             <w:noProof/>
+            <w:lang w:val="es-ES"/>
           </w:rPr>
           <w:t>4.2 H2 — Las reseñas negativas hablan de demoras</w:t>
         </w:r>
@@ -1568,7 +1670,7 @@
             <w:noProof/>
             <w:webHidden/>
           </w:rPr>
-          <w:instrText xml:space="preserve"> PAGEREF _Toc242181188 \h </w:instrText>
+          <w:instrText xml:space="preserve"> PAGEREF _Toc242639173 \h </w:instrText>
         </w:r>
         <w:r>
           <w:rPr>
@@ -1588,7 +1690,7 @@
             <w:noProof/>
             <w:webHidden/>
           </w:rPr>
-          <w:t>12</w:t>
+          <w:t>13</w:t>
         </w:r>
         <w:r>
           <w:rPr>
@@ -1606,14 +1708,18 @@
           <w:tab w:val="right" w:leader="dot" w:pos="9396"/>
         </w:tabs>
         <w:rPr>
+          <w:rFonts w:asciiTheme="minorHAnsi" w:hAnsiTheme="minorHAnsi"/>
           <w:noProof/>
-        </w:rPr>
-      </w:pPr>
-      <w:hyperlink w:anchor="_Toc242181189" w:history="1">
+          <w:color w:val="auto"/>
+          <w:lang w:val="es-AR" w:eastAsia="es-AR"/>
+        </w:rPr>
+      </w:pPr>
+      <w:hyperlink w:anchor="_Toc242639174" w:history="1">
         <w:r>
           <w:rPr>
             <w:rStyle w:val="Hipervnculo"/>
             <w:noProof/>
+            <w:lang w:val="es-ES"/>
           </w:rPr>
           <w:t>4.3 H3 — Fuera del Sudeste, más tiempo y más flete</w:t>
         </w:r>
@@ -1636,7 +1742,7 @@
             <w:noProof/>
             <w:webHidden/>
           </w:rPr>
-          <w:instrText xml:space="preserve"> PAGEREF _Toc242181189 \h </w:instrText>
+          <w:instrText xml:space="preserve"> PAGEREF _Toc242639174 \h </w:instrText>
         </w:r>
         <w:r>
           <w:rPr>
@@ -1674,14 +1780,18 @@
           <w:tab w:val="right" w:leader="dot" w:pos="9396"/>
         </w:tabs>
         <w:rPr>
+          <w:rFonts w:asciiTheme="minorHAnsi" w:hAnsiTheme="minorHAnsi"/>
           <w:noProof/>
-        </w:rPr>
-      </w:pPr>
-      <w:hyperlink w:anchor="_Toc242181190" w:history="1">
+          <w:color w:val="auto"/>
+          <w:lang w:val="es-AR" w:eastAsia="es-AR"/>
+        </w:rPr>
+      </w:pPr>
+      <w:hyperlink w:anchor="_Toc242639175" w:history="1">
         <w:r>
           <w:rPr>
             <w:rStyle w:val="Hipervnculo"/>
             <w:noProof/>
+            <w:lang w:val="es-ES"/>
           </w:rPr>
           <w:t>4.4 Hipótesis adicional — Mayor distancia implica mayor tiempo</w:t>
         </w:r>
@@ -1704,7 +1814,7 @@
             <w:noProof/>
             <w:webHidden/>
           </w:rPr>
-          <w:instrText xml:space="preserve"> PAGEREF _Toc242181190 \h </w:instrText>
+          <w:instrText xml:space="preserve"> PAGEREF _Toc242639175 \h </w:instrText>
         </w:r>
         <w:r>
           <w:rPr>
@@ -1742,10 +1852,13 @@
           <w:tab w:val="right" w:leader="dot" w:pos="9396"/>
         </w:tabs>
         <w:rPr>
+          <w:rFonts w:asciiTheme="minorHAnsi" w:hAnsiTheme="minorHAnsi"/>
           <w:noProof/>
-        </w:rPr>
-      </w:pPr>
-      <w:hyperlink w:anchor="_Toc242181191" w:history="1">
+          <w:color w:val="auto"/>
+          <w:lang w:val="es-AR" w:eastAsia="es-AR"/>
+        </w:rPr>
+      </w:pPr>
+      <w:hyperlink w:anchor="_Toc242639176" w:history="1">
         <w:r>
           <w:rPr>
             <w:rStyle w:val="Hipervnculo"/>
@@ -1772,7 +1885,7 @@
             <w:noProof/>
             <w:webHidden/>
           </w:rPr>
-          <w:instrText xml:space="preserve"> PAGEREF _Toc242181191 \h </w:instrText>
+          <w:instrText xml:space="preserve"> PAGEREF _Toc242639176 \h </w:instrText>
         </w:r>
         <w:r>
           <w:rPr>
@@ -1792,7 +1905,7 @@
             <w:noProof/>
             <w:webHidden/>
           </w:rPr>
-          <w:t>13</w:t>
+          <w:t>14</w:t>
         </w:r>
         <w:r>
           <w:rPr>
@@ -1810,14 +1923,18 @@
           <w:tab w:val="right" w:leader="dot" w:pos="9396"/>
         </w:tabs>
         <w:rPr>
+          <w:rFonts w:asciiTheme="minorHAnsi" w:hAnsiTheme="minorHAnsi"/>
           <w:noProof/>
-        </w:rPr>
-      </w:pPr>
-      <w:hyperlink w:anchor="_Toc242181192" w:history="1">
+          <w:color w:val="auto"/>
+          <w:lang w:val="es-AR" w:eastAsia="es-AR"/>
+        </w:rPr>
+      </w:pPr>
+      <w:hyperlink w:anchor="_Toc242639177" w:history="1">
         <w:r>
           <w:rPr>
             <w:rStyle w:val="Hipervnculo"/>
             <w:noProof/>
+            <w:lang w:val="es-ES"/>
           </w:rPr>
           <w:t>5. Modelado predictivo</w:t>
         </w:r>
@@ -1840,7 +1957,7 @@
             <w:noProof/>
             <w:webHidden/>
           </w:rPr>
-          <w:instrText xml:space="preserve"> PAGEREF _Toc242181192 \h </w:instrText>
+          <w:instrText xml:space="preserve"> PAGEREF _Toc242639177 \h </w:instrText>
         </w:r>
         <w:r>
           <w:rPr>
@@ -1860,7 +1977,7 @@
             <w:noProof/>
             <w:webHidden/>
           </w:rPr>
-          <w:t>13</w:t>
+          <w:t>14</w:t>
         </w:r>
         <w:r>
           <w:rPr>
@@ -1878,14 +1995,18 @@
           <w:tab w:val="right" w:leader="dot" w:pos="9396"/>
         </w:tabs>
         <w:rPr>
+          <w:rFonts w:asciiTheme="minorHAnsi" w:hAnsiTheme="minorHAnsi"/>
           <w:noProof/>
-        </w:rPr>
-      </w:pPr>
-      <w:hyperlink w:anchor="_Toc242181193" w:history="1">
+          <w:color w:val="auto"/>
+          <w:lang w:val="es-AR" w:eastAsia="es-AR"/>
+        </w:rPr>
+      </w:pPr>
+      <w:hyperlink w:anchor="_Toc242639178" w:history="1">
         <w:r>
           <w:rPr>
             <w:rStyle w:val="Hipervnculo"/>
             <w:noProof/>
+            <w:lang w:val="es-ES"/>
           </w:rPr>
           <w:t>5.1 Clasificación de la reseña</w:t>
         </w:r>
@@ -1908,7 +2029,7 @@
             <w:noProof/>
             <w:webHidden/>
           </w:rPr>
-          <w:instrText xml:space="preserve"> PAGEREF _Toc242181193 \h </w:instrText>
+          <w:instrText xml:space="preserve"> PAGEREF _Toc242639178 \h </w:instrText>
         </w:r>
         <w:r>
           <w:rPr>
@@ -1928,7 +2049,7 @@
             <w:noProof/>
             <w:webHidden/>
           </w:rPr>
-          <w:t>13</w:t>
+          <w:t>14</w:t>
         </w:r>
         <w:r>
           <w:rPr>
@@ -1946,14 +2067,18 @@
           <w:tab w:val="right" w:leader="dot" w:pos="9396"/>
         </w:tabs>
         <w:rPr>
+          <w:rFonts w:asciiTheme="minorHAnsi" w:hAnsiTheme="minorHAnsi"/>
           <w:noProof/>
-        </w:rPr>
-      </w:pPr>
-      <w:hyperlink w:anchor="_Toc242181194" w:history="1">
+          <w:color w:val="auto"/>
+          <w:lang w:val="es-AR" w:eastAsia="es-AR"/>
+        </w:rPr>
+      </w:pPr>
+      <w:hyperlink w:anchor="_Toc242639179" w:history="1">
         <w:r>
           <w:rPr>
             <w:rStyle w:val="Hipervnculo"/>
             <w:noProof/>
+            <w:lang w:val="es-ES"/>
           </w:rPr>
           <w:t>5.1.1 Diseño del problema</w:t>
         </w:r>
@@ -1976,7 +2101,7 @@
             <w:noProof/>
             <w:webHidden/>
           </w:rPr>
-          <w:instrText xml:space="preserve"> PAGEREF _Toc242181194 \h </w:instrText>
+          <w:instrText xml:space="preserve"> PAGEREF _Toc242639179 \h </w:instrText>
         </w:r>
         <w:r>
           <w:rPr>
@@ -1996,7 +2121,7 @@
             <w:noProof/>
             <w:webHidden/>
           </w:rPr>
-          <w:t>13</w:t>
+          <w:t>14</w:t>
         </w:r>
         <w:r>
           <w:rPr>
@@ -2014,14 +2139,18 @@
           <w:tab w:val="right" w:leader="dot" w:pos="9396"/>
         </w:tabs>
         <w:rPr>
+          <w:rFonts w:asciiTheme="minorHAnsi" w:hAnsiTheme="minorHAnsi"/>
           <w:noProof/>
-        </w:rPr>
-      </w:pPr>
-      <w:hyperlink w:anchor="_Toc242181195" w:history="1">
+          <w:color w:val="auto"/>
+          <w:lang w:val="es-AR" w:eastAsia="es-AR"/>
+        </w:rPr>
+      </w:pPr>
+      <w:hyperlink w:anchor="_Toc242639180" w:history="1">
         <w:r>
           <w:rPr>
             <w:rStyle w:val="Hipervnculo"/>
             <w:noProof/>
+            <w:lang w:val="es-ES"/>
           </w:rPr>
           <w:t>5.1.2 Separación de datos e historial del vendedor</w:t>
         </w:r>
@@ -2044,7 +2173,7 @@
             <w:noProof/>
             <w:webHidden/>
           </w:rPr>
-          <w:instrText xml:space="preserve"> PAGEREF _Toc242181195 \h </w:instrText>
+          <w:instrText xml:space="preserve"> PAGEREF _Toc242639180 \h </w:instrText>
         </w:r>
         <w:r>
           <w:rPr>
@@ -2082,14 +2211,18 @@
           <w:tab w:val="right" w:leader="dot" w:pos="9396"/>
         </w:tabs>
         <w:rPr>
+          <w:rFonts w:asciiTheme="minorHAnsi" w:hAnsiTheme="minorHAnsi"/>
           <w:noProof/>
-        </w:rPr>
-      </w:pPr>
-      <w:hyperlink w:anchor="_Toc242181196" w:history="1">
+          <w:color w:val="auto"/>
+          <w:lang w:val="es-AR" w:eastAsia="es-AR"/>
+        </w:rPr>
+      </w:pPr>
+      <w:hyperlink w:anchor="_Toc242639181" w:history="1">
         <w:r>
           <w:rPr>
             <w:rStyle w:val="Hipervnculo"/>
             <w:noProof/>
+            <w:lang w:val="es-ES"/>
           </w:rPr>
           <w:t>5.1.3 Entrenamiento y evaluación</w:t>
         </w:r>
@@ -2112,7 +2245,7 @@
             <w:noProof/>
             <w:webHidden/>
           </w:rPr>
-          <w:instrText xml:space="preserve"> PAGEREF _Toc242181196 \h </w:instrText>
+          <w:instrText xml:space="preserve"> PAGEREF _Toc242639181 \h </w:instrText>
         </w:r>
         <w:r>
           <w:rPr>
@@ -2132,7 +2265,7 @@
             <w:noProof/>
             <w:webHidden/>
           </w:rPr>
-          <w:t>14</w:t>
+          <w:t>15</w:t>
         </w:r>
         <w:r>
           <w:rPr>
@@ -2150,14 +2283,18 @@
           <w:tab w:val="right" w:leader="dot" w:pos="9396"/>
         </w:tabs>
         <w:rPr>
+          <w:rFonts w:asciiTheme="minorHAnsi" w:hAnsiTheme="minorHAnsi"/>
           <w:noProof/>
-        </w:rPr>
-      </w:pPr>
-      <w:hyperlink w:anchor="_Toc242181197" w:history="1">
+          <w:color w:val="auto"/>
+          <w:lang w:val="es-AR" w:eastAsia="es-AR"/>
+        </w:rPr>
+      </w:pPr>
+      <w:hyperlink w:anchor="_Toc242639182" w:history="1">
         <w:r>
           <w:rPr>
             <w:rStyle w:val="Hipervnculo"/>
             <w:noProof/>
+            <w:lang w:val="es-ES"/>
           </w:rPr>
           <w:t>5.1.4 Variables más influyentes</w:t>
         </w:r>
@@ -2180,7 +2317,7 @@
             <w:noProof/>
             <w:webHidden/>
           </w:rPr>
-          <w:instrText xml:space="preserve"> PAGEREF _Toc242181197 \h </w:instrText>
+          <w:instrText xml:space="preserve"> PAGEREF _Toc242639182 \h </w:instrText>
         </w:r>
         <w:r>
           <w:rPr>
@@ -2200,7 +2337,7 @@
             <w:noProof/>
             <w:webHidden/>
           </w:rPr>
-          <w:t>16</w:t>
+          <w:t>17</w:t>
         </w:r>
         <w:r>
           <w:rPr>
@@ -2218,14 +2355,18 @@
           <w:tab w:val="right" w:leader="dot" w:pos="9396"/>
         </w:tabs>
         <w:rPr>
+          <w:rFonts w:asciiTheme="minorHAnsi" w:hAnsiTheme="minorHAnsi"/>
           <w:noProof/>
-        </w:rPr>
-      </w:pPr>
-      <w:hyperlink w:anchor="_Toc242181198" w:history="1">
+          <w:color w:val="auto"/>
+          <w:lang w:val="es-AR" w:eastAsia="es-AR"/>
+        </w:rPr>
+      </w:pPr>
+      <w:hyperlink w:anchor="_Toc242639183" w:history="1">
         <w:r>
           <w:rPr>
             <w:rStyle w:val="Hipervnculo"/>
             <w:noProof/>
+            <w:lang w:val="es-ES"/>
           </w:rPr>
           <w:t>5.1.5 Valor operativo del modelo</w:t>
         </w:r>
@@ -2248,7 +2389,7 @@
             <w:noProof/>
             <w:webHidden/>
           </w:rPr>
-          <w:instrText xml:space="preserve"> PAGEREF _Toc242181198 \h </w:instrText>
+          <w:instrText xml:space="preserve"> PAGEREF _Toc242639183 \h </w:instrText>
         </w:r>
         <w:r>
           <w:rPr>
@@ -2268,7 +2409,7 @@
             <w:noProof/>
             <w:webHidden/>
           </w:rPr>
-          <w:t>16</w:t>
+          <w:t>17</w:t>
         </w:r>
         <w:r>
           <w:rPr>
@@ -2286,14 +2427,18 @@
           <w:tab w:val="right" w:leader="dot" w:pos="9396"/>
         </w:tabs>
         <w:rPr>
+          <w:rFonts w:asciiTheme="minorHAnsi" w:hAnsiTheme="minorHAnsi"/>
           <w:noProof/>
-        </w:rPr>
-      </w:pPr>
-      <w:hyperlink w:anchor="_Toc242181199" w:history="1">
+          <w:color w:val="auto"/>
+          <w:lang w:val="es-AR" w:eastAsia="es-AR"/>
+        </w:rPr>
+      </w:pPr>
+      <w:hyperlink w:anchor="_Toc242639184" w:history="1">
         <w:r>
           <w:rPr>
             <w:rStyle w:val="Hipervnculo"/>
             <w:noProof/>
+            <w:lang w:val="es-ES"/>
           </w:rPr>
           <w:t>5.2 Segmentación de vendedores</w:t>
         </w:r>
@@ -2316,7 +2461,7 @@
             <w:noProof/>
             <w:webHidden/>
           </w:rPr>
-          <w:instrText xml:space="preserve"> PAGEREF _Toc242181199 \h </w:instrText>
+          <w:instrText xml:space="preserve"> PAGEREF _Toc242639184 \h </w:instrText>
         </w:r>
         <w:r>
           <w:rPr>
@@ -2336,7 +2481,7 @@
             <w:noProof/>
             <w:webHidden/>
           </w:rPr>
-          <w:t>17</w:t>
+          <w:t>18</w:t>
         </w:r>
         <w:r>
           <w:rPr>
@@ -2354,14 +2499,18 @@
           <w:tab w:val="right" w:leader="dot" w:pos="9396"/>
         </w:tabs>
         <w:rPr>
+          <w:rFonts w:asciiTheme="minorHAnsi" w:hAnsiTheme="minorHAnsi"/>
           <w:noProof/>
-        </w:rPr>
-      </w:pPr>
-      <w:hyperlink w:anchor="_Toc242181200" w:history="1">
+          <w:color w:val="auto"/>
+          <w:lang w:val="es-AR" w:eastAsia="es-AR"/>
+        </w:rPr>
+      </w:pPr>
+      <w:hyperlink w:anchor="_Toc242639185" w:history="1">
         <w:r>
           <w:rPr>
             <w:rStyle w:val="Hipervnculo"/>
             <w:noProof/>
+            <w:lang w:val="es-ES"/>
           </w:rPr>
           <w:t>5.2.1 Diseño y selección del número de segmentos</w:t>
         </w:r>
@@ -2384,7 +2533,7 @@
             <w:noProof/>
             <w:webHidden/>
           </w:rPr>
-          <w:instrText xml:space="preserve"> PAGEREF _Toc242181200 \h </w:instrText>
+          <w:instrText xml:space="preserve"> PAGEREF _Toc242639185 \h </w:instrText>
         </w:r>
         <w:r>
           <w:rPr>
@@ -2404,7 +2553,7 @@
             <w:noProof/>
             <w:webHidden/>
           </w:rPr>
-          <w:t>17</w:t>
+          <w:t>18</w:t>
         </w:r>
         <w:r>
           <w:rPr>
@@ -2422,14 +2571,18 @@
           <w:tab w:val="right" w:leader="dot" w:pos="9396"/>
         </w:tabs>
         <w:rPr>
+          <w:rFonts w:asciiTheme="minorHAnsi" w:hAnsiTheme="minorHAnsi"/>
           <w:noProof/>
-        </w:rPr>
-      </w:pPr>
-      <w:hyperlink w:anchor="_Toc242181201" w:history="1">
+          <w:color w:val="auto"/>
+          <w:lang w:val="es-AR" w:eastAsia="es-AR"/>
+        </w:rPr>
+      </w:pPr>
+      <w:hyperlink w:anchor="_Toc242639186" w:history="1">
         <w:r>
           <w:rPr>
             <w:rStyle w:val="Hipervnculo"/>
             <w:noProof/>
+            <w:lang w:val="es-ES"/>
           </w:rPr>
           <w:t>5.2.2 Perfil de los tres segmentos</w:t>
         </w:r>
@@ -2452,7 +2605,7 @@
             <w:noProof/>
             <w:webHidden/>
           </w:rPr>
-          <w:instrText xml:space="preserve"> PAGEREF _Toc242181201 \h </w:instrText>
+          <w:instrText xml:space="preserve"> PAGEREF _Toc242639186 \h </w:instrText>
         </w:r>
         <w:r>
           <w:rPr>
@@ -2472,7 +2625,7 @@
             <w:noProof/>
             <w:webHidden/>
           </w:rPr>
-          <w:t>18</w:t>
+          <w:t>19</w:t>
         </w:r>
         <w:r>
           <w:rPr>
@@ -2490,14 +2643,18 @@
           <w:tab w:val="right" w:leader="dot" w:pos="9396"/>
         </w:tabs>
         <w:rPr>
+          <w:rFonts w:asciiTheme="minorHAnsi" w:hAnsiTheme="minorHAnsi"/>
           <w:noProof/>
-        </w:rPr>
-      </w:pPr>
-      <w:hyperlink w:anchor="_Toc242181202" w:history="1">
+          <w:color w:val="auto"/>
+          <w:lang w:val="es-AR" w:eastAsia="es-AR"/>
+        </w:rPr>
+      </w:pPr>
+      <w:hyperlink w:anchor="_Toc242639187" w:history="1">
         <w:r>
           <w:rPr>
             <w:rStyle w:val="Hipervnculo"/>
             <w:noProof/>
+            <w:lang w:val="es-ES"/>
           </w:rPr>
           <w:t>6. Conclusiones y oportunidades de negocio</w:t>
         </w:r>
@@ -2520,7 +2677,7 @@
             <w:noProof/>
             <w:webHidden/>
           </w:rPr>
-          <w:instrText xml:space="preserve"> PAGEREF _Toc242181202 \h </w:instrText>
+          <w:instrText xml:space="preserve"> PAGEREF _Toc242639187 \h </w:instrText>
         </w:r>
         <w:r>
           <w:rPr>
@@ -2540,7 +2697,7 @@
             <w:noProof/>
             <w:webHidden/>
           </w:rPr>
-          <w:t>20</w:t>
+          <w:t>21</w:t>
         </w:r>
         <w:r>
           <w:rPr>
@@ -2558,14 +2715,18 @@
           <w:tab w:val="right" w:leader="dot" w:pos="9396"/>
         </w:tabs>
         <w:rPr>
+          <w:rFonts w:asciiTheme="minorHAnsi" w:hAnsiTheme="minorHAnsi"/>
           <w:noProof/>
-        </w:rPr>
-      </w:pPr>
-      <w:hyperlink w:anchor="_Toc242181203" w:history="1">
+          <w:color w:val="auto"/>
+          <w:lang w:val="es-AR" w:eastAsia="es-AR"/>
+        </w:rPr>
+      </w:pPr>
+      <w:hyperlink w:anchor="_Toc242639188" w:history="1">
         <w:r>
           <w:rPr>
             <w:rStyle w:val="Hipervnculo"/>
             <w:noProof/>
+            <w:lang w:val="es-ES"/>
           </w:rPr>
           <w:t>6.1 La logística es el problema central de la experiencia</w:t>
         </w:r>
@@ -2588,7 +2749,7 @@
             <w:noProof/>
             <w:webHidden/>
           </w:rPr>
-          <w:instrText xml:space="preserve"> PAGEREF _Toc242181203 \h </w:instrText>
+          <w:instrText xml:space="preserve"> PAGEREF _Toc242639188 \h </w:instrText>
         </w:r>
         <w:r>
           <w:rPr>
@@ -2608,7 +2769,7 @@
             <w:noProof/>
             <w:webHidden/>
           </w:rPr>
-          <w:t>20</w:t>
+          <w:t>21</w:t>
         </w:r>
         <w:r>
           <w:rPr>
@@ -2626,14 +2787,18 @@
           <w:tab w:val="right" w:leader="dot" w:pos="9396"/>
         </w:tabs>
         <w:rPr>
+          <w:rFonts w:asciiTheme="minorHAnsi" w:hAnsiTheme="minorHAnsi"/>
           <w:noProof/>
-        </w:rPr>
-      </w:pPr>
-      <w:hyperlink w:anchor="_Toc242181204" w:history="1">
+          <w:color w:val="auto"/>
+          <w:lang w:val="es-AR" w:eastAsia="es-AR"/>
+        </w:rPr>
+      </w:pPr>
+      <w:hyperlink w:anchor="_Toc242639189" w:history="1">
         <w:r>
           <w:rPr>
             <w:rStyle w:val="Hipervnculo"/>
             <w:noProof/>
+            <w:lang w:val="es-ES"/>
           </w:rPr>
           <w:t>6.2 La brecha geográfica es real y costosa</w:t>
         </w:r>
@@ -2656,7 +2821,7 @@
             <w:noProof/>
             <w:webHidden/>
           </w:rPr>
-          <w:instrText xml:space="preserve"> PAGEREF _Toc242181204 \h </w:instrText>
+          <w:instrText xml:space="preserve"> PAGEREF _Toc242639189 \h </w:instrText>
         </w:r>
         <w:r>
           <w:rPr>
@@ -2676,7 +2841,7 @@
             <w:noProof/>
             <w:webHidden/>
           </w:rPr>
-          <w:t>20</w:t>
+          <w:t>21</w:t>
         </w:r>
         <w:r>
           <w:rPr>
@@ -2694,14 +2859,18 @@
           <w:tab w:val="right" w:leader="dot" w:pos="9396"/>
         </w:tabs>
         <w:rPr>
+          <w:rFonts w:asciiTheme="minorHAnsi" w:hAnsiTheme="minorHAnsi"/>
           <w:noProof/>
-        </w:rPr>
-      </w:pPr>
-      <w:hyperlink w:anchor="_Toc242181205" w:history="1">
+          <w:color w:val="auto"/>
+          <w:lang w:val="es-AR" w:eastAsia="es-AR"/>
+        </w:rPr>
+      </w:pPr>
+      <w:hyperlink w:anchor="_Toc242639190" w:history="1">
         <w:r>
           <w:rPr>
             <w:rStyle w:val="Hipervnculo"/>
             <w:noProof/>
+            <w:lang w:val="es-ES"/>
           </w:rPr>
           <w:t>6.3 Se puede anticipar una mala reseña antes de la entrega</w:t>
         </w:r>
@@ -2724,7 +2893,7 @@
             <w:noProof/>
             <w:webHidden/>
           </w:rPr>
-          <w:instrText xml:space="preserve"> PAGEREF _Toc242181205 \h </w:instrText>
+          <w:instrText xml:space="preserve"> PAGEREF _Toc242639190 \h </w:instrText>
         </w:r>
         <w:r>
           <w:rPr>
@@ -2744,7 +2913,7 @@
             <w:noProof/>
             <w:webHidden/>
           </w:rPr>
-          <w:t>20</w:t>
+          <w:t>21</w:t>
         </w:r>
         <w:r>
           <w:rPr>
@@ -2762,14 +2931,18 @@
           <w:tab w:val="right" w:leader="dot" w:pos="9396"/>
         </w:tabs>
         <w:rPr>
+          <w:rFonts w:asciiTheme="minorHAnsi" w:hAnsiTheme="minorHAnsi"/>
           <w:noProof/>
-        </w:rPr>
-      </w:pPr>
-      <w:hyperlink w:anchor="_Toc242181206" w:history="1">
+          <w:color w:val="auto"/>
+          <w:lang w:val="es-AR" w:eastAsia="es-AR"/>
+        </w:rPr>
+      </w:pPr>
+      <w:hyperlink w:anchor="_Toc242639191" w:history="1">
         <w:r>
           <w:rPr>
             <w:rStyle w:val="Hipervnculo"/>
             <w:noProof/>
+            <w:lang w:val="es-ES"/>
           </w:rPr>
           <w:t>6.4 Los vendedores no son homogéneos</w:t>
         </w:r>
@@ -2792,7 +2965,7 @@
             <w:noProof/>
             <w:webHidden/>
           </w:rPr>
-          <w:instrText xml:space="preserve"> PAGEREF _Toc242181206 \h </w:instrText>
+          <w:instrText xml:space="preserve"> PAGEREF _Toc242639191 \h </w:instrText>
         </w:r>
         <w:r>
           <w:rPr>
@@ -2812,7 +2985,7 @@
             <w:noProof/>
             <w:webHidden/>
           </w:rPr>
-          <w:t>20</w:t>
+          <w:t>21</w:t>
         </w:r>
         <w:r>
           <w:rPr>
@@ -2830,14 +3003,18 @@
           <w:tab w:val="right" w:leader="dot" w:pos="9396"/>
         </w:tabs>
         <w:rPr>
+          <w:rFonts w:asciiTheme="minorHAnsi" w:hAnsiTheme="minorHAnsi"/>
           <w:noProof/>
-        </w:rPr>
-      </w:pPr>
-      <w:hyperlink w:anchor="_Toc242181207" w:history="1">
+          <w:color w:val="auto"/>
+          <w:lang w:val="es-AR" w:eastAsia="es-AR"/>
+        </w:rPr>
+      </w:pPr>
+      <w:hyperlink w:anchor="_Toc242639192" w:history="1">
         <w:r>
           <w:rPr>
             <w:rStyle w:val="Hipervnculo"/>
             <w:noProof/>
+            <w:lang w:val="es-ES"/>
           </w:rPr>
           <w:t>6.5 Volumen y facturación son ejes distintos</w:t>
         </w:r>
@@ -2860,7 +3037,7 @@
             <w:noProof/>
             <w:webHidden/>
           </w:rPr>
-          <w:instrText xml:space="preserve"> PAGEREF _Toc242181207 \h </w:instrText>
+          <w:instrText xml:space="preserve"> PAGEREF _Toc242639192 \h </w:instrText>
         </w:r>
         <w:r>
           <w:rPr>
@@ -2880,7 +3057,7 @@
             <w:noProof/>
             <w:webHidden/>
           </w:rPr>
-          <w:t>20</w:t>
+          <w:t>21</w:t>
         </w:r>
         <w:r>
           <w:rPr>
@@ -2898,14 +3075,18 @@
           <w:tab w:val="right" w:leader="dot" w:pos="9396"/>
         </w:tabs>
         <w:rPr>
+          <w:rFonts w:asciiTheme="minorHAnsi" w:hAnsiTheme="minorHAnsi"/>
           <w:noProof/>
-        </w:rPr>
-      </w:pPr>
-      <w:hyperlink w:anchor="_Toc242181208" w:history="1">
+          <w:color w:val="auto"/>
+          <w:lang w:val="es-AR" w:eastAsia="es-AR"/>
+        </w:rPr>
+      </w:pPr>
+      <w:hyperlink w:anchor="_Toc242639193" w:history="1">
         <w:r>
           <w:rPr>
             <w:rStyle w:val="Hipervnculo"/>
             <w:noProof/>
+            <w:lang w:val="es-ES"/>
           </w:rPr>
           <w:t>7. Trabajo futuro</w:t>
         </w:r>
@@ -2928,7 +3109,7 @@
             <w:noProof/>
             <w:webHidden/>
           </w:rPr>
-          <w:instrText xml:space="preserve"> PAGEREF _Toc242181208 \h </w:instrText>
+          <w:instrText xml:space="preserve"> PAGEREF _Toc242639193 \h </w:instrText>
         </w:r>
         <w:r>
           <w:rPr>
@@ -2948,7 +3129,7 @@
             <w:noProof/>
             <w:webHidden/>
           </w:rPr>
-          <w:t>21</w:t>
+          <w:t>22</w:t>
         </w:r>
         <w:r>
           <w:rPr>
@@ -2966,14 +3147,18 @@
           <w:tab w:val="right" w:leader="dot" w:pos="9396"/>
         </w:tabs>
         <w:rPr>
+          <w:rFonts w:asciiTheme="minorHAnsi" w:hAnsiTheme="minorHAnsi"/>
           <w:noProof/>
-        </w:rPr>
-      </w:pPr>
-      <w:hyperlink w:anchor="_Toc242181209" w:history="1">
+          <w:color w:val="auto"/>
+          <w:lang w:val="es-AR" w:eastAsia="es-AR"/>
+        </w:rPr>
+      </w:pPr>
+      <w:hyperlink w:anchor="_Toc242639194" w:history="1">
         <w:r>
           <w:rPr>
             <w:rStyle w:val="Hipervnculo"/>
             <w:noProof/>
+            <w:lang w:val="es-ES"/>
           </w:rPr>
           <w:t>8. Limitaciones</w:t>
         </w:r>
@@ -2996,7 +3181,7 @@
             <w:noProof/>
             <w:webHidden/>
           </w:rPr>
-          <w:instrText xml:space="preserve"> PAGEREF _Toc242181209 \h </w:instrText>
+          <w:instrText xml:space="preserve"> PAGEREF _Toc242639194 \h </w:instrText>
         </w:r>
         <w:r>
           <w:rPr>
@@ -3016,7 +3201,7 @@
             <w:noProof/>
             <w:webHidden/>
           </w:rPr>
-          <w:t>21</w:t>
+          <w:t>22</w:t>
         </w:r>
         <w:r>
           <w:rPr>
@@ -3034,14 +3219,18 @@
           <w:tab w:val="right" w:leader="dot" w:pos="9396"/>
         </w:tabs>
         <w:rPr>
+          <w:rFonts w:asciiTheme="minorHAnsi" w:hAnsiTheme="minorHAnsi"/>
           <w:noProof/>
-        </w:rPr>
-      </w:pPr>
-      <w:hyperlink w:anchor="_Toc242181210" w:history="1">
+          <w:color w:val="auto"/>
+          <w:lang w:val="es-AR" w:eastAsia="es-AR"/>
+        </w:rPr>
+      </w:pPr>
+      <w:hyperlink w:anchor="_Toc242639195" w:history="1">
         <w:r>
           <w:rPr>
             <w:rStyle w:val="Hipervnculo"/>
             <w:noProof/>
+            <w:lang w:val="es-ES"/>
           </w:rPr>
           <w:t>9. Glosario</w:t>
         </w:r>
@@ -3064,7 +3253,7 @@
             <w:noProof/>
             <w:webHidden/>
           </w:rPr>
-          <w:instrText xml:space="preserve"> PAGEREF _Toc242181210 \h </w:instrText>
+          <w:instrText xml:space="preserve"> PAGEREF _Toc242639195 \h </w:instrText>
         </w:r>
         <w:r>
           <w:rPr>
@@ -3084,7 +3273,7 @@
             <w:noProof/>
             <w:webHidden/>
           </w:rPr>
-          <w:t>22</w:t>
+          <w:t>23</w:t>
         </w:r>
         <w:r>
           <w:rPr>
@@ -3102,14 +3291,18 @@
           <w:tab w:val="right" w:leader="dot" w:pos="9396"/>
         </w:tabs>
         <w:rPr>
+          <w:rFonts w:asciiTheme="minorHAnsi" w:hAnsiTheme="minorHAnsi"/>
           <w:noProof/>
-        </w:rPr>
-      </w:pPr>
-      <w:hyperlink w:anchor="_Toc242181211" w:history="1">
+          <w:color w:val="auto"/>
+          <w:lang w:val="es-AR" w:eastAsia="es-AR"/>
+        </w:rPr>
+      </w:pPr>
+      <w:hyperlink w:anchor="_Toc242639196" w:history="1">
         <w:r>
           <w:rPr>
             <w:rStyle w:val="Hipervnculo"/>
             <w:noProof/>
+            <w:lang w:val="es-ES"/>
           </w:rPr>
           <w:t>10. Reproducibilidad</w:t>
         </w:r>
@@ -3132,7 +3325,7 @@
             <w:noProof/>
             <w:webHidden/>
           </w:rPr>
-          <w:instrText xml:space="preserve"> PAGEREF _Toc242181211 \h </w:instrText>
+          <w:instrText xml:space="preserve"> PAGEREF _Toc242639196 \h </w:instrText>
         </w:r>
         <w:r>
           <w:rPr>
@@ -3152,7 +3345,7 @@
             <w:noProof/>
             <w:webHidden/>
           </w:rPr>
-          <w:t>22</w:t>
+          <w:t>23</w:t>
         </w:r>
         <w:r>
           <w:rPr>
@@ -3180,7 +3373,7 @@
           <w:lang w:val="es-ES"/>
         </w:rPr>
       </w:pPr>
-      <w:bookmarkStart w:id="0" w:name="_Toc242181171"/>
+      <w:bookmarkStart w:id="0" w:name="_Toc242639156"/>
       <w:r>
         <w:rPr>
           <w:lang w:val="es-ES"/>
@@ -3197,7 +3390,7 @@
           <w:lang w:val="es-ES"/>
         </w:rPr>
       </w:pPr>
-      <w:bookmarkStart w:id="1" w:name="_Toc242181172"/>
+      <w:bookmarkStart w:id="1" w:name="_Toc242639157"/>
       <w:r>
         <w:rPr>
           <w:lang w:val="es-ES"/>
@@ -3212,74 +3405,185 @@
           <w:lang w:val="es-ES"/>
         </w:rPr>
       </w:pPr>
+      <w:r>
+        <w:rPr>
+          <w:lang w:val="es-ES"/>
+        </w:rPr>
+        <w:t>Olist es un marketplace brasileño que conecta a miles de pequeños y medianos comercios con compradores de todo el país, coordinando la publicación, la venta y el envío de los productos a través de una plataforma integrada. A diferencia de los modelos de comercio electrónico tradicional, en los que un único vendedor gestiona su propia logística, en Olist coexisten miles de vendedores con capacidades operativas muy dispares, lo que genera una fuerte heterogeneidad en la experiencia de compra.</w:t>
+      </w:r>
+    </w:p>
+    <w:p>
+      <w:pPr>
+        <w:rPr>
+          <w:lang w:val="es-ES"/>
+        </w:rPr>
+      </w:pPr>
+      <w:r>
+        <w:rPr>
+          <w:lang w:val="es-ES"/>
+        </w:rPr>
+        <w:t>En este escenario, la satisfacción del cliente —medida a través de las reseñas que deja después de recibir el producto— se convierte en la métrica central del negocio: un marketplace cuya reputación cae pierde compradores y, con ellos, vendedores. Comprender qué factores explican las reseñas negativas y dónde se concentran los problemas es, por lo tanto, una necesidad estratégica.</w:t>
+      </w:r>
+    </w:p>
+    <w:p>
+      <w:pPr>
+        <w:pStyle w:val="Ttulo2"/>
+        <w:rPr>
+          <w:lang w:val="es-ES"/>
+        </w:rPr>
+      </w:pPr>
+      <w:bookmarkStart w:id="2" w:name="_Toc242639158"/>
+      <w:r>
+        <w:rPr>
+          <w:lang w:val="es-ES"/>
+        </w:rPr>
+        <w:t>1.2 Objetivos del análisis</w:t>
+      </w:r>
+      <w:bookmarkEnd w:id="2"/>
+    </w:p>
+    <w:p>
+      <w:pPr>
+        <w:rPr>
+          <w:lang w:val="es-ES"/>
+        </w:rPr>
+      </w:pPr>
+      <w:r>
+        <w:rPr>
+          <w:lang w:val="es-ES"/>
+        </w:rPr>
+        <w:t>El presente trabajo se propone tres objetivos principales. En primer lugar, explorar y describir el comportamiento del marketplace a partir de los datos públicos de Olist, con foco en la relación entre logística, geografía y satisfacción del cliente. En segundo lugar, contrastar formalmente cuatro hipótesis de negocio mediante tests estadísticos no paramétricos. En tercer lugar, construir dos modelos analíticos: un clasificador que anticipe si una compra terminará en reseña negativa usando solamente información disponible al momento de la compra, y una segmentación de vendedores que permita identificar grupos de riesgo prioritario.</w:t>
+      </w:r>
+    </w:p>
+    <w:p>
+      <w:pPr>
+        <w:rPr>
+          <w:lang w:val="es-ES"/>
+        </w:rPr>
+      </w:pPr>
+      <w:r>
+        <w:rPr>
+          <w:lang w:val="es-ES"/>
+        </w:rPr>
+        <w:t>Adicionalmente, se desarrolló un dashboard interactivo en Streamlit que presenta los resultados del análisis y permite predecir el riesgo de una compra nueva sin reentrenar el modelo.</w:t>
+      </w:r>
+    </w:p>
+    <w:p>
+      <w:pPr>
+        <w:pStyle w:val="Ttulo2"/>
+        <w:rPr>
+          <w:lang w:val="es-ES"/>
+        </w:rPr>
+      </w:pPr>
+      <w:bookmarkStart w:id="3" w:name="_Toc242639159"/>
+      <w:r>
+        <w:rPr>
+          <w:lang w:val="es-ES"/>
+        </w:rPr>
+        <w:t>1.3 Alcance y fuente de datos</w:t>
+      </w:r>
+      <w:bookmarkEnd w:id="3"/>
+    </w:p>
+    <w:p>
+      <w:pPr>
+        <w:rPr>
+          <w:lang w:val="es-ES"/>
+        </w:rPr>
+      </w:pPr>
+      <w:r>
+        <w:rPr>
+          <w:lang w:val="es-ES"/>
+        </w:rPr>
+        <w:t xml:space="preserve">El análisis se basa en el dataset público «Brazilian E-Commerce </w:t>
+      </w:r>
       <w:proofErr w:type="spellStart"/>
       <w:r>
         <w:rPr>
           <w:lang w:val="es-ES"/>
         </w:rPr>
-        <w:t>Olist</w:t>
+        <w:t>Public</w:t>
       </w:r>
       <w:proofErr w:type="spellEnd"/>
       <w:r>
         <w:rPr>
           <w:lang w:val="es-ES"/>
         </w:rPr>
-        <w:t xml:space="preserve"> es un </w:t>
+        <w:t xml:space="preserve"> Dataset </w:t>
       </w:r>
       <w:proofErr w:type="spellStart"/>
       <w:r>
         <w:rPr>
           <w:lang w:val="es-ES"/>
         </w:rPr>
-        <w:t>marketplace</w:t>
+        <w:t>by</w:t>
       </w:r>
       <w:proofErr w:type="spellEnd"/>
       <w:r>
         <w:rPr>
           <w:lang w:val="es-ES"/>
         </w:rPr>
-        <w:t xml:space="preserve"> brasileño que conecta a miles de pequeños y medianos comercios con compradores de todo el país, coordinando la publicación, la venta y el envío de los productos a través de una plataforma integrada. A diferencia de los modelos de comercio electrónico tradicional, en los que un único vendedor gestiona su propia logística, en </w:t>
-      </w:r>
-      <w:proofErr w:type="spellStart"/>
-      <w:r>
-        <w:rPr>
-          <w:lang w:val="es-ES"/>
-        </w:rPr>
-        <w:t>Olist</w:t>
-      </w:r>
-      <w:proofErr w:type="spellEnd"/>
-      <w:r>
-        <w:rPr>
-          <w:lang w:val="es-ES"/>
-        </w:rPr>
-        <w:t xml:space="preserve"> coexisten miles de vendedores con capacidades operativas muy dispares, lo que genera una fuerte heterogeneidad en la experiencia de compra.</w:t>
-      </w:r>
-    </w:p>
-    <w:p>
-      <w:pPr>
-        <w:rPr>
-          <w:lang w:val="es-ES"/>
-        </w:rPr>
-      </w:pPr>
-      <w:r>
-        <w:rPr>
-          <w:lang w:val="es-ES"/>
-        </w:rPr>
-        <w:t xml:space="preserve">En este escenario, la satisfacción del cliente —medida a través de las reseñas que deja después de recibir el producto— se convierte en la métrica central del negocio: un </w:t>
-      </w:r>
-      <w:proofErr w:type="spellStart"/>
-      <w:r>
-        <w:rPr>
-          <w:lang w:val="es-ES"/>
-        </w:rPr>
-        <w:t>marketplace</w:t>
-      </w:r>
-      <w:proofErr w:type="spellEnd"/>
-      <w:r>
-        <w:rPr>
-          <w:lang w:val="es-ES"/>
-        </w:rPr>
-        <w:t xml:space="preserve"> cuya reputación cae pierde compradores y, con ellos, vendedores. Comprender qué factores explican las reseñas negativas y dónde se concentran los problemas es, por lo tanto, una necesidad estratégica.</w:t>
+        <w:t xml:space="preserve"> Olist», disponible en Kaggle. El dataset contiene información de aproximadamente 100.000 pedidos realizados entre septiembre de 2016 y septiembre de 2018, distribuida en nueve tablas relacionales que cubren pedidos, ítems, pagos, reseñas, clientes, productos, vendedores, geolocalización y traducción de categorías.</w:t>
+      </w:r>
+    </w:p>
+    <w:p>
+      <w:pPr>
+        <w:rPr>
+          <w:lang w:val="es-ES"/>
+        </w:rPr>
+      </w:pPr>
+      <w:r>
+        <w:rPr>
+          <w:lang w:val="es-ES"/>
+        </w:rPr>
+        <w:t>Todos los datos son anónimos; los identificadores de clientes y vendedores están encriptados y las coordenadas geográficas se refieren al centroide del código postal, no a direcciones reales.</w:t>
+      </w:r>
+    </w:p>
+    <w:p>
+      <w:pPr>
+        <w:rPr>
+          <w:lang w:val="es-ES"/>
+        </w:rPr>
+      </w:pPr>
+    </w:p>
+    <w:p>
+      <w:pPr>
+        <w:pStyle w:val="Ttulo1"/>
+        <w:rPr>
+          <w:lang w:val="es-ES"/>
+        </w:rPr>
+      </w:pPr>
+      <w:bookmarkStart w:id="4" w:name="_Toc242639160"/>
+      <w:r>
+        <w:rPr>
+          <w:lang w:val="es-ES"/>
+        </w:rPr>
+        <w:lastRenderedPageBreak/>
+        <w:t>2. Datos y metodología</w:t>
+      </w:r>
+      <w:bookmarkEnd w:id="4"/>
+    </w:p>
+    <w:p>
+      <w:pPr>
+        <w:rPr>
+          <w:lang w:val="es-ES"/>
+        </w:rPr>
+      </w:pPr>
+      <w:r>
+        <w:rPr>
+          <w:lang w:val="es-ES"/>
+        </w:rPr>
+        <w:t xml:space="preserve">El proyecto se organiza como un pipeline reproducible de notebooks Jupyter numerados del 00 al 11. Cada notebook consume el artefacto que generó el anterior y documenta, antes de cada bloque de código, qué se hace y para qué. A </w:t>
+      </w:r>
+      <w:r>
+        <w:rPr>
+          <w:lang w:val="es-ES"/>
+        </w:rPr>
+        <w:t>continuación,</w:t>
+      </w:r>
+      <w:r>
+        <w:rPr>
+          <w:lang w:val="es-ES"/>
+        </w:rPr>
+        <w:t xml:space="preserve"> se describe cada etapa del pipeline.</w:t>
       </w:r>
     </w:p>
     <w:p>
@@ -3289,109 +3593,39 @@
           <w:lang w:val="es-ES"/>
         </w:rPr>
       </w:pPr>
-      <w:bookmarkStart w:id="2" w:name="_Toc242181173"/>
-      <w:r>
-        <w:rPr>
-          <w:lang w:val="es-ES"/>
-        </w:rPr>
-        <w:t>1.2 Objetivos del análisis</w:t>
-      </w:r>
-      <w:bookmarkEnd w:id="2"/>
-    </w:p>
-    <w:p>
-      <w:pPr>
-        <w:rPr>
-          <w:lang w:val="es-ES"/>
-        </w:rPr>
-      </w:pPr>
-      <w:r>
-        <w:rPr>
-          <w:lang w:val="es-ES"/>
-        </w:rPr>
-        <w:t xml:space="preserve">El presente trabajo se propone tres objetivos principales. En primer lugar, explorar y describir el comportamiento del </w:t>
-      </w:r>
-      <w:proofErr w:type="spellStart"/>
-      <w:r>
-        <w:rPr>
-          <w:lang w:val="es-ES"/>
-        </w:rPr>
-        <w:t>marketplace</w:t>
-      </w:r>
-      <w:proofErr w:type="spellEnd"/>
-      <w:r>
-        <w:rPr>
-          <w:lang w:val="es-ES"/>
-        </w:rPr>
-        <w:t xml:space="preserve"> a partir de los datos públicos de </w:t>
-      </w:r>
-      <w:proofErr w:type="spellStart"/>
-      <w:r>
-        <w:rPr>
-          <w:lang w:val="es-ES"/>
-        </w:rPr>
-        <w:t>Olist</w:t>
-      </w:r>
-      <w:proofErr w:type="spellEnd"/>
-      <w:r>
-        <w:rPr>
-          <w:lang w:val="es-ES"/>
-        </w:rPr>
-        <w:t xml:space="preserve">, con foco en la relación entre logística, geografía y satisfacción del cliente. En segundo lugar, contrastar formalmente cuatro hipótesis de negocio mediante </w:t>
-      </w:r>
-      <w:proofErr w:type="spellStart"/>
-      <w:r>
-        <w:rPr>
-          <w:lang w:val="es-ES"/>
-        </w:rPr>
-        <w:t>tests</w:t>
-      </w:r>
-      <w:proofErr w:type="spellEnd"/>
-      <w:r>
-        <w:rPr>
-          <w:lang w:val="es-ES"/>
-        </w:rPr>
-        <w:t xml:space="preserve"> estadísticos no paramétricos. En tercer lugar, construir dos modelos analíticos: un clasificador que anticipe si una compra terminará en reseña negativa usando solamente información disponible al momento de la compra, y una segmentación de vendedores que permita identificar grupos de riesgo prioritario.</w:t>
-      </w:r>
-    </w:p>
-    <w:p>
-      <w:pPr>
-        <w:rPr>
-          <w:lang w:val="es-ES"/>
-        </w:rPr>
-      </w:pPr>
-      <w:r>
-        <w:rPr>
-          <w:lang w:val="es-ES"/>
-        </w:rPr>
-        <w:t xml:space="preserve">Adicionalmente, se desarrolló un </w:t>
-      </w:r>
-      <w:proofErr w:type="spellStart"/>
-      <w:r>
-        <w:rPr>
-          <w:lang w:val="es-ES"/>
-        </w:rPr>
-        <w:t>dashboard</w:t>
-      </w:r>
-      <w:proofErr w:type="spellEnd"/>
-      <w:r>
-        <w:rPr>
-          <w:lang w:val="es-ES"/>
-        </w:rPr>
-        <w:t xml:space="preserve"> interactivo en </w:t>
-      </w:r>
-      <w:proofErr w:type="spellStart"/>
-      <w:r>
-        <w:rPr>
-          <w:lang w:val="es-ES"/>
-        </w:rPr>
-        <w:t>Streamlit</w:t>
-      </w:r>
-      <w:proofErr w:type="spellEnd"/>
-      <w:r>
-        <w:rPr>
-          <w:lang w:val="es-ES"/>
-        </w:rPr>
-        <w:t xml:space="preserve"> que presenta los resultados del análisis y permite predecir el riesgo de una compra nueva sin reentrenar el modelo.</w:t>
+      <w:bookmarkStart w:id="5" w:name="_Toc242639161"/>
+      <w:r>
+        <w:rPr>
+          <w:lang w:val="es-ES"/>
+        </w:rPr>
+        <w:t>2.1 Unificación e integración de las nueve tablas</w:t>
+      </w:r>
+      <w:bookmarkEnd w:id="5"/>
+    </w:p>
+    <w:p>
+      <w:pPr>
+        <w:rPr>
+          <w:lang w:val="es-ES"/>
+        </w:rPr>
+      </w:pPr>
+      <w:r>
+        <w:rPr>
+          <w:lang w:val="es-ES"/>
+        </w:rPr>
+        <w:t>Las nueve tablas originales se integran en un único dataset con granularidad de ítem de pedido (cada fila representa un producto dentro de un pedido), mediante una cadena de left joins sobre la tabla de ítems. Para evitar la duplicación de filas, las tablas de pagos y reseñas se agregan previamente a nivel de pedido: los pagos se resumen en el monto total (suma), las cuotas máximas y el medio de pago principal (moda); las reseñas se reducen a la última reseña por pedido, conservando el puntaje y el comentario.</w:t>
+      </w:r>
+    </w:p>
+    <w:p>
+      <w:pPr>
+        <w:rPr>
+          <w:lang w:val="es-ES"/>
+        </w:rPr>
+      </w:pPr>
+      <w:r>
+        <w:rPr>
+          <w:lang w:val="es-ES"/>
+        </w:rPr>
+        <w:t>La geolocalización se incorpora promediando las coordenadas por código postal y uniendo el resultado dos veces: una como latitud y longitud del cliente y otra como latitud y longitud del vendedor. El dataset unificado resulta en 112.650 filas y 39 columnas, con la combinación order_id + order_item_id como clave única.</w:t>
       </w:r>
     </w:p>
     <w:p>
@@ -3401,192 +3635,39 @@
           <w:lang w:val="es-ES"/>
         </w:rPr>
       </w:pPr>
-      <w:bookmarkStart w:id="3" w:name="_Toc242181174"/>
-      <w:r>
-        <w:rPr>
-          <w:lang w:val="es-ES"/>
-        </w:rPr>
-        <w:t>1.3 Alcance y fuente de datos</w:t>
-      </w:r>
-      <w:bookmarkEnd w:id="3"/>
-    </w:p>
-    <w:p>
-      <w:pPr>
-        <w:rPr>
-          <w:lang w:val="es-ES"/>
-        </w:rPr>
-      </w:pPr>
-      <w:r>
-        <w:rPr>
-          <w:lang w:val="es-ES"/>
-        </w:rPr>
-        <w:t xml:space="preserve">El análisis se basa en el </w:t>
-      </w:r>
-      <w:proofErr w:type="spellStart"/>
-      <w:r>
-        <w:rPr>
-          <w:lang w:val="es-ES"/>
-        </w:rPr>
-        <w:t>dataset</w:t>
-      </w:r>
-      <w:proofErr w:type="spellEnd"/>
-      <w:r>
-        <w:rPr>
-          <w:lang w:val="es-ES"/>
-        </w:rPr>
-        <w:t xml:space="preserve"> público «</w:t>
-      </w:r>
-      <w:proofErr w:type="spellStart"/>
-      <w:r>
-        <w:rPr>
-          <w:lang w:val="es-ES"/>
-        </w:rPr>
-        <w:t>Brazilian</w:t>
-      </w:r>
-      <w:proofErr w:type="spellEnd"/>
-      <w:r>
-        <w:rPr>
-          <w:lang w:val="es-ES"/>
-        </w:rPr>
-        <w:t xml:space="preserve"> E-Commerce Public </w:t>
-      </w:r>
-      <w:proofErr w:type="spellStart"/>
-      <w:r>
-        <w:rPr>
-          <w:lang w:val="es-ES"/>
-        </w:rPr>
-        <w:t>Dataset</w:t>
-      </w:r>
-      <w:proofErr w:type="spellEnd"/>
-      <w:r>
-        <w:rPr>
-          <w:lang w:val="es-ES"/>
-        </w:rPr>
-        <w:t xml:space="preserve"> </w:t>
-      </w:r>
-      <w:proofErr w:type="spellStart"/>
-      <w:r>
-        <w:rPr>
-          <w:lang w:val="es-ES"/>
-        </w:rPr>
-        <w:t>by</w:t>
-      </w:r>
-      <w:proofErr w:type="spellEnd"/>
-      <w:r>
-        <w:rPr>
-          <w:lang w:val="es-ES"/>
-        </w:rPr>
-        <w:t xml:space="preserve"> </w:t>
-      </w:r>
-      <w:proofErr w:type="spellStart"/>
-      <w:r>
-        <w:rPr>
-          <w:lang w:val="es-ES"/>
-        </w:rPr>
-        <w:t>Olist</w:t>
-      </w:r>
-      <w:proofErr w:type="spellEnd"/>
-      <w:r>
-        <w:rPr>
-          <w:lang w:val="es-ES"/>
-        </w:rPr>
-        <w:t xml:space="preserve">», disponible en </w:t>
-      </w:r>
-      <w:proofErr w:type="spellStart"/>
-      <w:r>
-        <w:rPr>
-          <w:lang w:val="es-ES"/>
-        </w:rPr>
-        <w:t>Kaggle</w:t>
-      </w:r>
-      <w:proofErr w:type="spellEnd"/>
-      <w:r>
-        <w:rPr>
-          <w:lang w:val="es-ES"/>
-        </w:rPr>
-        <w:t xml:space="preserve">. El </w:t>
-      </w:r>
-      <w:proofErr w:type="spellStart"/>
-      <w:r>
-        <w:rPr>
-          <w:lang w:val="es-ES"/>
-        </w:rPr>
-        <w:t>dataset</w:t>
-      </w:r>
-      <w:proofErr w:type="spellEnd"/>
-      <w:r>
-        <w:rPr>
-          <w:lang w:val="es-ES"/>
-        </w:rPr>
-        <w:t xml:space="preserve"> contiene información de aproximadamente 100.000 pedidos realizados entre septiembre de 2016 y septiembre de 2018, distribuida en nueve tablas relacionales que cubren pedidos, ítems, pagos, reseñas, clientes, productos, vendedores, geolocalización y traducción de categorías.</w:t>
-      </w:r>
-    </w:p>
-    <w:p>
-      <w:pPr>
-        <w:rPr>
-          <w:lang w:val="es-ES"/>
-        </w:rPr>
-      </w:pPr>
-      <w:r>
-        <w:rPr>
-          <w:lang w:val="es-ES"/>
-        </w:rPr>
-        <w:t>Todos los datos son anónimos; los identificadores de clientes y vendedores están encriptados y las coordenadas geográficas se refieren al centroide del código postal, no a direcciones reales.</w:t>
-      </w:r>
-    </w:p>
-    <w:p>
-      <w:pPr>
-        <w:pStyle w:val="Ttulo1"/>
-        <w:rPr>
-          <w:lang w:val="es-ES"/>
-        </w:rPr>
-      </w:pPr>
-      <w:bookmarkStart w:id="4" w:name="_Toc242181175"/>
-      <w:r>
-        <w:rPr>
-          <w:lang w:val="es-ES"/>
-        </w:rPr>
-        <w:t>2. Datos y metodología</w:t>
-      </w:r>
-      <w:bookmarkEnd w:id="4"/>
-    </w:p>
-    <w:p>
-      <w:pPr>
-        <w:rPr>
-          <w:lang w:val="es-ES"/>
-        </w:rPr>
-      </w:pPr>
-      <w:r>
-        <w:rPr>
-          <w:lang w:val="es-ES"/>
-        </w:rPr>
-        <w:t xml:space="preserve">El proyecto se organiza como un pipeline reproducible de notebooks </w:t>
-      </w:r>
-      <w:proofErr w:type="spellStart"/>
-      <w:r>
-        <w:rPr>
-          <w:lang w:val="es-ES"/>
-        </w:rPr>
-        <w:t>Jupyter</w:t>
-      </w:r>
-      <w:proofErr w:type="spellEnd"/>
-      <w:r>
-        <w:rPr>
-          <w:lang w:val="es-ES"/>
-        </w:rPr>
-        <w:t xml:space="preserve"> numerados del 00 al 11. Cada notebook consume el artefacto que generó el anterior y documenta, antes de cada bloque de código, qué se hace y para qué. A </w:t>
-      </w:r>
-      <w:r>
-        <w:rPr>
-          <w:lang w:val="es-ES"/>
-        </w:rPr>
-        <w:t>continuación,</w:t>
-      </w:r>
-      <w:r>
-        <w:rPr>
-          <w:lang w:val="es-ES"/>
-        </w:rPr>
-        <w:t xml:space="preserve"> se describe cada etapa del pipeline.</w:t>
+      <w:bookmarkStart w:id="6" w:name="_Toc242639162"/>
+      <w:r>
+        <w:rPr>
+          <w:lang w:val="es-ES"/>
+        </w:rPr>
+        <w:t>2.2 Limpieza</w:t>
+      </w:r>
+      <w:bookmarkEnd w:id="6"/>
+    </w:p>
+    <w:p>
+      <w:pPr>
+        <w:rPr>
+          <w:lang w:val="es-ES"/>
+        </w:rPr>
+      </w:pPr>
+      <w:r>
+        <w:rPr>
+          <w:lang w:val="es-ES"/>
+        </w:rPr>
+        <w:t>El proceso de limpieza sigue un principio conservador: no se inventan ni se borran datos. Se verificó la ausencia de duplicados exactos (ninguno encontrado). Se convirtieron las seis columnas de fecha a formato datetime. Se reemplazaron las categorías de producto faltantes (1.627 registros) por la etiqueta «sin categoría». Se creó la variable tiene_comentario para marcar los ítems cuya reseña incluye texto escrito (el 42,1 % del total). Se anularon las coordenadas geográficas fuera del rango válido de Brasil (9 del lado del cliente), conservando las filas afectadas. Se calculó la cantidad de ítems por pedido y se eliminaron siete columnas redundantes o ya consolidadas.</w:t>
+      </w:r>
+    </w:p>
+    <w:p>
+      <w:pPr>
+        <w:rPr>
+          <w:lang w:val="es-ES"/>
+        </w:rPr>
+      </w:pPr>
+      <w:r>
+        <w:rPr>
+          <w:lang w:val="es-ES"/>
+        </w:rPr>
+        <w:t>El dataset limpio resultante contiene 112.650 filas y 34 columnas, y se guarda como artefacto intermedio del pipeline.</w:t>
       </w:r>
     </w:p>
     <w:p>
@@ -3596,218 +3677,7 @@
           <w:lang w:val="es-ES"/>
         </w:rPr>
       </w:pPr>
-      <w:bookmarkStart w:id="5" w:name="_Toc242181176"/>
-      <w:r>
-        <w:rPr>
-          <w:lang w:val="es-ES"/>
-        </w:rPr>
-        <w:lastRenderedPageBreak/>
-        <w:t>2.1 Unificación e integración de las nueve tablas</w:t>
-      </w:r>
-      <w:bookmarkEnd w:id="5"/>
-    </w:p>
-    <w:p>
-      <w:pPr>
-        <w:rPr>
-          <w:lang w:val="es-ES"/>
-        </w:rPr>
-      </w:pPr>
-      <w:r>
-        <w:rPr>
-          <w:lang w:val="es-ES"/>
-        </w:rPr>
-        <w:t xml:space="preserve">Las nueve tablas originales se integran en un único </w:t>
-      </w:r>
-      <w:proofErr w:type="spellStart"/>
-      <w:r>
-        <w:rPr>
-          <w:lang w:val="es-ES"/>
-        </w:rPr>
-        <w:t>dataset</w:t>
-      </w:r>
-      <w:proofErr w:type="spellEnd"/>
-      <w:r>
-        <w:rPr>
-          <w:lang w:val="es-ES"/>
-        </w:rPr>
-        <w:t xml:space="preserve"> con granularidad de ítem de pedido (cada fila representa un producto dentro de un pedido), mediante una cadena de </w:t>
-      </w:r>
-      <w:proofErr w:type="spellStart"/>
-      <w:r>
-        <w:rPr>
-          <w:lang w:val="es-ES"/>
-        </w:rPr>
-        <w:t>left</w:t>
-      </w:r>
-      <w:proofErr w:type="spellEnd"/>
-      <w:r>
-        <w:rPr>
-          <w:lang w:val="es-ES"/>
-        </w:rPr>
-        <w:t xml:space="preserve"> </w:t>
-      </w:r>
-      <w:proofErr w:type="spellStart"/>
-      <w:r>
-        <w:rPr>
-          <w:lang w:val="es-ES"/>
-        </w:rPr>
-        <w:t>joins</w:t>
-      </w:r>
-      <w:proofErr w:type="spellEnd"/>
-      <w:r>
-        <w:rPr>
-          <w:lang w:val="es-ES"/>
-        </w:rPr>
-        <w:t xml:space="preserve"> sobre la tabla de ítems. Para evitar la duplicación de filas, las tablas de pagos y reseñas se agregan previamente a nivel de pedido: los pagos se resumen en el monto total (suma), las cuotas máximas y el medio de pago principal (moda); las reseñas se reducen a la última reseña por pedido, conservando el puntaje y el comentario.</w:t>
-      </w:r>
-    </w:p>
-    <w:p>
-      <w:pPr>
-        <w:rPr>
-          <w:lang w:val="es-ES"/>
-        </w:rPr>
-      </w:pPr>
-      <w:r>
-        <w:rPr>
-          <w:lang w:val="es-ES"/>
-        </w:rPr>
-        <w:t xml:space="preserve">La geolocalización se incorpora promediando las coordenadas por código postal y uniendo el resultado dos veces: una como latitud y longitud del cliente y otra como latitud y longitud del vendedor. El </w:t>
-      </w:r>
-      <w:proofErr w:type="spellStart"/>
-      <w:r>
-        <w:rPr>
-          <w:lang w:val="es-ES"/>
-        </w:rPr>
-        <w:t>dataset</w:t>
-      </w:r>
-      <w:proofErr w:type="spellEnd"/>
-      <w:r>
-        <w:rPr>
-          <w:lang w:val="es-ES"/>
-        </w:rPr>
-        <w:t xml:space="preserve"> unificado resulta en 112.650 filas y 39 columnas, con la combinación </w:t>
-      </w:r>
-      <w:proofErr w:type="spellStart"/>
-      <w:r>
-        <w:rPr>
-          <w:lang w:val="es-ES"/>
-        </w:rPr>
-        <w:t>order_id</w:t>
-      </w:r>
-      <w:proofErr w:type="spellEnd"/>
-      <w:r>
-        <w:rPr>
-          <w:lang w:val="es-ES"/>
-        </w:rPr>
-        <w:t xml:space="preserve"> + </w:t>
-      </w:r>
-      <w:proofErr w:type="spellStart"/>
-      <w:r>
-        <w:rPr>
-          <w:lang w:val="es-ES"/>
-        </w:rPr>
-        <w:t>order_item_id</w:t>
-      </w:r>
-      <w:proofErr w:type="spellEnd"/>
-      <w:r>
-        <w:rPr>
-          <w:lang w:val="es-ES"/>
-        </w:rPr>
-        <w:t xml:space="preserve"> como clave única.</w:t>
-      </w:r>
-    </w:p>
-    <w:p>
-      <w:pPr>
-        <w:pStyle w:val="Ttulo2"/>
-        <w:rPr>
-          <w:lang w:val="es-ES"/>
-        </w:rPr>
-      </w:pPr>
-      <w:bookmarkStart w:id="6" w:name="_Toc242181177"/>
-      <w:r>
-        <w:rPr>
-          <w:lang w:val="es-ES"/>
-        </w:rPr>
-        <w:t>2.2 Limpieza</w:t>
-      </w:r>
-      <w:bookmarkEnd w:id="6"/>
-    </w:p>
-    <w:p>
-      <w:pPr>
-        <w:rPr>
-          <w:lang w:val="es-ES"/>
-        </w:rPr>
-      </w:pPr>
-      <w:r>
-        <w:rPr>
-          <w:lang w:val="es-ES"/>
-        </w:rPr>
-        <w:t xml:space="preserve">El proceso de limpieza sigue un principio conservador: no se inventan ni se borran datos. Se verificó la ausencia de duplicados exactos (ninguno encontrado). Se convirtieron las seis columnas de fecha a formato </w:t>
-      </w:r>
-      <w:proofErr w:type="spellStart"/>
-      <w:r>
-        <w:rPr>
-          <w:lang w:val="es-ES"/>
-        </w:rPr>
-        <w:t>datetime</w:t>
-      </w:r>
-      <w:proofErr w:type="spellEnd"/>
-      <w:r>
-        <w:rPr>
-          <w:lang w:val="es-ES"/>
-        </w:rPr>
-        <w:t xml:space="preserve">. Se reemplazaron las categorías de producto faltantes (1.627 registros) por la etiqueta «sin categoría». Se creó la variable </w:t>
-      </w:r>
-      <w:proofErr w:type="spellStart"/>
-      <w:r>
-        <w:rPr>
-          <w:lang w:val="es-ES"/>
-        </w:rPr>
-        <w:t>tiene_comentario</w:t>
-      </w:r>
-      <w:proofErr w:type="spellEnd"/>
-      <w:r>
-        <w:rPr>
-          <w:lang w:val="es-ES"/>
-        </w:rPr>
-        <w:t xml:space="preserve"> para marcar los ítems cuya reseña incluye texto escrito (el 42,1 % del total). Se anularon las coordenadas geográficas fuera del rango válido de Brasil (9 del lado del cliente), conservando las filas afectadas. Se calculó la cantidad de ítems por pedido y se eliminaron siete columnas redundantes o ya consolidadas.</w:t>
-      </w:r>
-    </w:p>
-    <w:p>
-      <w:pPr>
-        <w:rPr>
-          <w:lang w:val="es-ES"/>
-        </w:rPr>
-      </w:pPr>
-      <w:r>
-        <w:rPr>
-          <w:lang w:val="es-ES"/>
-        </w:rPr>
-        <w:t xml:space="preserve">El </w:t>
-      </w:r>
-      <w:proofErr w:type="spellStart"/>
-      <w:r>
-        <w:rPr>
-          <w:lang w:val="es-ES"/>
-        </w:rPr>
-        <w:t>dataset</w:t>
-      </w:r>
-      <w:proofErr w:type="spellEnd"/>
-      <w:r>
-        <w:rPr>
-          <w:lang w:val="es-ES"/>
-        </w:rPr>
-        <w:t xml:space="preserve"> limpio resultante contiene 112.650 filas y 34 columnas, y se guarda como artefacto intermedio del pipeline.</w:t>
-      </w:r>
-    </w:p>
-    <w:p>
-      <w:pPr>
-        <w:pStyle w:val="Ttulo2"/>
-        <w:rPr>
-          <w:lang w:val="es-ES"/>
-        </w:rPr>
-      </w:pPr>
-      <w:bookmarkStart w:id="7" w:name="_Toc242181178"/>
+      <w:bookmarkStart w:id="7" w:name="_Toc242639163"/>
       <w:r>
         <w:rPr>
           <w:lang w:val="es-ES"/>
@@ -3826,21 +3696,7 @@
         <w:rPr>
           <w:lang w:val="es-ES"/>
         </w:rPr>
-        <w:t xml:space="preserve">Sobre el </w:t>
-      </w:r>
-      <w:proofErr w:type="spellStart"/>
-      <w:r>
-        <w:rPr>
-          <w:lang w:val="es-ES"/>
-        </w:rPr>
-        <w:t>dataset</w:t>
-      </w:r>
-      <w:proofErr w:type="spellEnd"/>
-      <w:r>
-        <w:rPr>
-          <w:lang w:val="es-ES"/>
-        </w:rPr>
-        <w:t xml:space="preserve"> limpio se construyen nueve variables nuevas, diseñadas para habilitar tanto el análisis exploratorio como el modelado:</w:t>
+        <w:t>Sobre el dataset limpio se construyen nueve variables nuevas, diseñadas para habilitar tanto el análisis exploratorio como el modelado:</w:t>
       </w:r>
     </w:p>
     <w:tbl>
@@ -3886,7 +3742,6 @@
             <w:pPr>
               <w:jc w:val="center"/>
             </w:pPr>
-            <w:proofErr w:type="spellStart"/>
             <w:r>
               <w:rPr>
                 <w:b/>
@@ -3895,7 +3750,6 @@
               </w:rPr>
               <w:t>Definición</w:t>
             </w:r>
-            <w:proofErr w:type="spellEnd"/>
           </w:p>
         </w:tc>
       </w:tr>
@@ -3911,14 +3765,12 @@
             <w:pPr>
               <w:jc w:val="center"/>
             </w:pPr>
-            <w:proofErr w:type="spellStart"/>
             <w:r>
               <w:rPr>
                 <w:sz w:val="18"/>
               </w:rPr>
               <w:t>tiempo_entrega_dias</w:t>
             </w:r>
-            <w:proofErr w:type="spellEnd"/>
           </w:p>
         </w:tc>
         <w:tc>
@@ -3955,14 +3807,12 @@
             <w:pPr>
               <w:jc w:val="center"/>
             </w:pPr>
-            <w:proofErr w:type="spellStart"/>
             <w:r>
               <w:rPr>
                 <w:sz w:val="18"/>
               </w:rPr>
               <w:t>dias_vs_estimado</w:t>
             </w:r>
-            <w:proofErr w:type="spellEnd"/>
           </w:p>
         </w:tc>
         <w:tc>
@@ -3999,14 +3849,12 @@
             <w:pPr>
               <w:jc w:val="center"/>
             </w:pPr>
-            <w:proofErr w:type="spellStart"/>
             <w:r>
               <w:rPr>
                 <w:sz w:val="18"/>
               </w:rPr>
               <w:t>envio_demorado</w:t>
             </w:r>
-            <w:proofErr w:type="spellEnd"/>
           </w:p>
         </w:tc>
         <w:tc>
@@ -4043,14 +3891,13 @@
             <w:pPr>
               <w:jc w:val="center"/>
             </w:pPr>
-            <w:proofErr w:type="spellStart"/>
             <w:r>
               <w:rPr>
                 <w:sz w:val="18"/>
               </w:rPr>
+              <w:lastRenderedPageBreak/>
               <w:t>flete_ratio</w:t>
             </w:r>
-            <w:proofErr w:type="spellEnd"/>
           </w:p>
         </w:tc>
         <w:tc>
@@ -4087,14 +3934,12 @@
             <w:pPr>
               <w:jc w:val="center"/>
             </w:pPr>
-            <w:proofErr w:type="spellStart"/>
             <w:r>
               <w:rPr>
                 <w:sz w:val="18"/>
               </w:rPr>
               <w:t>reseña_positiva</w:t>
             </w:r>
-            <w:proofErr w:type="spellEnd"/>
           </w:p>
         </w:tc>
         <w:tc>
@@ -4131,14 +3976,12 @@
             <w:pPr>
               <w:jc w:val="center"/>
             </w:pPr>
-            <w:proofErr w:type="spellStart"/>
             <w:r>
               <w:rPr>
                 <w:sz w:val="18"/>
               </w:rPr>
               <w:t>region_sudeste</w:t>
             </w:r>
-            <w:proofErr w:type="spellEnd"/>
           </w:p>
         </w:tc>
         <w:tc>
@@ -4175,14 +4018,12 @@
             <w:pPr>
               <w:jc w:val="center"/>
             </w:pPr>
-            <w:proofErr w:type="spellStart"/>
             <w:r>
               <w:rPr>
                 <w:sz w:val="18"/>
               </w:rPr>
               <w:t>mes_compra</w:t>
             </w:r>
-            <w:proofErr w:type="spellEnd"/>
           </w:p>
         </w:tc>
         <w:tc>
@@ -4219,14 +4060,12 @@
             <w:pPr>
               <w:jc w:val="center"/>
             </w:pPr>
-            <w:proofErr w:type="spellStart"/>
             <w:r>
               <w:rPr>
                 <w:sz w:val="18"/>
               </w:rPr>
               <w:t>distancia_km</w:t>
             </w:r>
-            <w:proofErr w:type="spellEnd"/>
           </w:p>
         </w:tc>
         <w:tc>
@@ -4242,63 +4081,7 @@
               <w:rPr>
                 <w:sz w:val="18"/>
               </w:rPr>
-              <w:t xml:space="preserve">Distancia </w:t>
-            </w:r>
-            <w:proofErr w:type="spellStart"/>
-            <w:r>
-              <w:rPr>
-                <w:sz w:val="18"/>
-              </w:rPr>
-              <w:t>geodésica</w:t>
-            </w:r>
-            <w:proofErr w:type="spellEnd"/>
-            <w:r>
-              <w:rPr>
-                <w:sz w:val="18"/>
-              </w:rPr>
-              <w:t xml:space="preserve"> </w:t>
-            </w:r>
-            <w:proofErr w:type="spellStart"/>
-            <w:r>
-              <w:rPr>
-                <w:sz w:val="18"/>
-              </w:rPr>
-              <w:t>cliente-vendedor</w:t>
-            </w:r>
-            <w:proofErr w:type="spellEnd"/>
-            <w:r>
-              <w:rPr>
-                <w:sz w:val="18"/>
-              </w:rPr>
-              <w:t xml:space="preserve">, </w:t>
-            </w:r>
-            <w:proofErr w:type="spellStart"/>
-            <w:r>
-              <w:rPr>
-                <w:sz w:val="18"/>
-              </w:rPr>
-              <w:t>calculada</w:t>
-            </w:r>
-            <w:proofErr w:type="spellEnd"/>
-            <w:r>
-              <w:rPr>
-                <w:sz w:val="18"/>
-              </w:rPr>
-              <w:t xml:space="preserve"> con la </w:t>
-            </w:r>
-            <w:proofErr w:type="spellStart"/>
-            <w:r>
-              <w:rPr>
-                <w:sz w:val="18"/>
-              </w:rPr>
-              <w:t>fórmula</w:t>
-            </w:r>
-            <w:proofErr w:type="spellEnd"/>
-            <w:r>
-              <w:rPr>
-                <w:sz w:val="18"/>
-              </w:rPr>
-              <w:t xml:space="preserve"> de Haversine (R = 6.371 km)</w:t>
+              <w:t>Distancia geodésica cliente-vendedor, calculada con la fórmula de Haversine (R = 6.371 km)</w:t>
             </w:r>
           </w:p>
         </w:tc>
@@ -4355,22 +4138,7 @@
         <w:rPr>
           <w:lang w:val="es-ES"/>
         </w:rPr>
-        <w:lastRenderedPageBreak/>
-        <w:t xml:space="preserve">El </w:t>
-      </w:r>
-      <w:proofErr w:type="spellStart"/>
-      <w:r>
-        <w:rPr>
-          <w:lang w:val="es-ES"/>
-        </w:rPr>
-        <w:t>dataset</w:t>
-      </w:r>
-      <w:proofErr w:type="spellEnd"/>
-      <w:r>
-        <w:rPr>
-          <w:lang w:val="es-ES"/>
-        </w:rPr>
-        <w:t xml:space="preserve"> resultante contiene 112.650 filas y 43 columnas. Los valores nulos se mantienen deliberadamente en los casos en que la información no existe (pedidos no entregados, coordenadas ausentes, reseñas neutrales): imputarlos distorsionaría las métricas de negocio.</w:t>
+        <w:t>El dataset resultante contiene 112.650 filas y 43 columnas. Los valores nulos se mantienen deliberadamente en los casos en que la información no existe (pedidos no entregados, coordenadas ausentes, reseñas neutrales): imputarlos distorsionaría las métricas de negocio.</w:t>
       </w:r>
     </w:p>
     <w:p>
@@ -4380,7 +4148,7 @@
           <w:lang w:val="es-ES"/>
         </w:rPr>
       </w:pPr>
-      <w:bookmarkStart w:id="8" w:name="_Toc242181179"/>
+      <w:bookmarkStart w:id="8" w:name="_Toc242639164"/>
       <w:r>
         <w:rPr>
           <w:lang w:val="es-ES"/>
@@ -4399,133 +4167,7 @@
         <w:rPr>
           <w:lang w:val="es-ES"/>
         </w:rPr>
-        <w:t xml:space="preserve">Todo el análisis se realizó en Python 3 con las bibliotecas pandas, </w:t>
-      </w:r>
-      <w:proofErr w:type="spellStart"/>
-      <w:r>
-        <w:rPr>
-          <w:lang w:val="es-ES"/>
-        </w:rPr>
-        <w:t>NumPy</w:t>
-      </w:r>
-      <w:proofErr w:type="spellEnd"/>
-      <w:r>
-        <w:rPr>
-          <w:lang w:val="es-ES"/>
-        </w:rPr>
-        <w:t xml:space="preserve">, </w:t>
-      </w:r>
-      <w:proofErr w:type="spellStart"/>
-      <w:r>
-        <w:rPr>
-          <w:lang w:val="es-ES"/>
-        </w:rPr>
-        <w:t>Matplotlib</w:t>
-      </w:r>
-      <w:proofErr w:type="spellEnd"/>
-      <w:r>
-        <w:rPr>
-          <w:lang w:val="es-ES"/>
-        </w:rPr>
-        <w:t xml:space="preserve">, Seaborn, </w:t>
-      </w:r>
-      <w:proofErr w:type="spellStart"/>
-      <w:r>
-        <w:rPr>
-          <w:lang w:val="es-ES"/>
-        </w:rPr>
-        <w:t>Plotly</w:t>
-      </w:r>
-      <w:proofErr w:type="spellEnd"/>
-      <w:r>
-        <w:rPr>
-          <w:lang w:val="es-ES"/>
-        </w:rPr>
-        <w:t xml:space="preserve">, </w:t>
-      </w:r>
-      <w:proofErr w:type="spellStart"/>
-      <w:r>
-        <w:rPr>
-          <w:lang w:val="es-ES"/>
-        </w:rPr>
-        <w:t>SciPy</w:t>
-      </w:r>
-      <w:proofErr w:type="spellEnd"/>
-      <w:r>
-        <w:rPr>
-          <w:lang w:val="es-ES"/>
-        </w:rPr>
-        <w:t xml:space="preserve">, </w:t>
-      </w:r>
-      <w:proofErr w:type="spellStart"/>
-      <w:r>
-        <w:rPr>
-          <w:lang w:val="es-ES"/>
-        </w:rPr>
-        <w:t>scikit-learn</w:t>
-      </w:r>
-      <w:proofErr w:type="spellEnd"/>
-      <w:r>
-        <w:rPr>
-          <w:lang w:val="es-ES"/>
-        </w:rPr>
-        <w:t xml:space="preserve"> y </w:t>
-      </w:r>
-      <w:proofErr w:type="spellStart"/>
-      <w:r>
-        <w:rPr>
-          <w:lang w:val="es-ES"/>
-        </w:rPr>
-        <w:t>LightGBM</w:t>
-      </w:r>
-      <w:proofErr w:type="spellEnd"/>
-      <w:r>
-        <w:rPr>
-          <w:lang w:val="es-ES"/>
-        </w:rPr>
-        <w:t xml:space="preserve">. El </w:t>
-      </w:r>
-      <w:proofErr w:type="spellStart"/>
-      <w:r>
-        <w:rPr>
-          <w:lang w:val="es-ES"/>
-        </w:rPr>
-        <w:t>dashboard</w:t>
-      </w:r>
-      <w:proofErr w:type="spellEnd"/>
-      <w:r>
-        <w:rPr>
-          <w:lang w:val="es-ES"/>
-        </w:rPr>
-        <w:t xml:space="preserve"> interactivo se desarrolló en </w:t>
-      </w:r>
-      <w:proofErr w:type="spellStart"/>
-      <w:r>
-        <w:rPr>
-          <w:lang w:val="es-ES"/>
-        </w:rPr>
-        <w:t>Streamlit</w:t>
-      </w:r>
-      <w:proofErr w:type="spellEnd"/>
-      <w:r>
-        <w:rPr>
-          <w:lang w:val="es-ES"/>
-        </w:rPr>
-        <w:t xml:space="preserve">. El modelo final se serializa con </w:t>
-      </w:r>
-      <w:proofErr w:type="spellStart"/>
-      <w:r>
-        <w:rPr>
-          <w:lang w:val="es-ES"/>
-        </w:rPr>
-        <w:t>joblib</w:t>
-      </w:r>
-      <w:proofErr w:type="spellEnd"/>
-      <w:r>
-        <w:rPr>
-          <w:lang w:val="es-ES"/>
-        </w:rPr>
-        <w:t xml:space="preserve"> para su consumo sin reentrenamiento.</w:t>
+        <w:t>Todo el análisis se realizó en Python 3 con las bibliotecas pandas, NumPy, Matplotlib, Seaborn, Plotly, SciPy, scikit-learn y LightGBM. El dashboard interactivo se desarrolló en Streamlit. El modelo final se serializa con joblib para su consumo sin reentrenamiento.</w:t>
       </w:r>
     </w:p>
     <w:p>
@@ -4535,7 +4177,7 @@
           <w:lang w:val="es-ES"/>
         </w:rPr>
       </w:pPr>
-      <w:bookmarkStart w:id="9" w:name="_Toc242181180"/>
+      <w:bookmarkStart w:id="9" w:name="_Toc242639165"/>
       <w:r>
         <w:rPr>
           <w:lang w:val="es-ES"/>
@@ -4564,7 +4206,7 @@
           <w:lang w:val="es-ES"/>
         </w:rPr>
       </w:pPr>
-      <w:bookmarkStart w:id="10" w:name="_Toc242181181"/>
+      <w:bookmarkStart w:id="10" w:name="_Toc242639166"/>
       <w:r>
         <w:rPr>
           <w:lang w:val="es-ES"/>
@@ -4646,6 +4288,7 @@
           <w:sz w:val="18"/>
           <w:lang w:val="es-ES"/>
         </w:rPr>
+        <w:lastRenderedPageBreak/>
         <w:t>Figura 1. Cantidad de pedidos únicos por mes (sept. 2016 – sept. 2018).</w:t>
       </w:r>
     </w:p>
@@ -4670,7 +4313,6 @@
         <w:rPr>
           <w:noProof/>
         </w:rPr>
-        <w:lastRenderedPageBreak/>
         <w:drawing>
           <wp:inline distT="0" distB="0" distL="0" distR="0" wp14:anchorId="7EED1842" wp14:editId="68C89356">
             <wp:extent cx="3657600" cy="2326681"/>
@@ -4723,27 +4365,7 @@
           <w:sz w:val="18"/>
           <w:lang w:val="es-ES"/>
         </w:rPr>
-        <w:t>Figura 2. Distribución de las calificaciones (</w:t>
-      </w:r>
-      <w:proofErr w:type="spellStart"/>
-      <w:r>
-        <w:rPr>
-          <w:i/>
-          <w:color w:val="555555"/>
-          <w:sz w:val="18"/>
-          <w:lang w:val="es-ES"/>
-        </w:rPr>
-        <w:t>review_score</w:t>
-      </w:r>
-      <w:proofErr w:type="spellEnd"/>
-      <w:r>
-        <w:rPr>
-          <w:i/>
-          <w:color w:val="555555"/>
-          <w:sz w:val="18"/>
-          <w:lang w:val="es-ES"/>
-        </w:rPr>
-        <w:t>).</w:t>
+        <w:t>Figura 2. Distribución de las calificaciones (review_score).</w:t>
       </w:r>
     </w:p>
     <w:p>
@@ -4767,6 +4389,7 @@
         <w:rPr>
           <w:noProof/>
         </w:rPr>
+        <w:lastRenderedPageBreak/>
         <w:drawing>
           <wp:inline distT="0" distB="0" distL="0" distR="0" wp14:anchorId="71C931B7" wp14:editId="4E8533C3">
             <wp:extent cx="5303520" cy="3191883"/>
@@ -4830,7 +4453,6 @@
         <w:rPr>
           <w:noProof/>
         </w:rPr>
-        <w:lastRenderedPageBreak/>
         <w:drawing>
           <wp:inline distT="0" distB="0" distL="0" distR="0" wp14:anchorId="671FAA76" wp14:editId="44DB5CEA">
             <wp:extent cx="5303520" cy="2389693"/>
@@ -4907,6 +4529,7 @@
         <w:rPr>
           <w:noProof/>
         </w:rPr>
+        <w:lastRenderedPageBreak/>
         <w:drawing>
           <wp:inline distT="0" distB="0" distL="0" distR="0" wp14:anchorId="2E885400" wp14:editId="3F0B596B">
             <wp:extent cx="5303520" cy="2605238"/>
@@ -4969,7 +4592,7 @@
           <w:lang w:val="es-ES"/>
         </w:rPr>
       </w:pPr>
-      <w:bookmarkStart w:id="11" w:name="_Toc242181182"/>
+      <w:bookmarkStart w:id="11" w:name="_Toc242639167"/>
       <w:r>
         <w:rPr>
           <w:lang w:val="es-ES"/>
@@ -4988,35 +4611,7 @@
         <w:rPr>
           <w:lang w:val="es-ES"/>
         </w:rPr>
-        <w:t xml:space="preserve">El tiempo de entrega promedio es de 12 días, con una mediana de 10 días. La distribución presenta una cola derecha pronunciada: aunque la gran mayoría de los pedidos se entrega en menos de 20 días, existen casos extremos que superan los 60 días. La variable </w:t>
-      </w:r>
-      <w:proofErr w:type="spellStart"/>
-      <w:r>
-        <w:rPr>
-          <w:lang w:val="es-ES"/>
-        </w:rPr>
-        <w:t>dias_vs_estimado</w:t>
-      </w:r>
-      <w:proofErr w:type="spellEnd"/>
-      <w:r>
-        <w:rPr>
-          <w:lang w:val="es-ES"/>
-        </w:rPr>
-        <w:t xml:space="preserve"> muestra que, en promedio, </w:t>
-      </w:r>
-      <w:proofErr w:type="spellStart"/>
-      <w:r>
-        <w:rPr>
-          <w:lang w:val="es-ES"/>
-        </w:rPr>
-        <w:t>Olist</w:t>
-      </w:r>
-      <w:proofErr w:type="spellEnd"/>
-      <w:r>
-        <w:rPr>
-          <w:lang w:val="es-ES"/>
-        </w:rPr>
-        <w:t xml:space="preserve"> entrega 12 días antes de la fecha prometida; las estimaciones son deliberadamente conservadoras, lo que amortigua el impacto de los atrasos sobre la percepción del cliente.</w:t>
+        <w:t>El tiempo de entrega promedio es de 12 días, con una mediana de 10 días. La distribución presenta una cola derecha pronunciada: aunque la gran mayoría de los pedidos se entrega en menos de 20 días, existen casos extremos que superan los 60 días. La variable dias_vs_estimado muestra que, en promedio, Olist entrega 12 días antes de la fecha prometida; las estimaciones son deliberadamente conservadoras, lo que amortigua el impacto de los atrasos sobre la percepción del cliente.</w:t>
       </w:r>
     </w:p>
     <w:p>
@@ -5027,7 +4622,6 @@
         <w:rPr>
           <w:noProof/>
         </w:rPr>
-        <w:lastRenderedPageBreak/>
         <w:drawing>
           <wp:inline distT="0" distB="0" distL="0" distR="0" wp14:anchorId="31723A69" wp14:editId="06378E23">
             <wp:extent cx="5303520" cy="1947068"/>
@@ -5093,21 +4687,7 @@
         <w:rPr>
           <w:lang w:val="es-ES"/>
         </w:rPr>
-        <w:t xml:space="preserve">A pesar de ese colchón, el 7,9 % de los pedidos entregados llega después de la fecha estimada. La consecuencia sobre la satisfacción es drástica: los pedidos entregados a tiempo tienen una calificación promedio de 4,21 estrellas (mediana 5), mientras que los demorados caen a 2,55 estrellas (mediana 2). El </w:t>
-      </w:r>
-      <w:proofErr w:type="spellStart"/>
-      <w:r>
-        <w:rPr>
-          <w:lang w:val="es-ES"/>
-        </w:rPr>
-        <w:t>boxplot</w:t>
-      </w:r>
-      <w:proofErr w:type="spellEnd"/>
-      <w:r>
-        <w:rPr>
-          <w:lang w:val="es-ES"/>
-        </w:rPr>
-        <w:t xml:space="preserve"> de la Figura 7 ilustra la magnitud de esta brecha.</w:t>
+        <w:t>A pesar de ese colchón, el 7,9 % de los pedidos entregados llega después de la fecha estimada. La consecuencia sobre la satisfacción es drástica: los pedidos entregados a tiempo tienen una calificación promedio de 4,21 estrellas (mediana 5), mientras que los demorados caen a 2,55 estrellas (mediana 2). El boxplot de la Figura 7 ilustra la magnitud de esta brecha.</w:t>
       </w:r>
     </w:p>
     <w:p>
@@ -5118,6 +4698,7 @@
         <w:rPr>
           <w:noProof/>
         </w:rPr>
+        <w:lastRenderedPageBreak/>
         <w:drawing>
           <wp:inline distT="0" distB="0" distL="0" distR="0" wp14:anchorId="1C548CD7" wp14:editId="72ABC974">
             <wp:extent cx="3840480" cy="2437914"/>
@@ -5194,7 +4775,6 @@
         <w:rPr>
           <w:noProof/>
         </w:rPr>
-        <w:lastRenderedPageBreak/>
         <w:drawing>
           <wp:inline distT="0" distB="0" distL="0" distR="0" wp14:anchorId="435C4D91" wp14:editId="47189934">
             <wp:extent cx="5303520" cy="3175631"/>
@@ -5257,11 +4837,12 @@
           <w:lang w:val="es-ES"/>
         </w:rPr>
       </w:pPr>
-      <w:bookmarkStart w:id="12" w:name="_Toc242181183"/>
-      <w:r>
-        <w:rPr>
-          <w:lang w:val="es-ES"/>
-        </w:rPr>
+      <w:bookmarkStart w:id="12" w:name="_Toc242639168"/>
+      <w:r>
+        <w:rPr>
+          <w:lang w:val="es-ES"/>
+        </w:rPr>
+        <w:lastRenderedPageBreak/>
         <w:t>3.3 Relaciones entre variables numéricas</w:t>
       </w:r>
       <w:bookmarkEnd w:id="12"/>
@@ -5349,12 +4930,11 @@
           <w:lang w:val="es-ES"/>
         </w:rPr>
       </w:pPr>
-      <w:bookmarkStart w:id="13" w:name="_Toc242181184"/>
-      <w:r>
-        <w:rPr>
-          <w:lang w:val="es-ES"/>
-        </w:rPr>
-        <w:lastRenderedPageBreak/>
+      <w:bookmarkStart w:id="13" w:name="_Toc242639169"/>
+      <w:r>
+        <w:rPr>
+          <w:lang w:val="es-ES"/>
+        </w:rPr>
         <w:t>3.4 Dimensión geográfica</w:t>
       </w:r>
       <w:bookmarkEnd w:id="13"/>
@@ -5437,7 +5017,6 @@
             <w:pPr>
               <w:jc w:val="center"/>
             </w:pPr>
-            <w:proofErr w:type="spellStart"/>
             <w:r>
               <w:rPr>
                 <w:b/>
@@ -5446,7 +5025,6 @@
               </w:rPr>
               <w:t>Pedidos</w:t>
             </w:r>
-            <w:proofErr w:type="spellEnd"/>
           </w:p>
         </w:tc>
         <w:tc>
@@ -5458,23 +5036,13 @@
             <w:pPr>
               <w:jc w:val="center"/>
             </w:pPr>
-            <w:proofErr w:type="spellStart"/>
             <w:r>
               <w:rPr>
                 <w:b/>
                 <w:color w:val="FFFFFF"/>
                 <w:sz w:val="18"/>
               </w:rPr>
-              <w:t>Reseña</w:t>
-            </w:r>
-            <w:proofErr w:type="spellEnd"/>
-            <w:r>
-              <w:rPr>
-                <w:b/>
-                <w:color w:val="FFFFFF"/>
-                <w:sz w:val="18"/>
-              </w:rPr>
-              <w:t xml:space="preserve"> prom.</w:t>
+              <w:t>Reseña prom.</w:t>
             </w:r>
           </w:p>
         </w:tc>
@@ -5495,7 +5063,7 @@
               </w:rPr>
               <w:t xml:space="preserve">% </w:t>
             </w:r>
-            <w:proofErr w:type="spellStart"/>
+            <w:proofErr w:type="gramStart"/>
             <w:r>
               <w:rPr>
                 <w:b/>
@@ -5504,7 +5072,7 @@
               </w:rPr>
               <w:t>demorado</w:t>
             </w:r>
-            <w:proofErr w:type="spellEnd"/>
+            <w:proofErr w:type="gramEnd"/>
           </w:p>
         </w:tc>
       </w:tr>
@@ -5736,6 +5304,7 @@
               <w:rPr>
                 <w:sz w:val="18"/>
               </w:rPr>
+              <w:lastRenderedPageBreak/>
               <w:t>RS</w:t>
             </w:r>
           </w:p>
@@ -6257,7 +5826,7 @@
           <w:lang w:val="es-ES"/>
         </w:rPr>
       </w:pPr>
-      <w:bookmarkStart w:id="14" w:name="_Toc242181185"/>
+      <w:bookmarkStart w:id="14" w:name="_Toc242639170"/>
       <w:r>
         <w:rPr>
           <w:lang w:val="es-ES"/>
@@ -6276,97 +5845,76 @@
         <w:rPr>
           <w:lang w:val="es-ES"/>
         </w:rPr>
-        <w:t xml:space="preserve">El 42,1 % de los ítems calificados incluye un comentario escrito en portugués. Se procesaron los textos eliminando acentos, caracteres no alfabéticos y </w:t>
+        <w:t>El 42,1 % de los ítems calificados incluye un comentario escrito en portugués. Se procesaron los textos eliminando acentos, caracteres no alfabéticos y stopwords del portugués (207 términos de la lista de NLTK), y se construyeron nubes de palabras separadas para las reseñas negativas (puntaje 1-2) y positivas (puntaje 4-5).</w:t>
+      </w:r>
+    </w:p>
+    <w:p>
+      <w:pPr>
+        <w:rPr>
+          <w:lang w:val="es-ES"/>
+        </w:rPr>
+      </w:pPr>
+      <w:r>
+        <w:rPr>
+          <w:lang w:val="es-ES"/>
+        </w:rPr>
+        <w:t>El vocabulario de las reseñas negativas está dominado por términos asociados al proceso de entrega: «</w:t>
       </w:r>
       <w:proofErr w:type="spellStart"/>
       <w:r>
         <w:rPr>
           <w:lang w:val="es-ES"/>
         </w:rPr>
-        <w:t>stopwords</w:t>
+        <w:t>não</w:t>
       </w:r>
       <w:proofErr w:type="spellEnd"/>
       <w:r>
         <w:rPr>
           <w:lang w:val="es-ES"/>
         </w:rPr>
-        <w:t xml:space="preserve"> del portugués (207 términos de la lista de NLTK), y se construyeron nubes de palabras separadas para las reseñas negativas (puntaje 1-2) y positivas (puntaje 4-5).</w:t>
-      </w:r>
-    </w:p>
-    <w:p>
-      <w:pPr>
-        <w:rPr>
-          <w:lang w:val="es-ES"/>
-        </w:rPr>
-      </w:pPr>
-      <w:r>
-        <w:rPr>
-          <w:lang w:val="es-ES"/>
-        </w:rPr>
-        <w:t>El vocabulario de las reseñas negativas está dominado por términos asociados al proceso de entrega: «</w:t>
+        <w:t>» (no), «</w:t>
       </w:r>
       <w:proofErr w:type="spellStart"/>
       <w:r>
         <w:rPr>
           <w:lang w:val="es-ES"/>
         </w:rPr>
-        <w:t>não</w:t>
+        <w:t>recebi</w:t>
       </w:r>
       <w:proofErr w:type="spellEnd"/>
       <w:r>
         <w:rPr>
           <w:lang w:val="es-ES"/>
         </w:rPr>
-        <w:t>» (no), «</w:t>
+        <w:t>» (recibí), «entregue» (entregado), «</w:t>
       </w:r>
       <w:proofErr w:type="spellStart"/>
       <w:r>
         <w:rPr>
           <w:lang w:val="es-ES"/>
         </w:rPr>
-        <w:t>recebi</w:t>
+        <w:t>prazo</w:t>
       </w:r>
       <w:proofErr w:type="spellEnd"/>
       <w:r>
         <w:rPr>
           <w:lang w:val="es-ES"/>
         </w:rPr>
-        <w:t>» (recibí), «entregue» (entregado), «</w:t>
+        <w:t>» (plazo), «</w:t>
       </w:r>
       <w:proofErr w:type="spellStart"/>
       <w:r>
         <w:rPr>
           <w:lang w:val="es-ES"/>
         </w:rPr>
-        <w:t>prazo</w:t>
+        <w:t>chegou</w:t>
       </w:r>
       <w:proofErr w:type="spellEnd"/>
       <w:r>
         <w:rPr>
           <w:lang w:val="es-ES"/>
         </w:rPr>
-        <w:t>» (plazo), «</w:t>
-      </w:r>
-      <w:proofErr w:type="spellStart"/>
-      <w:r>
-        <w:rPr>
-          <w:lang w:val="es-ES"/>
-        </w:rPr>
-        <w:t>chegou</w:t>
-      </w:r>
-      <w:proofErr w:type="spellEnd"/>
-      <w:r>
-        <w:rPr>
-          <w:lang w:val="es-ES"/>
-        </w:rPr>
-        <w:t xml:space="preserve">» (llegó), «entrega» y «pedido». La queja no es sobre el producto en sí, sino sobre la experiencia logística. En contraste, las reseñas positivas se caracterizan por palabras de satisfacción: </w:t>
-      </w:r>
-      <w:r>
-        <w:rPr>
-          <w:lang w:val="es-ES"/>
-        </w:rPr>
-        <w:lastRenderedPageBreak/>
-        <w:t>«excelente», «</w:t>
+        <w:t>» (llegó), «entrega» y «pedido». La queja no es sobre el producto en sí, sino sobre la experiencia logística. En contraste, las reseñas positivas se caracterizan por palabras de satisfacción: «excelente», «</w:t>
       </w:r>
       <w:proofErr w:type="spellStart"/>
       <w:r>
@@ -6537,11 +6085,12 @@
           <w:lang w:val="es-ES"/>
         </w:rPr>
       </w:pPr>
-      <w:bookmarkStart w:id="15" w:name="_Toc242181186"/>
-      <w:r>
-        <w:rPr>
-          <w:lang w:val="es-ES"/>
-        </w:rPr>
+      <w:bookmarkStart w:id="15" w:name="_Toc242639171"/>
+      <w:r>
+        <w:rPr>
+          <w:lang w:val="es-ES"/>
+        </w:rPr>
+        <w:lastRenderedPageBreak/>
         <w:t>4. Contraste de hipótesis</w:t>
       </w:r>
       <w:bookmarkEnd w:id="15"/>
@@ -6556,49 +6105,7 @@
         <w:rPr>
           <w:lang w:val="es-ES"/>
         </w:rPr>
-        <w:t xml:space="preserve">Las observaciones del análisis exploratorio se sometieron a </w:t>
-      </w:r>
-      <w:proofErr w:type="spellStart"/>
-      <w:r>
-        <w:rPr>
-          <w:lang w:val="es-ES"/>
-        </w:rPr>
-        <w:t>tests</w:t>
-      </w:r>
-      <w:proofErr w:type="spellEnd"/>
-      <w:r>
-        <w:rPr>
-          <w:lang w:val="es-ES"/>
-        </w:rPr>
-        <w:t xml:space="preserve"> estadísticos formales para separar los hallazgos significativos del ruido. Se eligieron </w:t>
-      </w:r>
-      <w:proofErr w:type="spellStart"/>
-      <w:r>
-        <w:rPr>
-          <w:lang w:val="es-ES"/>
-        </w:rPr>
-        <w:t>tests</w:t>
-      </w:r>
-      <w:proofErr w:type="spellEnd"/>
-      <w:r>
-        <w:rPr>
-          <w:lang w:val="es-ES"/>
-        </w:rPr>
-        <w:t xml:space="preserve"> no paramétricos porque las variables involucradas (calificaciones ordinales, tiempos con distribución sesgada) no cumplen los supuestos de normalidad y homocedasticidad que requieren los </w:t>
-      </w:r>
-      <w:proofErr w:type="spellStart"/>
-      <w:r>
-        <w:rPr>
-          <w:lang w:val="es-ES"/>
-        </w:rPr>
-        <w:t>tests</w:t>
-      </w:r>
-      <w:proofErr w:type="spellEnd"/>
-      <w:r>
-        <w:rPr>
-          <w:lang w:val="es-ES"/>
-        </w:rPr>
-        <w:t xml:space="preserve"> clásicos. Todas las pruebas se realizaron con un nivel de significancia </w:t>
+        <w:t xml:space="preserve">Las observaciones del análisis exploratorio se sometieron a tests estadísticos formales para separar los hallazgos significativos del ruido. Se eligieron tests no paramétricos porque las variables involucradas (calificaciones ordinales, tiempos con distribución sesgada) no cumplen los supuestos de normalidad y homocedasticidad que requieren los tests clásicos. Todas las pruebas se realizaron con un nivel de significancia </w:t>
       </w:r>
       <w:r>
         <w:t>α</w:t>
@@ -6617,7 +6124,7 @@
           <w:lang w:val="es-ES"/>
         </w:rPr>
       </w:pPr>
-      <w:bookmarkStart w:id="16" w:name="_Toc242181187"/>
+      <w:bookmarkStart w:id="16" w:name="_Toc242639172"/>
       <w:r>
         <w:rPr>
           <w:lang w:val="es-ES"/>
@@ -6646,7 +6153,7 @@
           <w:lang w:val="es-ES"/>
         </w:rPr>
       </w:pPr>
-      <w:bookmarkStart w:id="17" w:name="_Toc242181188"/>
+      <w:bookmarkStart w:id="17" w:name="_Toc242639173"/>
       <w:r>
         <w:rPr>
           <w:lang w:val="es-ES"/>
@@ -6675,7 +6182,7 @@
           <w:lang w:val="es-ES"/>
         </w:rPr>
       </w:pPr>
-      <w:bookmarkStart w:id="18" w:name="_Toc242181189"/>
+      <w:bookmarkStart w:id="18" w:name="_Toc242639174"/>
       <w:r>
         <w:rPr>
           <w:lang w:val="es-ES"/>
@@ -6694,76 +6201,64 @@
         <w:rPr>
           <w:lang w:val="es-ES"/>
         </w:rPr>
-        <w:t xml:space="preserve">Se comparó el tiempo de entrega entre los clientes del Sudeste (n = 75.731, media = 10,2 días) y los del resto del país (n = 34.465, media = 15,9 días) mediante Mann-Whitney U con </w:t>
-      </w:r>
-      <w:r>
-        <w:rPr>
-          <w:lang w:val="es-ES"/>
-        </w:rPr>
+        <w:t>Se comparó el tiempo de entrega entre los clientes del Sudeste (n = 75.731, media = 10,2 días) y los del resto del país (n = 34.465, media = 15,9 días) mediante Mann-Whitney U con alternativa «Sudeste &lt; resto». El p-valor resultó prácticamente cero. Adicionalmente, el flete promedio en el Sudeste es de R$ 17,4 frente a R$ 25,7 en el resto. La hipótesis se confirma: la ventaja logística del Sudeste es estadísticamente significativa.</w:t>
+      </w:r>
+    </w:p>
+    <w:p>
+      <w:pPr>
+        <w:pStyle w:val="Ttulo2"/>
+        <w:rPr>
+          <w:lang w:val="es-ES"/>
+        </w:rPr>
+      </w:pPr>
+      <w:bookmarkStart w:id="19" w:name="_Toc242639175"/>
+      <w:r>
+        <w:rPr>
+          <w:lang w:val="es-ES"/>
+        </w:rPr>
+        <w:t>4.4 Hipótesis adicional — Mayor distancia implica mayor tiempo</w:t>
+      </w:r>
+      <w:bookmarkEnd w:id="19"/>
+    </w:p>
+    <w:p>
+      <w:pPr>
+        <w:rPr>
+          <w:lang w:val="es-ES"/>
+        </w:rPr>
+      </w:pPr>
+      <w:r>
+        <w:rPr>
+          <w:lang w:val="es-ES"/>
+        </w:rPr>
+        <w:t xml:space="preserve">Se calculó la correlación de Spearman entre la distancia cliente-vendedor y el tiempo de entrega, obteniendo un coeficiente </w:t>
+      </w:r>
+      <w:r>
+        <w:t>ρ</w:t>
+      </w:r>
+      <w:r>
+        <w:rPr>
+          <w:lang w:val="es-ES"/>
+        </w:rPr>
+        <w:t xml:space="preserve"> = 0,54 con p-valor prácticamente cero. La relación es positiva, monotónica y estadísticamente significativa: cada kilómetro adicional se asocia a más días de espera.</w:t>
+      </w:r>
+    </w:p>
+    <w:p>
+      <w:pPr>
+        <w:rPr>
+          <w:lang w:val="es-ES"/>
+        </w:rPr>
+      </w:pPr>
+    </w:p>
+    <w:p>
+      <w:pPr>
+        <w:pStyle w:val="Ttulo2"/>
+      </w:pPr>
+      <w:bookmarkStart w:id="20" w:name="_Toc242639176"/>
+      <w:r>
         <w:lastRenderedPageBreak/>
-        <w:t>alternativa «Sudeste &lt; resto». El p-valor resultó prácticamente cero. Adicionalmente, el flete promedio en el Sudeste es de R$ 17,4 frente a R$ 25,7 en el resto. La hipótesis se confirma: la ventaja logística del Sudeste es estadísticamente significativa.</w:t>
-      </w:r>
-    </w:p>
-    <w:p>
-      <w:pPr>
-        <w:pStyle w:val="Ttulo2"/>
-        <w:rPr>
-          <w:lang w:val="es-ES"/>
-        </w:rPr>
-      </w:pPr>
-      <w:bookmarkStart w:id="19" w:name="_Toc242181190"/>
-      <w:r>
-        <w:rPr>
-          <w:lang w:val="es-ES"/>
-        </w:rPr>
-        <w:t>4.4 Hipótesis adicional — Mayor distancia implica mayor tiempo</w:t>
-      </w:r>
-      <w:bookmarkEnd w:id="19"/>
-    </w:p>
-    <w:p>
-      <w:pPr>
-        <w:rPr>
-          <w:lang w:val="es-ES"/>
-        </w:rPr>
-      </w:pPr>
-      <w:r>
-        <w:rPr>
-          <w:lang w:val="es-ES"/>
-        </w:rPr>
-        <w:t xml:space="preserve">Se calculó la correlación de Spearman entre la distancia cliente-vendedor y el tiempo de entrega, obteniendo un coeficiente </w:t>
-      </w:r>
-      <w:r>
-        <w:t>ρ</w:t>
-      </w:r>
-      <w:r>
-        <w:rPr>
-          <w:lang w:val="es-ES"/>
-        </w:rPr>
-        <w:t xml:space="preserve"> = 0,54 con p-valor prácticamente cero. La relación es positiva, monotónica y estadísticamente significativa: cada kilómetro adicional se asocia a más días de espera.</w:t>
-      </w:r>
-    </w:p>
-    <w:p>
-      <w:pPr>
-        <w:pStyle w:val="Ttulo2"/>
-      </w:pPr>
-      <w:bookmarkStart w:id="20" w:name="_Toc242181191"/>
-      <w:r>
-        <w:t xml:space="preserve">4.5 </w:t>
-      </w:r>
-      <w:proofErr w:type="spellStart"/>
-      <w:r>
-        <w:t>Resumen</w:t>
-      </w:r>
-      <w:proofErr w:type="spellEnd"/>
-      <w:r>
-        <w:t xml:space="preserve"> de </w:t>
-      </w:r>
-      <w:proofErr w:type="spellStart"/>
-      <w:r>
-        <w:t>resultados</w:t>
+        <w:t>4.5 Resumen de resultados</w:t>
       </w:r>
       <w:bookmarkEnd w:id="20"/>
-      <w:proofErr w:type="spellEnd"/>
     </w:p>
     <w:tbl>
       <w:tblPr>
@@ -6791,7 +6286,6 @@
             <w:pPr>
               <w:jc w:val="center"/>
             </w:pPr>
-            <w:proofErr w:type="spellStart"/>
             <w:r>
               <w:rPr>
                 <w:b/>
@@ -6800,7 +6294,6 @@
               </w:rPr>
               <w:t>Hipótesis</w:t>
             </w:r>
-            <w:proofErr w:type="spellEnd"/>
           </w:p>
         </w:tc>
         <w:tc>
@@ -6850,7 +6343,6 @@
             <w:pPr>
               <w:jc w:val="center"/>
             </w:pPr>
-            <w:proofErr w:type="spellStart"/>
             <w:r>
               <w:rPr>
                 <w:b/>
@@ -6859,7 +6351,6 @@
               </w:rPr>
               <w:t>Veredicto</w:t>
             </w:r>
-            <w:proofErr w:type="spellEnd"/>
           </w:p>
         </w:tc>
       </w:tr>
@@ -6927,14 +6418,12 @@
             <w:pPr>
               <w:jc w:val="center"/>
             </w:pPr>
-            <w:proofErr w:type="spellStart"/>
             <w:r>
               <w:rPr>
                 <w:sz w:val="18"/>
               </w:rPr>
               <w:t>Confirmada</w:t>
             </w:r>
-            <w:proofErr w:type="spellEnd"/>
           </w:p>
         </w:tc>
       </w:tr>
@@ -6972,19 +6461,11 @@
             <w:pPr>
               <w:jc w:val="center"/>
             </w:pPr>
-            <w:proofErr w:type="spellStart"/>
             <w:r>
               <w:rPr>
                 <w:sz w:val="18"/>
               </w:rPr>
-              <w:t>Cualitativo</w:t>
-            </w:r>
-            <w:proofErr w:type="spellEnd"/>
-            <w:r>
-              <w:rPr>
-                <w:sz w:val="18"/>
-              </w:rPr>
-              <w:t xml:space="preserve"> (NLP)</w:t>
+              <w:t>Cualitativo (NLP)</w:t>
             </w:r>
           </w:p>
         </w:tc>
@@ -7014,14 +6495,12 @@
             <w:pPr>
               <w:jc w:val="center"/>
             </w:pPr>
-            <w:proofErr w:type="spellStart"/>
             <w:r>
               <w:rPr>
                 <w:sz w:val="18"/>
               </w:rPr>
               <w:t>Evidenciada</w:t>
             </w:r>
-            <w:proofErr w:type="spellEnd"/>
           </w:p>
         </w:tc>
       </w:tr>
@@ -7089,14 +6568,12 @@
             <w:pPr>
               <w:jc w:val="center"/>
             </w:pPr>
-            <w:proofErr w:type="spellStart"/>
             <w:r>
               <w:rPr>
                 <w:sz w:val="18"/>
               </w:rPr>
               <w:t>Confirmada</w:t>
             </w:r>
-            <w:proofErr w:type="spellEnd"/>
           </w:p>
         </w:tc>
       </w:tr>
@@ -7168,14 +6645,12 @@
             <w:pPr>
               <w:jc w:val="center"/>
             </w:pPr>
-            <w:proofErr w:type="spellStart"/>
             <w:r>
               <w:rPr>
                 <w:sz w:val="18"/>
               </w:rPr>
               <w:t>Confirmada</w:t>
             </w:r>
-            <w:proofErr w:type="spellEnd"/>
           </w:p>
         </w:tc>
       </w:tr>
@@ -7208,68 +6683,124 @@
         <w:rPr>
           <w:lang w:val="es-ES"/>
         </w:rPr>
-        <w:t xml:space="preserve">Es importante notar que los </w:t>
+        <w:t>Es importante notar que los tests se ejecutaron a nivel de ítem de pedido, de modo que los ítems de un mismo pedido multipedido no son estrictamente independientes. Esta limitación, habitual en datos transaccionales, se discute en la sección 8.</w:t>
+      </w:r>
+    </w:p>
+    <w:p>
+      <w:pPr>
+        <w:pStyle w:val="Ttulo1"/>
+        <w:rPr>
+          <w:lang w:val="es-ES"/>
+        </w:rPr>
+      </w:pPr>
+      <w:bookmarkStart w:id="21" w:name="_Toc242639177"/>
+      <w:r>
+        <w:rPr>
+          <w:lang w:val="es-ES"/>
+        </w:rPr>
+        <w:t>5. Modelado predictivo</w:t>
+      </w:r>
+      <w:bookmarkEnd w:id="21"/>
+    </w:p>
+    <w:p>
+      <w:pPr>
+        <w:pStyle w:val="Ttulo2"/>
+        <w:rPr>
+          <w:lang w:val="es-ES"/>
+        </w:rPr>
+      </w:pPr>
+      <w:bookmarkStart w:id="22" w:name="_Toc242639178"/>
+      <w:r>
+        <w:rPr>
+          <w:lang w:val="es-ES"/>
+        </w:rPr>
+        <w:t>5.1 Clasificación de la reseña</w:t>
+      </w:r>
+      <w:bookmarkEnd w:id="22"/>
+    </w:p>
+    <w:p>
+      <w:pPr>
+        <w:pStyle w:val="Ttulo3"/>
+        <w:rPr>
+          <w:lang w:val="es-ES"/>
+        </w:rPr>
+      </w:pPr>
+      <w:bookmarkStart w:id="23" w:name="_Toc242639179"/>
+      <w:r>
+        <w:rPr>
+          <w:lang w:val="es-ES"/>
+        </w:rPr>
+        <w:t>5.1.1 Diseño del problema</w:t>
+      </w:r>
+      <w:bookmarkEnd w:id="23"/>
+    </w:p>
+    <w:p>
+      <w:pPr>
+        <w:rPr>
+          <w:lang w:val="es-ES"/>
+        </w:rPr>
+      </w:pPr>
+      <w:r>
+        <w:rPr>
+          <w:lang w:val="es-ES"/>
+        </w:rPr>
+        <w:t>El objetivo es anticipar si una compra terminará en reseña positiva (4-5 estrellas) o negativa (1-2 estrellas) utilizando exclusivamente información disponible al momento de la compra. Las reseñas neutrales (3 estrellas) se excluyen del target para obtener un problema de clasificación binaria más nítido. El dataset etiquetado contiene 84.347 reseñas positivas y 17.986 negativas (proporción 82 %/18 %), lo que configura un problema desbalanceado.</w:t>
+      </w:r>
+    </w:p>
+    <w:p>
+      <w:pPr>
+        <w:rPr>
+          <w:lang w:val="es-ES"/>
+        </w:rPr>
+      </w:pPr>
+      <w:r>
+        <w:rPr>
+          <w:lang w:val="es-ES"/>
+        </w:rPr>
+        <w:t xml:space="preserve">Se utilizan 117 variables agrupadas en cinco bloques: </w:t>
+      </w:r>
+      <w:proofErr w:type="gramStart"/>
+      <w:r>
+        <w:rPr>
+          <w:lang w:val="es-ES"/>
+        </w:rPr>
+        <w:t>numéricas base</w:t>
+      </w:r>
+      <w:proofErr w:type="gramEnd"/>
+      <w:r>
+        <w:rPr>
+          <w:lang w:val="es-ES"/>
+        </w:rPr>
+        <w:t xml:space="preserve"> (distancia, volumen, peso, precio, flete, ratio de flete, ítems por pedido, cuotas), historial del vendedor (porcentaje de demora, cantidad de pedidos, reseña promedio, categorías), temporales (mes, día de la semana, temporada alta), geográficas (mismo estado) y categóricas codificadas mediante </w:t>
       </w:r>
       <w:proofErr w:type="spellStart"/>
       <w:r>
         <w:rPr>
           <w:lang w:val="es-ES"/>
         </w:rPr>
-        <w:t>tests</w:t>
+        <w:t>one-hot</w:t>
       </w:r>
       <w:proofErr w:type="spellEnd"/>
       <w:r>
         <w:rPr>
           <w:lang w:val="es-ES"/>
         </w:rPr>
-        <w:t xml:space="preserve"> se ejecutaron a nivel de ítem de pedido, de modo que los ítems de un mismo pedido </w:t>
+        <w:t xml:space="preserve"> (categoría de producto, región, medio de pago, estado del cliente). Las variables </w:t>
       </w:r>
       <w:proofErr w:type="spellStart"/>
       <w:r>
         <w:rPr>
           <w:lang w:val="es-ES"/>
         </w:rPr>
-        <w:t>multipedido</w:t>
+        <w:t>post-compra</w:t>
       </w:r>
       <w:proofErr w:type="spellEnd"/>
       <w:r>
         <w:rPr>
           <w:lang w:val="es-ES"/>
         </w:rPr>
-        <w:t xml:space="preserve"> no son estrictamente independientes. Esta limitación, habitual en datos transaccionales, se discute en la sección 8.</w:t>
-      </w:r>
-    </w:p>
-    <w:p>
-      <w:pPr>
-        <w:pStyle w:val="Ttulo1"/>
-        <w:rPr>
-          <w:lang w:val="es-ES"/>
-        </w:rPr>
-      </w:pPr>
-      <w:bookmarkStart w:id="21" w:name="_Toc242181192"/>
-      <w:r>
-        <w:rPr>
-          <w:lang w:val="es-ES"/>
-        </w:rPr>
-        <w:t>5. Modelado predictivo</w:t>
-      </w:r>
-      <w:bookmarkEnd w:id="21"/>
-    </w:p>
-    <w:p>
-      <w:pPr>
-        <w:pStyle w:val="Ttulo2"/>
-        <w:rPr>
-          <w:lang w:val="es-ES"/>
-        </w:rPr>
-      </w:pPr>
-      <w:bookmarkStart w:id="22" w:name="_Toc242181193"/>
-      <w:r>
-        <w:rPr>
-          <w:lang w:val="es-ES"/>
-        </w:rPr>
-        <w:t>5.1 Clasificación de la reseña</w:t>
-      </w:r>
-      <w:bookmarkEnd w:id="22"/>
+        <w:t xml:space="preserve"> —texto de la reseña, calificación, demora real y fechas de entrega— se excluyen explícitamente para evitar la fuga de información.</w:t>
+      </w:r>
     </w:p>
     <w:p>
       <w:pPr>
@@ -7278,81 +6809,47 @@
           <w:lang w:val="es-ES"/>
         </w:rPr>
       </w:pPr>
-      <w:bookmarkStart w:id="23" w:name="_Toc242181194"/>
-      <w:r>
-        <w:rPr>
-          <w:lang w:val="es-ES"/>
-        </w:rPr>
-        <w:t>5.1.1 Diseño del problema</w:t>
-      </w:r>
-      <w:bookmarkEnd w:id="23"/>
-    </w:p>
-    <w:p>
-      <w:pPr>
-        <w:rPr>
-          <w:lang w:val="es-ES"/>
-        </w:rPr>
-      </w:pPr>
-      <w:r>
-        <w:rPr>
-          <w:lang w:val="es-ES"/>
-        </w:rPr>
-        <w:t xml:space="preserve">El objetivo es anticipar si una compra terminará en reseña positiva (4-5 estrellas) o negativa (1-2 estrellas) utilizando exclusivamente información disponible al momento de la compra. Las reseñas neutrales (3 estrellas) se excluyen del target para obtener un problema de clasificación binaria más nítido. El </w:t>
+      <w:bookmarkStart w:id="24" w:name="_Toc242639180"/>
+      <w:r>
+        <w:rPr>
+          <w:lang w:val="es-ES"/>
+        </w:rPr>
+        <w:t>5.1.2 Separación de datos e historial del vendedor</w:t>
+      </w:r>
+      <w:bookmarkEnd w:id="24"/>
+    </w:p>
+    <w:p>
+      <w:pPr>
+        <w:rPr>
+          <w:lang w:val="es-ES"/>
+        </w:rPr>
+      </w:pPr>
+      <w:r>
+        <w:rPr>
+          <w:lang w:val="es-ES"/>
+        </w:rPr>
+        <w:t xml:space="preserve">El dataset se dividió en entrenamiento (76.749 filas, 75 %) y prueba (25.584 filas, 25 %) mediante un </w:t>
       </w:r>
       <w:proofErr w:type="spellStart"/>
       <w:r>
         <w:rPr>
           <w:lang w:val="es-ES"/>
         </w:rPr>
-        <w:t>dataset</w:t>
+        <w:t>split</w:t>
       </w:r>
       <w:proofErr w:type="spellEnd"/>
       <w:r>
         <w:rPr>
           <w:lang w:val="es-ES"/>
         </w:rPr>
-        <w:t xml:space="preserve"> etiquetado contiene 84.347 reseñas positivas y 17.986 negativas (proporción 82 %/18 %), lo que configura un problema desbalanceado.</w:t>
-      </w:r>
-    </w:p>
-    <w:p>
-      <w:pPr>
-        <w:rPr>
-          <w:lang w:val="es-ES"/>
-        </w:rPr>
-      </w:pPr>
-      <w:r>
-        <w:rPr>
-          <w:lang w:val="es-ES"/>
-        </w:rPr>
-        <w:t>Se utilizan 117 variables agrupadas en cinco bloques: numéricas base (distancia, volumen, peso, precio, flete, ratio de flete, ítems por pedido, cuotas), historial del vendedor (porcentaje de demora, cantidad de pedidos, reseña promedio, categorías), temporales (mes, día de la semana, temporada alta), geográficas (mismo estado) y categóricas codificadas mediante one-</w:t>
-      </w:r>
-      <w:proofErr w:type="spellStart"/>
-      <w:r>
-        <w:rPr>
-          <w:lang w:val="es-ES"/>
-        </w:rPr>
-        <w:t>hot</w:t>
-      </w:r>
-      <w:proofErr w:type="spellEnd"/>
-      <w:r>
-        <w:rPr>
-          <w:lang w:val="es-ES"/>
-        </w:rPr>
-        <w:t xml:space="preserve"> (categoría de producto, región, medio de pago, estado del cliente). Las variables </w:t>
-      </w:r>
-      <w:proofErr w:type="spellStart"/>
-      <w:r>
-        <w:rPr>
-          <w:lang w:val="es-ES"/>
-        </w:rPr>
-        <w:t>post-compra</w:t>
-      </w:r>
-      <w:proofErr w:type="spellEnd"/>
-      <w:r>
-        <w:rPr>
-          <w:lang w:val="es-ES"/>
-        </w:rPr>
-        <w:t xml:space="preserve"> —texto de la reseña, calificación, demora real y fechas de entrega— se excluyen explícitamente para evitar la fuga de información.</w:t>
+        <w:t xml:space="preserve"> estratificado por el target. A partir de las filas de entrenamiento se calcularon cuatro variables de historial del vendedor: porcentaje de demora, cantidad de pedidos, reseña promedio y cantidad de categorías. Los vendedores que solo aparecen en el conjunto de </w:t>
+      </w:r>
+      <w:r>
+        <w:rPr>
+          <w:lang w:val="es-ES"/>
+        </w:rPr>
+        <w:lastRenderedPageBreak/>
+        <w:t>prueba reciben el promedio global del entrenamiento. Este diseño garantiza que el historial no filtre información del propio pedido que se quiere predecir.</w:t>
       </w:r>
     </w:p>
     <w:p>
@@ -7362,65 +6859,7 @@
           <w:lang w:val="es-ES"/>
         </w:rPr>
       </w:pPr>
-      <w:bookmarkStart w:id="24" w:name="_Toc242181195"/>
-      <w:r>
-        <w:rPr>
-          <w:lang w:val="es-ES"/>
-        </w:rPr>
-        <w:lastRenderedPageBreak/>
-        <w:t>5.1.2 Separación de datos e historial del vendedor</w:t>
-      </w:r>
-      <w:bookmarkEnd w:id="24"/>
-    </w:p>
-    <w:p>
-      <w:pPr>
-        <w:rPr>
-          <w:lang w:val="es-ES"/>
-        </w:rPr>
-      </w:pPr>
-      <w:r>
-        <w:rPr>
-          <w:lang w:val="es-ES"/>
-        </w:rPr>
-        <w:t xml:space="preserve">El </w:t>
-      </w:r>
-      <w:proofErr w:type="spellStart"/>
-      <w:r>
-        <w:rPr>
-          <w:lang w:val="es-ES"/>
-        </w:rPr>
-        <w:t>dataset</w:t>
-      </w:r>
-      <w:proofErr w:type="spellEnd"/>
-      <w:r>
-        <w:rPr>
-          <w:lang w:val="es-ES"/>
-        </w:rPr>
-        <w:t xml:space="preserve"> se dividió en entrenamiento (76.749 filas, 75 %) y prueba (25.584 filas, 25 %) mediante un </w:t>
-      </w:r>
-      <w:proofErr w:type="spellStart"/>
-      <w:r>
-        <w:rPr>
-          <w:lang w:val="es-ES"/>
-        </w:rPr>
-        <w:t>split</w:t>
-      </w:r>
-      <w:proofErr w:type="spellEnd"/>
-      <w:r>
-        <w:rPr>
-          <w:lang w:val="es-ES"/>
-        </w:rPr>
-        <w:t xml:space="preserve"> estratificado por el target. A partir de las filas de entrenamiento se calcularon cuatro variables de historial del vendedor: porcentaje de demora, cantidad de pedidos, reseña promedio y cantidad de categorías. Los vendedores que solo aparecen en el conjunto de prueba reciben el promedio global del entrenamiento. Este diseño garantiza que el historial no filtre información del propio pedido que se quiere predecir.</w:t>
-      </w:r>
-    </w:p>
-    <w:p>
-      <w:pPr>
-        <w:pStyle w:val="Ttulo3"/>
-        <w:rPr>
-          <w:lang w:val="es-ES"/>
-        </w:rPr>
-      </w:pPr>
-      <w:bookmarkStart w:id="25" w:name="_Toc242181196"/>
+      <w:bookmarkStart w:id="25" w:name="_Toc242639181"/>
       <w:r>
         <w:rPr>
           <w:lang w:val="es-ES"/>
@@ -7439,21 +6878,7 @@
         <w:rPr>
           <w:lang w:val="es-ES"/>
         </w:rPr>
-        <w:t xml:space="preserve">Se entrenó un modelo </w:t>
-      </w:r>
-      <w:proofErr w:type="spellStart"/>
-      <w:r>
-        <w:rPr>
-          <w:lang w:val="es-ES"/>
-        </w:rPr>
-        <w:t>LightGBM</w:t>
-      </w:r>
-      <w:proofErr w:type="spellEnd"/>
-      <w:r>
-        <w:rPr>
-          <w:lang w:val="es-ES"/>
-        </w:rPr>
-        <w:t xml:space="preserve"> con 300 árboles, </w:t>
+        <w:t xml:space="preserve">Se entrenó un modelo LightGBM con 300 árboles, </w:t>
       </w:r>
       <w:proofErr w:type="spellStart"/>
       <w:r>
@@ -7536,7 +6961,6 @@
             <w:pPr>
               <w:jc w:val="center"/>
             </w:pPr>
-            <w:proofErr w:type="spellStart"/>
             <w:r>
               <w:rPr>
                 <w:b/>
@@ -7545,7 +6969,6 @@
               </w:rPr>
               <w:t>Métrica</w:t>
             </w:r>
-            <w:proofErr w:type="spellEnd"/>
           </w:p>
         </w:tc>
         <w:tc>
@@ -7913,6 +7336,7 @@
           <w:sz w:val="18"/>
           <w:lang w:val="es-ES"/>
         </w:rPr>
+        <w:lastRenderedPageBreak/>
         <w:t>Figura 12. Matriz de confusión normalizada por clase real.</w:t>
       </w:r>
     </w:p>
@@ -7926,7 +7350,6 @@
         <w:rPr>
           <w:lang w:val="es-ES"/>
         </w:rPr>
-        <w:lastRenderedPageBreak/>
         <w:t>La matriz de confusión muestra que el modelo detecta correctamente el 59 % de las reseñas negativas (</w:t>
       </w:r>
       <w:proofErr w:type="spellStart"/>
@@ -7965,7 +7388,7 @@
           <w:lang w:val="es-ES"/>
         </w:rPr>
       </w:pPr>
-      <w:bookmarkStart w:id="26" w:name="_Toc242181197"/>
+      <w:bookmarkStart w:id="26" w:name="_Toc242639182"/>
       <w:r>
         <w:rPr>
           <w:lang w:val="es-ES"/>
@@ -7984,7 +7407,21 @@
         <w:rPr>
           <w:lang w:val="es-ES"/>
         </w:rPr>
-        <w:t>La variable con mayor peso en el modelo es la reseña histórica promedio del vendedor: el mejor predictor de si un cliente quedará conforme es cómo quedaron los clientes anteriores de ese mismo vendedor. Le siguen la distancia cliente-vendedor, el costo de flete, el mes de compra y el ratio flete/precio. Las cuatro variables de historial del vendedor aparecen entre las quince más importantes, lo que confirma que la trayectoria pasada del vendedor es la señal más informativa disponible al momento de la compra.</w:t>
+        <w:t xml:space="preserve">La variable con mayor peso en el modelo es la reseña histórica promedio del vendedor: el mejor predictor de si un cliente quedará conforme es cómo quedaron los clientes anteriores de ese mismo vendedor. Le siguen la distancia cliente-vendedor, el costo de flete, el mes de compra y </w:t>
+      </w:r>
+      <w:proofErr w:type="gramStart"/>
+      <w:r>
+        <w:rPr>
+          <w:lang w:val="es-ES"/>
+        </w:rPr>
+        <w:t>el ratio</w:t>
+      </w:r>
+      <w:proofErr w:type="gramEnd"/>
+      <w:r>
+        <w:rPr>
+          <w:lang w:val="es-ES"/>
+        </w:rPr>
+        <w:t xml:space="preserve"> flete/precio. Las cuatro variables de historial del vendedor aparecen entre las quince más importantes, lo que confirma que la trayectoria pasada del vendedor es la señal más informativa disponible al momento de la compra.</w:t>
       </w:r>
     </w:p>
     <w:p>
@@ -8057,7 +7494,7 @@
           <w:lang w:val="es-ES"/>
         </w:rPr>
       </w:pPr>
-      <w:bookmarkStart w:id="27" w:name="_Toc242181198"/>
+      <w:bookmarkStart w:id="27" w:name="_Toc242639183"/>
       <w:r>
         <w:rPr>
           <w:lang w:val="es-ES"/>
@@ -8150,7 +7587,7 @@
           <w:lang w:val="es-ES"/>
         </w:rPr>
       </w:pPr>
-      <w:bookmarkStart w:id="28" w:name="_Toc242181199"/>
+      <w:bookmarkStart w:id="28" w:name="_Toc242639184"/>
       <w:r>
         <w:rPr>
           <w:lang w:val="es-ES"/>
@@ -8166,7 +7603,7 @@
           <w:lang w:val="es-ES"/>
         </w:rPr>
       </w:pPr>
-      <w:bookmarkStart w:id="29" w:name="_Toc242181200"/>
+      <w:bookmarkStart w:id="29" w:name="_Toc242639185"/>
       <w:r>
         <w:rPr>
           <w:lang w:val="es-ES"/>
@@ -8185,21 +7622,7 @@
         <w:rPr>
           <w:lang w:val="es-ES"/>
         </w:rPr>
-        <w:t xml:space="preserve">Se agregó el </w:t>
-      </w:r>
-      <w:proofErr w:type="spellStart"/>
-      <w:r>
-        <w:rPr>
-          <w:lang w:val="es-ES"/>
-        </w:rPr>
-        <w:t>dataset</w:t>
-      </w:r>
-      <w:proofErr w:type="spellEnd"/>
-      <w:r>
-        <w:rPr>
-          <w:lang w:val="es-ES"/>
-        </w:rPr>
-        <w:t xml:space="preserve"> a nivel de vendedor calculando ocho variables de perfil: tiempo de entrega promedio, porcentaje de demora, distancia promedio al cliente, flete promedio, cantidad de pedidos, reseña promedio, precio promedio y cantidad de categorías vendidas. Se aplicó transformación logarítmica a las variables de pedidos y precio para reducir el efecto de los valores extremos, y se estandarizaron todas las variables con </w:t>
+        <w:t xml:space="preserve">Se agregó el dataset a nivel de vendedor calculando ocho variables de perfil: tiempo de entrega promedio, porcentaje de demora, distancia promedio al cliente, flete promedio, cantidad de pedidos, reseña promedio, precio promedio y cantidad de categorías vendidas. Se aplicó transformación logarítmica a las variables de pedidos y precio para reducir el efecto de los valores extremos, y se estandarizaron todas las variables con </w:t>
       </w:r>
       <w:proofErr w:type="spellStart"/>
       <w:r>
@@ -8314,7 +7737,7 @@
           <w:lang w:val="es-ES"/>
         </w:rPr>
       </w:pPr>
-      <w:bookmarkStart w:id="30" w:name="_Toc242181201"/>
+      <w:bookmarkStart w:id="30" w:name="_Toc242639186"/>
       <w:r>
         <w:rPr>
           <w:lang w:val="es-ES"/>
@@ -8364,7 +7787,6 @@
             <w:pPr>
               <w:jc w:val="center"/>
             </w:pPr>
-            <w:proofErr w:type="spellStart"/>
             <w:r>
               <w:rPr>
                 <w:b/>
@@ -8373,7 +7795,6 @@
               </w:rPr>
               <w:t>Segmento</w:t>
             </w:r>
-            <w:proofErr w:type="spellEnd"/>
           </w:p>
         </w:tc>
         <w:tc>
@@ -8385,7 +7806,6 @@
             <w:pPr>
               <w:jc w:val="center"/>
             </w:pPr>
-            <w:proofErr w:type="spellStart"/>
             <w:r>
               <w:rPr>
                 <w:b/>
@@ -8394,7 +7814,6 @@
               </w:rPr>
               <w:t>Vendedores</w:t>
             </w:r>
-            <w:proofErr w:type="spellEnd"/>
           </w:p>
         </w:tc>
         <w:tc>
@@ -8431,46 +7850,7 @@
                 <w:color w:val="FFFFFF"/>
                 <w:sz w:val="18"/>
               </w:rPr>
-              <w:t xml:space="preserve">% </w:t>
-            </w:r>
-            <w:proofErr w:type="spellStart"/>
-            <w:r>
-              <w:rPr>
-                <w:b/>
-                <w:color w:val="FFFFFF"/>
-                <w:sz w:val="18"/>
-              </w:rPr>
-              <w:t>demorado</w:t>
-            </w:r>
-            <w:proofErr w:type="spellEnd"/>
-          </w:p>
-        </w:tc>
-        <w:tc>
-          <w:tcPr>
-            <w:tcW w:w="1417" w:type="dxa"/>
-            <w:shd w:val="clear" w:color="auto" w:fill="1F3A5F"/>
-          </w:tcPr>
-          <w:p>
-            <w:pPr>
-              <w:jc w:val="center"/>
-            </w:pPr>
-            <w:proofErr w:type="spellStart"/>
-            <w:r>
-              <w:rPr>
-                <w:b/>
-                <w:color w:val="FFFFFF"/>
-                <w:sz w:val="18"/>
-              </w:rPr>
-              <w:t>Reseña</w:t>
-            </w:r>
-            <w:proofErr w:type="spellEnd"/>
-            <w:r>
-              <w:rPr>
-                <w:b/>
-                <w:color w:val="FFFFFF"/>
-                <w:sz w:val="18"/>
-              </w:rPr>
-              <w:t xml:space="preserve"> prom.</w:t>
+              <w:t>% demorado</w:t>
             </w:r>
           </w:p>
         </w:tc>
@@ -8483,23 +7863,32 @@
             <w:pPr>
               <w:jc w:val="center"/>
             </w:pPr>
-            <w:proofErr w:type="spellStart"/>
             <w:r>
               <w:rPr>
                 <w:b/>
                 <w:color w:val="FFFFFF"/>
                 <w:sz w:val="18"/>
               </w:rPr>
-              <w:t>Pedidos</w:t>
+              <w:t>Reseña prom.</w:t>
             </w:r>
-            <w:proofErr w:type="spellEnd"/>
+          </w:p>
+        </w:tc>
+        <w:tc>
+          <w:tcPr>
+            <w:tcW w:w="1417" w:type="dxa"/>
+            <w:shd w:val="clear" w:color="auto" w:fill="1F3A5F"/>
+          </w:tcPr>
+          <w:p>
+            <w:pPr>
+              <w:jc w:val="center"/>
+            </w:pPr>
             <w:r>
               <w:rPr>
                 <w:b/>
                 <w:color w:val="FFFFFF"/>
                 <w:sz w:val="18"/>
               </w:rPr>
-              <w:t xml:space="preserve"> prom.</w:t>
+              <w:t>Pedidos prom.</w:t>
             </w:r>
           </w:p>
         </w:tc>
@@ -8876,7 +8265,35 @@
         <w:rPr>
           <w:lang w:val="es-ES"/>
         </w:rPr>
-        <w:t>El segmento «Ágiles de bajo volumen» agrupa al 58 % de los vendedores: operan con pocos pedidos pero entregan rápido (9,5 días en promedio), con baja demora y buena reseña. El segmento «Consolidados de alto volumen» concentra al 27 % de los vendedores pero al 85 % de los ítems vendidos: manejan un volumen alto con un desempeño logístico sólido. El segmento «Rezagados» es el más pequeño (16 % de los vendedores, 3 % de los ítems) pero presenta los peores indicadores: 19,6 días de entrega promedio, 24 % de demora y una reseña promedio de 3,48.</w:t>
+        <w:t xml:space="preserve">El segmento «Ágiles de bajo volumen» agrupa al 58 % de los vendedores: operan con pocos </w:t>
+      </w:r>
+      <w:proofErr w:type="gramStart"/>
+      <w:r>
+        <w:rPr>
+          <w:lang w:val="es-ES"/>
+        </w:rPr>
+        <w:t>pedidos</w:t>
+      </w:r>
+      <w:proofErr w:type="gramEnd"/>
+      <w:r>
+        <w:rPr>
+          <w:lang w:val="es-ES"/>
+        </w:rPr>
+        <w:t xml:space="preserve"> pero entregan rápido (9,5 días en promedio), con baja demora y buena reseña. El segmento «Consolidados de alto volumen» concentra al 27 % de los </w:t>
+      </w:r>
+      <w:proofErr w:type="gramStart"/>
+      <w:r>
+        <w:rPr>
+          <w:lang w:val="es-ES"/>
+        </w:rPr>
+        <w:t>vendedores</w:t>
+      </w:r>
+      <w:proofErr w:type="gramEnd"/>
+      <w:r>
+        <w:rPr>
+          <w:lang w:val="es-ES"/>
+        </w:rPr>
+        <w:t xml:space="preserve"> pero al 85 % de los ítems vendidos: manejan un volumen alto con un desempeño logístico sólido. El segmento «Rezagados» es el más pequeño (16 % de los vendedores, 3 % de los ítems) pero presenta los peores indicadores: 19,6 días de entrega promedio, 24 % de demora y una reseña promedio de 3,48.</w:t>
       </w:r>
     </w:p>
     <w:p>
@@ -9016,14 +8433,8 @@
         <w:rPr>
           <w:lang w:val="es-ES"/>
         </w:rPr>
-        <w:t xml:space="preserve">El valor del segmento «Rezagados» reside en que constituye una lista de contactos prioritaria: son pocos vendedores que concentran una proporción desproporcionada del riesgo de mala </w:t>
-      </w:r>
-      <w:r>
-        <w:rPr>
-          <w:lang w:val="es-ES"/>
-        </w:rPr>
         <w:lastRenderedPageBreak/>
-        <w:t>experiencia. Una intervención focalizada sobre este grupo tendría el mayor retorno marginal en términos de satisfacción del cliente.</w:t>
+        <w:t>El valor del segmento «Rezagados» reside en que constituye una lista de contactos prioritaria: son pocos vendedores que concentran una proporción desproporcionada del riesgo de mala experiencia. Una intervención focalizada sobre este grupo tendría el mayor retorno marginal en términos de satisfacción del cliente.</w:t>
       </w:r>
     </w:p>
     <w:p>
@@ -9033,7 +8444,7 @@
           <w:lang w:val="es-ES"/>
         </w:rPr>
       </w:pPr>
-      <w:bookmarkStart w:id="31" w:name="_Toc242181202"/>
+      <w:bookmarkStart w:id="31" w:name="_Toc242639187"/>
       <w:r>
         <w:rPr>
           <w:lang w:val="es-ES"/>
@@ -9062,7 +8473,7 @@
           <w:lang w:val="es-ES"/>
         </w:rPr>
       </w:pPr>
-      <w:bookmarkStart w:id="32" w:name="_Toc242181203"/>
+      <w:bookmarkStart w:id="32" w:name="_Toc242639188"/>
       <w:r>
         <w:rPr>
           <w:lang w:val="es-ES"/>
@@ -9091,7 +8502,7 @@
           <w:lang w:val="es-ES"/>
         </w:rPr>
       </w:pPr>
-      <w:bookmarkStart w:id="33" w:name="_Toc242181204"/>
+      <w:bookmarkStart w:id="33" w:name="_Toc242639189"/>
       <w:r>
         <w:rPr>
           <w:lang w:val="es-ES"/>
@@ -9129,7 +8540,7 @@
           <w:lang w:val="es-ES"/>
         </w:rPr>
       </w:pPr>
-      <w:bookmarkStart w:id="34" w:name="_Toc242181205"/>
+      <w:bookmarkStart w:id="34" w:name="_Toc242639190"/>
       <w:r>
         <w:rPr>
           <w:lang w:val="es-ES"/>
@@ -9158,7 +8569,7 @@
           <w:lang w:val="es-ES"/>
         </w:rPr>
       </w:pPr>
-      <w:bookmarkStart w:id="35" w:name="_Toc242181206"/>
+      <w:bookmarkStart w:id="35" w:name="_Toc242639191"/>
       <w:r>
         <w:rPr>
           <w:lang w:val="es-ES"/>
@@ -9187,7 +8598,7 @@
           <w:lang w:val="es-ES"/>
         </w:rPr>
       </w:pPr>
-      <w:bookmarkStart w:id="36" w:name="_Toc242181207"/>
+      <w:bookmarkStart w:id="36" w:name="_Toc242639192"/>
       <w:r>
         <w:rPr>
           <w:lang w:val="es-ES"/>
@@ -9206,7 +8617,14 @@
         <w:rPr>
           <w:lang w:val="es-ES"/>
         </w:rPr>
-        <w:t>Las categorías líderes en cantidad de ítems no coinciden con las líderes en facturación: las primeras mueven alto volumen a ticket bajo y las segundas mueven menos unidades a ticket alto. Tratar volumen y facturación como palancas independientes permite negociar condiciones diferenciadas con cada tipo de categoría.</w:t>
+        <w:t xml:space="preserve">Las categorías líderes en cantidad de ítems no coinciden con las líderes en facturación: las primeras mueven alto volumen a ticket bajo y las segundas mueven menos unidades a ticket </w:t>
+      </w:r>
+      <w:r>
+        <w:rPr>
+          <w:lang w:val="es-ES"/>
+        </w:rPr>
+        <w:lastRenderedPageBreak/>
+        <w:t>alto. Tratar volumen y facturación como palancas independientes permite negociar condiciones diferenciadas con cada tipo de categoría.</w:t>
       </w:r>
     </w:p>
     <w:p>
@@ -9216,163 +8634,300 @@
           <w:lang w:val="es-ES"/>
         </w:rPr>
       </w:pPr>
-      <w:bookmarkStart w:id="37" w:name="_Toc242181208"/>
+      <w:bookmarkStart w:id="37" w:name="_Toc242639193"/>
+      <w:r>
+        <w:rPr>
+          <w:lang w:val="es-ES"/>
+        </w:rPr>
+        <w:t>7. Trabajo futuro</w:t>
+      </w:r>
+      <w:bookmarkEnd w:id="37"/>
+    </w:p>
+    <w:p>
+      <w:pPr>
+        <w:rPr>
+          <w:lang w:val="es-ES"/>
+        </w:rPr>
+      </w:pPr>
+      <w:r>
+        <w:rPr>
+          <w:lang w:val="es-ES"/>
+        </w:rPr>
+        <w:t>El análisis presentado abre varias líneas de trabajo que podrían profundizar los hallazgos y mejorar los modelos.</w:t>
+      </w:r>
+    </w:p>
+    <w:p>
+      <w:pPr>
+        <w:rPr>
+          <w:lang w:val="es-ES"/>
+        </w:rPr>
+      </w:pPr>
+      <w:r>
+        <w:rPr>
+          <w:lang w:val="es-ES"/>
+        </w:rPr>
+        <w:t xml:space="preserve">En primer lugar, el modelo de clasificación podría beneficiarse de un </w:t>
+      </w:r>
+      <w:proofErr w:type="spellStart"/>
+      <w:r>
+        <w:rPr>
+          <w:lang w:val="es-ES"/>
+        </w:rPr>
+        <w:t>split</w:t>
+      </w:r>
+      <w:proofErr w:type="spellEnd"/>
+      <w:r>
+        <w:rPr>
+          <w:lang w:val="es-ES"/>
+        </w:rPr>
+        <w:t xml:space="preserve"> temporal en lugar de aleatorio, de modo que el historial del vendedor refleje estrictamente el pasado y no incluya pedidos futuros. Asimismo, un esquema de target </w:t>
+      </w:r>
+      <w:proofErr w:type="spellStart"/>
+      <w:r>
+        <w:rPr>
+          <w:lang w:val="es-ES"/>
+        </w:rPr>
+        <w:t>encoding</w:t>
+      </w:r>
+      <w:proofErr w:type="spellEnd"/>
+      <w:r>
+        <w:rPr>
+          <w:lang w:val="es-ES"/>
+        </w:rPr>
+        <w:t xml:space="preserve"> con </w:t>
+      </w:r>
+      <w:proofErr w:type="spellStart"/>
+      <w:r>
+        <w:rPr>
+          <w:lang w:val="es-ES"/>
+        </w:rPr>
+        <w:t>out-of-fold</w:t>
+      </w:r>
+      <w:proofErr w:type="spellEnd"/>
+      <w:r>
+        <w:rPr>
+          <w:lang w:val="es-ES"/>
+        </w:rPr>
+        <w:t xml:space="preserve"> evitaría la potencial sobreestimación de la importancia de la reseña histórica del vendedor.</w:t>
+      </w:r>
+    </w:p>
+    <w:p>
+      <w:pPr>
+        <w:rPr>
+          <w:lang w:val="es-ES"/>
+        </w:rPr>
+      </w:pPr>
+      <w:r>
+        <w:rPr>
+          <w:lang w:val="es-ES"/>
+        </w:rPr>
+        <w:t>En segundo lugar, la incorporación de variables externas —como la distancia a centros logísticos, datos de huelgas del transporte o eventos estacionales locales— podría mejorar la capacidad predictiva del modelo.</w:t>
+      </w:r>
+    </w:p>
+    <w:p>
+      <w:pPr>
+        <w:rPr>
+          <w:lang w:val="es-ES"/>
+        </w:rPr>
+      </w:pPr>
+      <w:r>
+        <w:rPr>
+          <w:lang w:val="es-ES"/>
+        </w:rPr>
+        <w:t>En tercer lugar, un análisis de texto más sofisticado (</w:t>
+      </w:r>
+      <w:proofErr w:type="spellStart"/>
+      <w:r>
+        <w:rPr>
+          <w:lang w:val="es-ES"/>
+        </w:rPr>
+        <w:t>topic</w:t>
+      </w:r>
+      <w:proofErr w:type="spellEnd"/>
+      <w:r>
+        <w:rPr>
+          <w:lang w:val="es-ES"/>
+        </w:rPr>
+        <w:t xml:space="preserve"> </w:t>
+      </w:r>
+      <w:proofErr w:type="spellStart"/>
+      <w:r>
+        <w:rPr>
+          <w:lang w:val="es-ES"/>
+        </w:rPr>
+        <w:t>modeling</w:t>
+      </w:r>
+      <w:proofErr w:type="spellEnd"/>
+      <w:r>
+        <w:rPr>
+          <w:lang w:val="es-ES"/>
+        </w:rPr>
+        <w:t xml:space="preserve">, análisis de sentimiento con modelos </w:t>
+      </w:r>
+      <w:proofErr w:type="spellStart"/>
+      <w:r>
+        <w:rPr>
+          <w:lang w:val="es-ES"/>
+        </w:rPr>
+        <w:t>preentrenados</w:t>
+      </w:r>
+      <w:proofErr w:type="spellEnd"/>
+      <w:r>
+        <w:rPr>
+          <w:lang w:val="es-ES"/>
+        </w:rPr>
+        <w:t xml:space="preserve"> en portugués) permitiría cuantificar con mayor precisión la proporción de reseñas negativas atribuibles a problemas logísticos frente a otros motivos.</w:t>
+      </w:r>
+    </w:p>
+    <w:p>
+      <w:pPr>
+        <w:rPr>
+          <w:lang w:val="es-ES"/>
+        </w:rPr>
+      </w:pPr>
+      <w:r>
+        <w:rPr>
+          <w:lang w:val="es-ES"/>
+        </w:rPr>
+        <w:t>Finalmente, la segmentación de vendedores podría complementarse con un modelo de supervivencia que estime la probabilidad de que un vendedor «Rezagado» mejore o abandone la plataforma en los meses siguientes, permitiendo una intervención aún más proactiva.</w:t>
+      </w:r>
+    </w:p>
+    <w:p>
+      <w:pPr>
+        <w:pStyle w:val="Ttulo1"/>
+        <w:rPr>
+          <w:lang w:val="es-ES"/>
+        </w:rPr>
+      </w:pPr>
+      <w:bookmarkStart w:id="38" w:name="_Toc242639194"/>
+      <w:r>
+        <w:rPr>
+          <w:lang w:val="es-ES"/>
+        </w:rPr>
+        <w:t>8. Limitaciones</w:t>
+      </w:r>
+      <w:bookmarkEnd w:id="38"/>
+    </w:p>
+    <w:p>
+      <w:pPr>
+        <w:rPr>
+          <w:lang w:val="es-ES"/>
+        </w:rPr>
+      </w:pPr>
+      <w:r>
+        <w:rPr>
+          <w:lang w:val="es-ES"/>
+        </w:rPr>
+        <w:t>El presente análisis tiene limitaciones que es necesario explicitar para una correcta interpretación de los resultados.</w:t>
+      </w:r>
+    </w:p>
+    <w:p>
+      <w:pPr>
+        <w:rPr>
+          <w:lang w:val="es-ES"/>
+        </w:rPr>
+      </w:pPr>
+      <w:r>
+        <w:rPr>
+          <w:lang w:val="es-ES"/>
+        </w:rPr>
+        <w:t xml:space="preserve">Los datos cubren un período de dos años (2016-2018) y corresponden a un </w:t>
+      </w:r>
+      <w:proofErr w:type="spellStart"/>
+      <w:r>
+        <w:rPr>
+          <w:lang w:val="es-ES"/>
+        </w:rPr>
+        <w:t>snapshot</w:t>
+      </w:r>
+      <w:proofErr w:type="spellEnd"/>
+      <w:r>
+        <w:rPr>
+          <w:lang w:val="es-ES"/>
+        </w:rPr>
+        <w:t xml:space="preserve"> histórico; la dinámica del marketplace puede haber cambiado significativamente desde entonces. Las coordenadas geográficas se refieren al centroide del código postal, no a la ubicación exacta, lo que introduce un error en el cálculo de distancias que se atenúa con el uso de </w:t>
+      </w:r>
+      <w:proofErr w:type="spellStart"/>
+      <w:r>
+        <w:rPr>
+          <w:lang w:val="es-ES"/>
+        </w:rPr>
+        <w:t>Haversine</w:t>
+      </w:r>
+      <w:proofErr w:type="spellEnd"/>
+      <w:r>
+        <w:rPr>
+          <w:lang w:val="es-ES"/>
+        </w:rPr>
+        <w:t xml:space="preserve"> a escala de país.</w:t>
+      </w:r>
+    </w:p>
+    <w:p>
+      <w:pPr>
+        <w:rPr>
+          <w:lang w:val="es-ES"/>
+        </w:rPr>
+      </w:pPr>
+      <w:r>
+        <w:rPr>
+          <w:lang w:val="es-ES"/>
+        </w:rPr>
+        <w:t>Los tests estadísticos se ejecutaron a nivel de ítem de pedido, donde los ítems de un mismo pedido no son independientes. Si bien el gran tamaño muestral (&gt; 100.000) hace que este efecto sea menor en los p-valores, los tamaños de efecto deben interpretarse con cautela.</w:t>
+      </w:r>
+    </w:p>
+    <w:p>
+      <w:pPr>
+        <w:rPr>
+          <w:lang w:val="es-ES"/>
+        </w:rPr>
+      </w:pPr>
+      <w:r>
+        <w:rPr>
+          <w:lang w:val="es-ES"/>
+        </w:rPr>
+        <w:t xml:space="preserve">El modelo de clasificación utiliza un </w:t>
+      </w:r>
+      <w:proofErr w:type="spellStart"/>
+      <w:r>
+        <w:rPr>
+          <w:lang w:val="es-ES"/>
+        </w:rPr>
+        <w:t>split</w:t>
+      </w:r>
+      <w:proofErr w:type="spellEnd"/>
+      <w:r>
+        <w:rPr>
+          <w:lang w:val="es-ES"/>
+        </w:rPr>
+        <w:t xml:space="preserve"> aleatorio en lugar de temporal, lo que significa que el historial del vendedor puede incluir pedidos cronológicamente posteriores al que se predice. Además, la imputación de medianas se calculó antes del </w:t>
+      </w:r>
+      <w:proofErr w:type="spellStart"/>
+      <w:r>
+        <w:rPr>
+          <w:lang w:val="es-ES"/>
+        </w:rPr>
+        <w:t>split</w:t>
+      </w:r>
+      <w:proofErr w:type="spellEnd"/>
+      <w:r>
+        <w:rPr>
+          <w:lang w:val="es-ES"/>
+        </w:rPr>
+        <w:t xml:space="preserve"> (un sesgo menor, dado que se refiere solo a las variables numéricas base). Estas decisiones se adoptaron por simplicidad y reproducibilidad, pero constituyen una fuente de optimismo en las métricas reportadas.</w:t>
+      </w:r>
+    </w:p>
+    <w:p>
+      <w:pPr>
+        <w:rPr>
+          <w:lang w:val="es-ES"/>
+        </w:rPr>
+      </w:pPr>
       <w:r>
         <w:rPr>
           <w:lang w:val="es-ES"/>
         </w:rPr>
         <w:lastRenderedPageBreak/>
-        <w:t>7. Trabajo futuro</w:t>
-      </w:r>
-      <w:bookmarkEnd w:id="37"/>
-    </w:p>
-    <w:p>
-      <w:pPr>
-        <w:rPr>
-          <w:lang w:val="es-ES"/>
-        </w:rPr>
-      </w:pPr>
-      <w:r>
-        <w:rPr>
-          <w:lang w:val="es-ES"/>
-        </w:rPr>
-        <w:t>El análisis presentado abre varias líneas de trabajo que podrían profundizar los hallazgos y mejorar los modelos.</w:t>
-      </w:r>
-    </w:p>
-    <w:p>
-      <w:pPr>
-        <w:rPr>
-          <w:lang w:val="es-ES"/>
-        </w:rPr>
-      </w:pPr>
-      <w:r>
-        <w:rPr>
-          <w:lang w:val="es-ES"/>
-        </w:rPr>
-        <w:t xml:space="preserve">En primer lugar, el modelo de clasificación podría beneficiarse de un </w:t>
-      </w:r>
-      <w:proofErr w:type="spellStart"/>
-      <w:r>
-        <w:rPr>
-          <w:lang w:val="es-ES"/>
-        </w:rPr>
-        <w:t>split</w:t>
-      </w:r>
-      <w:proofErr w:type="spellEnd"/>
-      <w:r>
-        <w:rPr>
-          <w:lang w:val="es-ES"/>
-        </w:rPr>
-        <w:t xml:space="preserve"> temporal en lugar de aleatorio, de modo que el historial del vendedor refleje estrictamente el pasado y no incluya pedidos futuros. Asimismo, un esquema de target </w:t>
-      </w:r>
-      <w:proofErr w:type="spellStart"/>
-      <w:r>
-        <w:rPr>
-          <w:lang w:val="es-ES"/>
-        </w:rPr>
-        <w:t>encoding</w:t>
-      </w:r>
-      <w:proofErr w:type="spellEnd"/>
-      <w:r>
-        <w:rPr>
-          <w:lang w:val="es-ES"/>
-        </w:rPr>
-        <w:t xml:space="preserve"> con </w:t>
-      </w:r>
-      <w:proofErr w:type="spellStart"/>
-      <w:r>
-        <w:rPr>
-          <w:lang w:val="es-ES"/>
-        </w:rPr>
-        <w:t>out-of-fold</w:t>
-      </w:r>
-      <w:proofErr w:type="spellEnd"/>
-      <w:r>
-        <w:rPr>
-          <w:lang w:val="es-ES"/>
-        </w:rPr>
-        <w:t xml:space="preserve"> evitaría la potencial sobreestimación de la importancia de la reseña histórica del vendedor.</w:t>
-      </w:r>
-    </w:p>
-    <w:p>
-      <w:pPr>
-        <w:rPr>
-          <w:lang w:val="es-ES"/>
-        </w:rPr>
-      </w:pPr>
-      <w:r>
-        <w:rPr>
-          <w:lang w:val="es-ES"/>
-        </w:rPr>
-        <w:t>En segundo lugar, la incorporación de variables externas —como la distancia a centros logísticos, datos de huelgas del transporte o eventos estacionales locales— podría mejorar la capacidad predictiva del modelo.</w:t>
-      </w:r>
-    </w:p>
-    <w:p>
-      <w:pPr>
-        <w:rPr>
-          <w:lang w:val="es-ES"/>
-        </w:rPr>
-      </w:pPr>
-      <w:r>
-        <w:rPr>
-          <w:lang w:val="es-ES"/>
-        </w:rPr>
-        <w:t>En tercer lugar, un análisis de texto más sofisticado (</w:t>
-      </w:r>
-      <w:proofErr w:type="spellStart"/>
-      <w:r>
-        <w:rPr>
-          <w:lang w:val="es-ES"/>
-        </w:rPr>
-        <w:t>topic</w:t>
-      </w:r>
-      <w:proofErr w:type="spellEnd"/>
-      <w:r>
-        <w:rPr>
-          <w:lang w:val="es-ES"/>
-        </w:rPr>
-        <w:t xml:space="preserve"> </w:t>
-      </w:r>
-      <w:proofErr w:type="spellStart"/>
-      <w:r>
-        <w:rPr>
-          <w:lang w:val="es-ES"/>
-        </w:rPr>
-        <w:t>modeling</w:t>
-      </w:r>
-      <w:proofErr w:type="spellEnd"/>
-      <w:r>
-        <w:rPr>
-          <w:lang w:val="es-ES"/>
-        </w:rPr>
-        <w:t xml:space="preserve">, análisis de sentimiento con modelos </w:t>
-      </w:r>
-      <w:proofErr w:type="spellStart"/>
-      <w:r>
-        <w:rPr>
-          <w:lang w:val="es-ES"/>
-        </w:rPr>
-        <w:t>preentrenados</w:t>
-      </w:r>
-      <w:proofErr w:type="spellEnd"/>
-      <w:r>
-        <w:rPr>
-          <w:lang w:val="es-ES"/>
-        </w:rPr>
-        <w:t xml:space="preserve"> en portugués) permitiría cuantificar con mayor precisión la proporción de reseñas negativas atribuibles a problemas logísticos frente a otros motivos.</w:t>
-      </w:r>
-    </w:p>
-    <w:p>
-      <w:pPr>
-        <w:rPr>
-          <w:lang w:val="es-ES"/>
-        </w:rPr>
-      </w:pPr>
-      <w:r>
-        <w:rPr>
-          <w:lang w:val="es-ES"/>
-        </w:rPr>
-        <w:t>Finalmente, la segmentación de vendedores podría complementarse con un modelo de supervivencia que estime la probabilidad de que un vendedor «Rezagado» mejore o abandone la plataforma en los meses siguientes, permitiendo una intervención aún más proactiva.</w:t>
+        <w:t>Finalmente, el análisis textual se limitó a conteos de palabras y nubes de palabras; no se aplicaron técnicas de modelado de tópicos ni clasificadores de sentimiento, lo que limita el alcance de la hipótesis H2 a una evidencia cualitativa.</w:t>
       </w:r>
     </w:p>
     <w:p>
@@ -9382,177 +8937,11 @@
           <w:lang w:val="es-ES"/>
         </w:rPr>
       </w:pPr>
-      <w:bookmarkStart w:id="38" w:name="_Toc242181209"/>
-      <w:r>
-        <w:rPr>
-          <w:lang w:val="es-ES"/>
-        </w:rPr>
-        <w:t>8. Limitaciones</w:t>
-      </w:r>
-      <w:bookmarkEnd w:id="38"/>
-    </w:p>
-    <w:p>
-      <w:pPr>
-        <w:rPr>
-          <w:lang w:val="es-ES"/>
-        </w:rPr>
-      </w:pPr>
-      <w:r>
-        <w:rPr>
-          <w:lang w:val="es-ES"/>
-        </w:rPr>
-        <w:t>El presente análisis tiene limitaciones que es necesario explicitar para una correcta interpretación de los resultados.</w:t>
-      </w:r>
-    </w:p>
-    <w:p>
-      <w:pPr>
-        <w:rPr>
-          <w:lang w:val="es-ES"/>
-        </w:rPr>
-      </w:pPr>
-      <w:r>
-        <w:rPr>
-          <w:lang w:val="es-ES"/>
-        </w:rPr>
-        <w:t xml:space="preserve">Los datos cubren un período de dos años (2016-2018) y corresponden a un </w:t>
-      </w:r>
-      <w:proofErr w:type="spellStart"/>
-      <w:r>
-        <w:rPr>
-          <w:lang w:val="es-ES"/>
-        </w:rPr>
-        <w:t>snapshot</w:t>
-      </w:r>
-      <w:proofErr w:type="spellEnd"/>
-      <w:r>
-        <w:rPr>
-          <w:lang w:val="es-ES"/>
-        </w:rPr>
-        <w:t xml:space="preserve"> histórico; la dinámica del </w:t>
-      </w:r>
-      <w:proofErr w:type="spellStart"/>
-      <w:r>
-        <w:rPr>
-          <w:lang w:val="es-ES"/>
-        </w:rPr>
-        <w:t>marketplace</w:t>
-      </w:r>
-      <w:proofErr w:type="spellEnd"/>
-      <w:r>
-        <w:rPr>
-          <w:lang w:val="es-ES"/>
-        </w:rPr>
-        <w:t xml:space="preserve"> puede haber cambiado significativamente desde entonces. Las coordenadas geográficas se refieren al centroide del código postal, no a la ubicación exacta, lo que introduce un error en el cálculo de distancias que se atenúa con el uso de </w:t>
-      </w:r>
-      <w:proofErr w:type="spellStart"/>
-      <w:r>
-        <w:rPr>
-          <w:lang w:val="es-ES"/>
-        </w:rPr>
-        <w:t>Haversine</w:t>
-      </w:r>
-      <w:proofErr w:type="spellEnd"/>
-      <w:r>
-        <w:rPr>
-          <w:lang w:val="es-ES"/>
-        </w:rPr>
-        <w:t xml:space="preserve"> a escala de país.</w:t>
-      </w:r>
-    </w:p>
-    <w:p>
-      <w:pPr>
-        <w:rPr>
-          <w:lang w:val="es-ES"/>
-        </w:rPr>
-      </w:pPr>
-      <w:r>
-        <w:rPr>
-          <w:lang w:val="es-ES"/>
-        </w:rPr>
-        <w:t xml:space="preserve">Los </w:t>
-      </w:r>
-      <w:proofErr w:type="spellStart"/>
-      <w:r>
-        <w:rPr>
-          <w:lang w:val="es-ES"/>
-        </w:rPr>
-        <w:t>tests</w:t>
-      </w:r>
-      <w:proofErr w:type="spellEnd"/>
-      <w:r>
-        <w:rPr>
-          <w:lang w:val="es-ES"/>
-        </w:rPr>
-        <w:t xml:space="preserve"> estadísticos se ejecutaron a nivel de ítem de pedido, donde los ítems de un mismo pedido no son independientes. Si bien el gran tamaño muestral (&gt; 100.000) hace que este efecto sea menor en los p-valores, los tamaños de efecto deben interpretarse con cautela.</w:t>
-      </w:r>
-    </w:p>
-    <w:p>
-      <w:pPr>
-        <w:rPr>
-          <w:lang w:val="es-ES"/>
-        </w:rPr>
-      </w:pPr>
-      <w:r>
-        <w:rPr>
-          <w:lang w:val="es-ES"/>
-        </w:rPr>
-        <w:t xml:space="preserve">El modelo de clasificación utiliza un </w:t>
-      </w:r>
-      <w:proofErr w:type="spellStart"/>
-      <w:r>
-        <w:rPr>
-          <w:lang w:val="es-ES"/>
-        </w:rPr>
-        <w:t>split</w:t>
-      </w:r>
-      <w:proofErr w:type="spellEnd"/>
-      <w:r>
-        <w:rPr>
-          <w:lang w:val="es-ES"/>
-        </w:rPr>
-        <w:t xml:space="preserve"> aleatorio en lugar de temporal, lo que significa que el historial del vendedor puede incluir pedidos cronológicamente posteriores al que se predice. Además, la imputación de medianas se calculó antes del </w:t>
-      </w:r>
-      <w:proofErr w:type="spellStart"/>
-      <w:r>
-        <w:rPr>
-          <w:lang w:val="es-ES"/>
-        </w:rPr>
-        <w:t>split</w:t>
-      </w:r>
-      <w:proofErr w:type="spellEnd"/>
-      <w:r>
-        <w:rPr>
-          <w:lang w:val="es-ES"/>
-        </w:rPr>
-        <w:t xml:space="preserve"> (un sesgo menor, dado que se refiere solo a las variables numéricas base). Estas decisiones se adoptaron por simplicidad y reproducibilidad, pero constituyen una fuente de optimismo en las métricas reportadas.</w:t>
-      </w:r>
-    </w:p>
-    <w:p>
-      <w:pPr>
-        <w:rPr>
-          <w:lang w:val="es-ES"/>
-        </w:rPr>
-      </w:pPr>
-      <w:r>
-        <w:rPr>
-          <w:lang w:val="es-ES"/>
-        </w:rPr>
-        <w:t>Finalmente, el análisis textual se limitó a conteos de palabras y nubes de palabras; no se aplicaron técnicas de modelado de tópicos ni clasificadores de sentimiento, lo que limita el alcance de la hipótesis H2 a una evidencia cualitativa.</w:t>
-      </w:r>
-    </w:p>
-    <w:p>
-      <w:pPr>
-        <w:pStyle w:val="Ttulo1"/>
-        <w:rPr>
-          <w:lang w:val="es-ES"/>
-        </w:rPr>
-      </w:pPr>
-      <w:bookmarkStart w:id="39" w:name="_Toc242181210"/>
-      <w:r>
-        <w:rPr>
-          <w:lang w:val="es-ES"/>
-        </w:rPr>
-        <w:lastRenderedPageBreak/>
+      <w:bookmarkStart w:id="39" w:name="_Toc242639195"/>
+      <w:r>
+        <w:rPr>
+          <w:lang w:val="es-ES"/>
+        </w:rPr>
         <w:t>9. Glosario</w:t>
       </w:r>
       <w:bookmarkEnd w:id="39"/>
@@ -9669,6 +9058,7 @@
           <w:lang w:val="es-ES"/>
         </w:rPr>
       </w:pPr>
+      <w:proofErr w:type="spellStart"/>
       <w:r>
         <w:rPr>
           <w:b/>
@@ -9676,9 +9066,9 @@
           <w:sz w:val="21"/>
           <w:lang w:val="es-ES"/>
         </w:rPr>
-        <w:t xml:space="preserve">Class </w:t>
-      </w:r>
-      <w:proofErr w:type="spellStart"/>
+        <w:t>Class</w:t>
+      </w:r>
+      <w:proofErr w:type="spellEnd"/>
       <w:r>
         <w:rPr>
           <w:b/>
@@ -9686,9 +9076,9 @@
           <w:sz w:val="21"/>
           <w:lang w:val="es-ES"/>
         </w:rPr>
-        <w:t>weight</w:t>
-      </w:r>
-      <w:proofErr w:type="spellEnd"/>
+        <w:t xml:space="preserve"> </w:t>
+      </w:r>
+      <w:proofErr w:type="spellStart"/>
       <w:r>
         <w:rPr>
           <w:b/>
@@ -9696,9 +9086,9 @@
           <w:sz w:val="21"/>
           <w:lang w:val="es-ES"/>
         </w:rPr>
-        <w:t xml:space="preserve"> </w:t>
-      </w:r>
-      <w:proofErr w:type="spellStart"/>
+        <w:t>weight</w:t>
+      </w:r>
+      <w:proofErr w:type="spellEnd"/>
       <w:r>
         <w:rPr>
           <w:b/>
@@ -9706,9 +9096,9 @@
           <w:sz w:val="21"/>
           <w:lang w:val="es-ES"/>
         </w:rPr>
-        <w:t>balanced</w:t>
-      </w:r>
-      <w:proofErr w:type="spellEnd"/>
+        <w:t xml:space="preserve"> </w:t>
+      </w:r>
+      <w:proofErr w:type="spellStart"/>
       <w:r>
         <w:rPr>
           <w:b/>
@@ -9716,22 +9106,9 @@
           <w:sz w:val="21"/>
           <w:lang w:val="es-ES"/>
         </w:rPr>
-        <w:t xml:space="preserve">: </w:t>
-      </w:r>
-      <w:r>
-        <w:rPr>
-          <w:sz w:val="21"/>
-          <w:lang w:val="es-ES"/>
-        </w:rPr>
-        <w:t>Configuración del algoritmo que penaliza los errores sobre la clase minoritaria en proporción inversa a su frecuencia.</w:t>
-      </w:r>
-    </w:p>
-    <w:p>
-      <w:pPr>
-        <w:rPr>
-          <w:lang w:val="es-ES"/>
-        </w:rPr>
-      </w:pPr>
+        <w:t>balanced</w:t>
+      </w:r>
+      <w:proofErr w:type="spellEnd"/>
       <w:r>
         <w:rPr>
           <w:b/>
@@ -9739,46 +9116,14 @@
           <w:sz w:val="21"/>
           <w:lang w:val="es-ES"/>
         </w:rPr>
-        <w:t xml:space="preserve">F1 macro: </w:t>
+        <w:t xml:space="preserve">: </w:t>
       </w:r>
       <w:r>
         <w:rPr>
           <w:sz w:val="21"/>
           <w:lang w:val="es-ES"/>
         </w:rPr>
-        <w:t xml:space="preserve">Media armónica de </w:t>
-      </w:r>
-      <w:proofErr w:type="spellStart"/>
-      <w:r>
-        <w:rPr>
-          <w:sz w:val="21"/>
-          <w:lang w:val="es-ES"/>
-        </w:rPr>
-        <w:t>precision</w:t>
-      </w:r>
-      <w:proofErr w:type="spellEnd"/>
-      <w:r>
-        <w:rPr>
-          <w:sz w:val="21"/>
-          <w:lang w:val="es-ES"/>
-        </w:rPr>
-        <w:t xml:space="preserve"> y </w:t>
-      </w:r>
-      <w:proofErr w:type="spellStart"/>
-      <w:r>
-        <w:rPr>
-          <w:sz w:val="21"/>
-          <w:lang w:val="es-ES"/>
-        </w:rPr>
-        <w:t>recall</w:t>
-      </w:r>
-      <w:proofErr w:type="spellEnd"/>
-      <w:r>
-        <w:rPr>
-          <w:sz w:val="21"/>
-          <w:lang w:val="es-ES"/>
-        </w:rPr>
-        <w:t>, promediada por igual entre las clases. Métrica adecuada para problemas desbalanceados.</w:t>
+        <w:t>Configuración del algoritmo que penaliza los errores sobre la clase minoritaria en proporción inversa a su frecuencia.</w:t>
       </w:r>
     </w:p>
     <w:p>
@@ -9794,9 +9139,54 @@
           <w:sz w:val="21"/>
           <w:lang w:val="es-ES"/>
         </w:rPr>
-        <w:t xml:space="preserve">Fórmula de </w:t>
+        <w:t xml:space="preserve">F1 macro: </w:t>
+      </w:r>
+      <w:r>
+        <w:rPr>
+          <w:sz w:val="21"/>
+          <w:lang w:val="es-ES"/>
+        </w:rPr>
+        <w:t xml:space="preserve">Media armónica de </w:t>
       </w:r>
       <w:proofErr w:type="spellStart"/>
+      <w:r>
+        <w:rPr>
+          <w:sz w:val="21"/>
+          <w:lang w:val="es-ES"/>
+        </w:rPr>
+        <w:t>precision</w:t>
+      </w:r>
+      <w:proofErr w:type="spellEnd"/>
+      <w:r>
+        <w:rPr>
+          <w:sz w:val="21"/>
+          <w:lang w:val="es-ES"/>
+        </w:rPr>
+        <w:t xml:space="preserve"> y </w:t>
+      </w:r>
+      <w:proofErr w:type="spellStart"/>
+      <w:r>
+        <w:rPr>
+          <w:sz w:val="21"/>
+          <w:lang w:val="es-ES"/>
+        </w:rPr>
+        <w:t>recall</w:t>
+      </w:r>
+      <w:proofErr w:type="spellEnd"/>
+      <w:r>
+        <w:rPr>
+          <w:sz w:val="21"/>
+          <w:lang w:val="es-ES"/>
+        </w:rPr>
+        <w:t>, promediada por igual entre las clases. Métrica adecuada para problemas desbalanceados.</w:t>
+      </w:r>
+    </w:p>
+    <w:p>
+      <w:pPr>
+        <w:rPr>
+          <w:lang w:val="es-ES"/>
+        </w:rPr>
+      </w:pPr>
       <w:r>
         <w:rPr>
           <w:b/>
@@ -9804,9 +9194,9 @@
           <w:sz w:val="21"/>
           <w:lang w:val="es-ES"/>
         </w:rPr>
-        <w:t>Haversine</w:t>
-      </w:r>
-      <w:proofErr w:type="spellEnd"/>
+        <w:t xml:space="preserve">Fórmula de </w:t>
+      </w:r>
+      <w:proofErr w:type="spellStart"/>
       <w:r>
         <w:rPr>
           <w:b/>
@@ -9814,22 +9204,9 @@
           <w:sz w:val="21"/>
           <w:lang w:val="es-ES"/>
         </w:rPr>
-        <w:t xml:space="preserve">: </w:t>
-      </w:r>
-      <w:r>
-        <w:rPr>
-          <w:sz w:val="21"/>
-          <w:lang w:val="es-ES"/>
-        </w:rPr>
-        <w:t>Cálculo de la distancia geodésica entre dos puntos sobre la esfera terrestre a partir de sus coordenadas de latitud y longitud.</w:t>
-      </w:r>
-    </w:p>
-    <w:p>
-      <w:pPr>
-        <w:rPr>
-          <w:lang w:val="es-ES"/>
-        </w:rPr>
-      </w:pPr>
+        <w:t>Haversine</w:t>
+      </w:r>
+      <w:proofErr w:type="spellEnd"/>
       <w:r>
         <w:rPr>
           <w:b/>
@@ -9837,55 +9214,22 @@
           <w:sz w:val="21"/>
           <w:lang w:val="es-ES"/>
         </w:rPr>
-        <w:t xml:space="preserve">K-Means: </w:t>
+        <w:t xml:space="preserve">: </w:t>
       </w:r>
       <w:r>
         <w:rPr>
           <w:sz w:val="21"/>
           <w:lang w:val="es-ES"/>
         </w:rPr>
-        <w:t xml:space="preserve">Algoritmo de </w:t>
-      </w:r>
-      <w:proofErr w:type="spellStart"/>
-      <w:r>
-        <w:rPr>
-          <w:sz w:val="21"/>
-          <w:lang w:val="es-ES"/>
-        </w:rPr>
-        <w:t>clustering</w:t>
-      </w:r>
-      <w:proofErr w:type="spellEnd"/>
-      <w:r>
-        <w:rPr>
-          <w:sz w:val="21"/>
-          <w:lang w:val="es-ES"/>
-        </w:rPr>
-        <w:t xml:space="preserve"> que agrupa observaciones en k </w:t>
-      </w:r>
-      <w:proofErr w:type="spellStart"/>
-      <w:r>
-        <w:rPr>
-          <w:sz w:val="21"/>
-          <w:lang w:val="es-ES"/>
-        </w:rPr>
-        <w:t>clusters</w:t>
-      </w:r>
-      <w:proofErr w:type="spellEnd"/>
-      <w:r>
-        <w:rPr>
-          <w:sz w:val="21"/>
-          <w:lang w:val="es-ES"/>
-        </w:rPr>
-        <w:t xml:space="preserve"> minimizando la inercia (suma de distancias al cuadrado al centroide de cada grupo).</w:t>
-      </w:r>
-    </w:p>
-    <w:p>
-      <w:pPr>
-        <w:rPr>
-          <w:lang w:val="es-ES"/>
-        </w:rPr>
-      </w:pPr>
-      <w:proofErr w:type="spellStart"/>
+        <w:t>Cálculo de la distancia geodésica entre dos puntos sobre la esfera terrestre a partir de sus coordenadas de latitud y longitud.</w:t>
+      </w:r>
+    </w:p>
+    <w:p>
+      <w:pPr>
+        <w:rPr>
+          <w:lang w:val="es-ES"/>
+        </w:rPr>
+      </w:pPr>
       <w:r>
         <w:rPr>
           <w:b/>
@@ -9893,9 +9237,9 @@
           <w:sz w:val="21"/>
           <w:lang w:val="es-ES"/>
         </w:rPr>
-        <w:t>LightGBM</w:t>
-      </w:r>
-      <w:proofErr w:type="spellEnd"/>
+        <w:t>K-</w:t>
+      </w:r>
+      <w:proofErr w:type="spellStart"/>
       <w:r>
         <w:rPr>
           <w:b/>
@@ -9903,54 +9247,9 @@
           <w:sz w:val="21"/>
           <w:lang w:val="es-ES"/>
         </w:rPr>
-        <w:t xml:space="preserve">: </w:t>
-      </w:r>
-      <w:r>
-        <w:rPr>
-          <w:sz w:val="21"/>
-          <w:lang w:val="es-ES"/>
-        </w:rPr>
-        <w:t xml:space="preserve">Implementación eficiente de </w:t>
-      </w:r>
-      <w:proofErr w:type="spellStart"/>
-      <w:r>
-        <w:rPr>
-          <w:sz w:val="21"/>
-          <w:lang w:val="es-ES"/>
-        </w:rPr>
-        <w:t>gradient</w:t>
+        <w:t>Means</w:t>
       </w:r>
       <w:proofErr w:type="spellEnd"/>
-      <w:r>
-        <w:rPr>
-          <w:sz w:val="21"/>
-          <w:lang w:val="es-ES"/>
-        </w:rPr>
-        <w:t xml:space="preserve"> </w:t>
-      </w:r>
-      <w:proofErr w:type="spellStart"/>
-      <w:r>
-        <w:rPr>
-          <w:sz w:val="21"/>
-          <w:lang w:val="es-ES"/>
-        </w:rPr>
-        <w:t>boosting</w:t>
-      </w:r>
-      <w:proofErr w:type="spellEnd"/>
-      <w:r>
-        <w:rPr>
-          <w:sz w:val="21"/>
-          <w:lang w:val="es-ES"/>
-        </w:rPr>
-        <w:t xml:space="preserve"> sobre árboles de decisión, desarrollada por Microsoft.</w:t>
-      </w:r>
-    </w:p>
-    <w:p>
-      <w:pPr>
-        <w:rPr>
-          <w:lang w:val="es-ES"/>
-        </w:rPr>
-      </w:pPr>
       <w:r>
         <w:rPr>
           <w:b/>
@@ -9958,14 +9257,46 @@
           <w:sz w:val="21"/>
           <w:lang w:val="es-ES"/>
         </w:rPr>
-        <w:t xml:space="preserve">Mann-Whitney U: </w:t>
+        <w:t xml:space="preserve">: </w:t>
       </w:r>
       <w:r>
         <w:rPr>
           <w:sz w:val="21"/>
           <w:lang w:val="es-ES"/>
         </w:rPr>
-        <w:t>Test no paramétrico para comparar dos muestras independientes sin asumir normalidad; compara rangos en lugar de medias.</w:t>
+        <w:t xml:space="preserve">Algoritmo de </w:t>
+      </w:r>
+      <w:proofErr w:type="spellStart"/>
+      <w:r>
+        <w:rPr>
+          <w:sz w:val="21"/>
+          <w:lang w:val="es-ES"/>
+        </w:rPr>
+        <w:t>clustering</w:t>
+      </w:r>
+      <w:proofErr w:type="spellEnd"/>
+      <w:r>
+        <w:rPr>
+          <w:sz w:val="21"/>
+          <w:lang w:val="es-ES"/>
+        </w:rPr>
+        <w:t xml:space="preserve"> que agrupa observaciones en k </w:t>
+      </w:r>
+      <w:proofErr w:type="spellStart"/>
+      <w:r>
+        <w:rPr>
+          <w:sz w:val="21"/>
+          <w:lang w:val="es-ES"/>
+        </w:rPr>
+        <w:t>clusters</w:t>
+      </w:r>
+      <w:proofErr w:type="spellEnd"/>
+      <w:r>
+        <w:rPr>
+          <w:sz w:val="21"/>
+          <w:lang w:val="es-ES"/>
+        </w:rPr>
+        <w:t xml:space="preserve"> minimizando la inercia (suma de distancias al cuadrado al centroide de cada grupo).</w:t>
       </w:r>
     </w:p>
     <w:p>
@@ -9981,9 +9312,54 @@
           <w:sz w:val="21"/>
           <w:lang w:val="es-ES"/>
         </w:rPr>
-        <w:t>One-</w:t>
+        <w:t xml:space="preserve">LightGBM: </w:t>
+      </w:r>
+      <w:r>
+        <w:rPr>
+          <w:sz w:val="21"/>
+          <w:lang w:val="es-ES"/>
+        </w:rPr>
+        <w:t xml:space="preserve">Implementación eficiente de </w:t>
       </w:r>
       <w:proofErr w:type="spellStart"/>
+      <w:r>
+        <w:rPr>
+          <w:sz w:val="21"/>
+          <w:lang w:val="es-ES"/>
+        </w:rPr>
+        <w:t>gradient</w:t>
+      </w:r>
+      <w:proofErr w:type="spellEnd"/>
+      <w:r>
+        <w:rPr>
+          <w:sz w:val="21"/>
+          <w:lang w:val="es-ES"/>
+        </w:rPr>
+        <w:t xml:space="preserve"> </w:t>
+      </w:r>
+      <w:proofErr w:type="spellStart"/>
+      <w:r>
+        <w:rPr>
+          <w:sz w:val="21"/>
+          <w:lang w:val="es-ES"/>
+        </w:rPr>
+        <w:t>boosting</w:t>
+      </w:r>
+      <w:proofErr w:type="spellEnd"/>
+      <w:r>
+        <w:rPr>
+          <w:sz w:val="21"/>
+          <w:lang w:val="es-ES"/>
+        </w:rPr>
+        <w:t xml:space="preserve"> sobre árboles de decisión, desarrollada por Microsoft.</w:t>
+      </w:r>
+    </w:p>
+    <w:p>
+      <w:pPr>
+        <w:rPr>
+          <w:lang w:val="es-ES"/>
+        </w:rPr>
+      </w:pPr>
       <w:r>
         <w:rPr>
           <w:b/>
@@ -9991,9 +9367,23 @@
           <w:sz w:val="21"/>
           <w:lang w:val="es-ES"/>
         </w:rPr>
-        <w:t>hot</w:t>
-      </w:r>
-      <w:proofErr w:type="spellEnd"/>
+        <w:t xml:space="preserve">Mann-Whitney U: </w:t>
+      </w:r>
+      <w:r>
+        <w:rPr>
+          <w:sz w:val="21"/>
+          <w:lang w:val="es-ES"/>
+        </w:rPr>
+        <w:t>Test no paramétrico para comparar dos muestras independientes sin asumir normalidad; compara rangos en lugar de medias.</w:t>
+      </w:r>
+    </w:p>
+    <w:p>
+      <w:pPr>
+        <w:rPr>
+          <w:lang w:val="es-ES"/>
+        </w:rPr>
+      </w:pPr>
+      <w:proofErr w:type="spellStart"/>
       <w:r>
         <w:rPr>
           <w:b/>
@@ -10001,9 +9391,9 @@
           <w:sz w:val="21"/>
           <w:lang w:val="es-ES"/>
         </w:rPr>
-        <w:t xml:space="preserve"> </w:t>
-      </w:r>
-      <w:proofErr w:type="spellStart"/>
+        <w:t>One-hot</w:t>
+      </w:r>
+      <w:proofErr w:type="spellEnd"/>
       <w:r>
         <w:rPr>
           <w:b/>
@@ -10011,9 +9401,9 @@
           <w:sz w:val="21"/>
           <w:lang w:val="es-ES"/>
         </w:rPr>
-        <w:t>encoding</w:t>
-      </w:r>
-      <w:proofErr w:type="spellEnd"/>
+        <w:t xml:space="preserve"> </w:t>
+      </w:r>
+      <w:proofErr w:type="spellStart"/>
       <w:r>
         <w:rPr>
           <w:b/>
@@ -10021,23 +9411,9 @@
           <w:sz w:val="21"/>
           <w:lang w:val="es-ES"/>
         </w:rPr>
-        <w:t xml:space="preserve">: </w:t>
-      </w:r>
-      <w:r>
-        <w:rPr>
-          <w:sz w:val="21"/>
-          <w:lang w:val="es-ES"/>
-        </w:rPr>
-        <w:t>Técnica de codificación que transforma una variable categórica en tantas columnas binarias como categorías tiene.</w:t>
-      </w:r>
-    </w:p>
-    <w:p>
-      <w:pPr>
-        <w:rPr>
-          <w:lang w:val="es-ES"/>
-        </w:rPr>
-      </w:pPr>
-      <w:proofErr w:type="spellStart"/>
+        <w:t>encoding</w:t>
+      </w:r>
+      <w:proofErr w:type="spellEnd"/>
       <w:r>
         <w:rPr>
           <w:b/>
@@ -10045,9 +9421,23 @@
           <w:sz w:val="21"/>
           <w:lang w:val="es-ES"/>
         </w:rPr>
-        <w:t>Recall</w:t>
-      </w:r>
-      <w:proofErr w:type="spellEnd"/>
+        <w:t xml:space="preserve">: </w:t>
+      </w:r>
+      <w:r>
+        <w:rPr>
+          <w:sz w:val="21"/>
+          <w:lang w:val="es-ES"/>
+        </w:rPr>
+        <w:t>Técnica de codificación que transforma una variable categórica en tantas columnas binarias como categorías tiene.</w:t>
+      </w:r>
+    </w:p>
+    <w:p>
+      <w:pPr>
+        <w:rPr>
+          <w:lang w:val="es-ES"/>
+        </w:rPr>
+      </w:pPr>
+      <w:proofErr w:type="spellStart"/>
       <w:r>
         <w:rPr>
           <w:b/>
@@ -10055,22 +9445,9 @@
           <w:sz w:val="21"/>
           <w:lang w:val="es-ES"/>
         </w:rPr>
-        <w:t xml:space="preserve">: </w:t>
-      </w:r>
-      <w:r>
-        <w:rPr>
-          <w:sz w:val="21"/>
-          <w:lang w:val="es-ES"/>
-        </w:rPr>
-        <w:t>Proporción de positivos reales que el modelo identifica correctamente.</w:t>
-      </w:r>
-    </w:p>
-    <w:p>
-      <w:pPr>
-        <w:rPr>
-          <w:lang w:val="es-ES"/>
-        </w:rPr>
-      </w:pPr>
+        <w:t>Recall</w:t>
+      </w:r>
+      <w:proofErr w:type="spellEnd"/>
       <w:r>
         <w:rPr>
           <w:b/>
@@ -10078,9 +9455,22 @@
           <w:sz w:val="21"/>
           <w:lang w:val="es-ES"/>
         </w:rPr>
-        <w:t>Silueta (</w:t>
-      </w:r>
-      <w:proofErr w:type="spellStart"/>
+        <w:t xml:space="preserve">: </w:t>
+      </w:r>
+      <w:r>
+        <w:rPr>
+          <w:sz w:val="21"/>
+          <w:lang w:val="es-ES"/>
+        </w:rPr>
+        <w:t>Proporción de positivos reales que el modelo identifica correctamente.</w:t>
+      </w:r>
+    </w:p>
+    <w:p>
+      <w:pPr>
+        <w:rPr>
+          <w:lang w:val="es-ES"/>
+        </w:rPr>
+      </w:pPr>
       <w:r>
         <w:rPr>
           <w:b/>
@@ -10088,9 +9478,9 @@
           <w:sz w:val="21"/>
           <w:lang w:val="es-ES"/>
         </w:rPr>
-        <w:t>silhouette</w:t>
-      </w:r>
-      <w:proofErr w:type="spellEnd"/>
+        <w:t>Silueta (</w:t>
+      </w:r>
+      <w:proofErr w:type="spellStart"/>
       <w:r>
         <w:rPr>
           <w:b/>
@@ -10098,38 +9488,9 @@
           <w:sz w:val="21"/>
           <w:lang w:val="es-ES"/>
         </w:rPr>
-        <w:t xml:space="preserve">): </w:t>
-      </w:r>
-      <w:r>
-        <w:rPr>
-          <w:sz w:val="21"/>
-          <w:lang w:val="es-ES"/>
-        </w:rPr>
-        <w:t xml:space="preserve">Medida de la calidad de un </w:t>
-      </w:r>
-      <w:proofErr w:type="spellStart"/>
-      <w:r>
-        <w:rPr>
-          <w:sz w:val="21"/>
-          <w:lang w:val="es-ES"/>
-        </w:rPr>
-        <w:t>clustering</w:t>
+        <w:t>silhouette</w:t>
       </w:r>
       <w:proofErr w:type="spellEnd"/>
-      <w:r>
-        <w:rPr>
-          <w:sz w:val="21"/>
-          <w:lang w:val="es-ES"/>
-        </w:rPr>
-        <w:t>; compara la cohesión interna de cada grupo con la separación respecto de los demás.</w:t>
-      </w:r>
-    </w:p>
-    <w:p>
-      <w:pPr>
-        <w:rPr>
-          <w:lang w:val="es-ES"/>
-        </w:rPr>
-      </w:pPr>
       <w:r>
         <w:rPr>
           <w:b/>
@@ -10137,21 +9498,60 @@
           <w:sz w:val="21"/>
           <w:lang w:val="es-ES"/>
         </w:rPr>
-        <w:t xml:space="preserve">Spearman </w:t>
-      </w:r>
+        <w:t xml:space="preserve">): </w:t>
+      </w:r>
+      <w:r>
+        <w:rPr>
+          <w:sz w:val="21"/>
+          <w:lang w:val="es-ES"/>
+        </w:rPr>
+        <w:t xml:space="preserve">Medida de la calidad de un </w:t>
+      </w:r>
+      <w:proofErr w:type="spellStart"/>
+      <w:r>
+        <w:rPr>
+          <w:sz w:val="21"/>
+          <w:lang w:val="es-ES"/>
+        </w:rPr>
+        <w:t>clustering</w:t>
+      </w:r>
+      <w:proofErr w:type="spellEnd"/>
+      <w:r>
+        <w:rPr>
+          <w:sz w:val="21"/>
+          <w:lang w:val="es-ES"/>
+        </w:rPr>
+        <w:t>; compara la cohesión interna de cada grupo con la separación respecto de los demás.</w:t>
+      </w:r>
+    </w:p>
+    <w:p>
+      <w:pPr>
+        <w:rPr>
+          <w:lang w:val="es-ES"/>
+        </w:rPr>
+      </w:pPr>
       <w:r>
         <w:rPr>
           <w:b/>
           <w:color w:val="1F3A5F"/>
           <w:sz w:val="21"/>
-        </w:rPr>
-        <w:t>ρ</w:t>
+          <w:lang w:val="es-ES"/>
+        </w:rPr>
+        <w:t xml:space="preserve">Spearman </w:t>
       </w:r>
       <w:r>
         <w:rPr>
           <w:b/>
           <w:color w:val="1F3A5F"/>
           <w:sz w:val="21"/>
+        </w:rPr>
+        <w:t>ρ</w:t>
+      </w:r>
+      <w:r>
+        <w:rPr>
+          <w:b/>
+          <w:color w:val="1F3A5F"/>
+          <w:sz w:val="21"/>
           <w:lang w:val="es-ES"/>
         </w:rPr>
         <w:t xml:space="preserve">: </w:t>
@@ -10171,7 +9571,7 @@
           <w:lang w:val="es-ES"/>
         </w:rPr>
       </w:pPr>
-      <w:bookmarkStart w:id="40" w:name="_Toc242181211"/>
+      <w:bookmarkStart w:id="40" w:name="_Toc242639196"/>
       <w:r>
         <w:rPr>
           <w:lang w:val="es-ES"/>
@@ -10199,35 +9599,7 @@
         <w:rPr>
           <w:lang w:val="es-ES"/>
         </w:rPr>
-        <w:t xml:space="preserve">/, de modo que el </w:t>
-      </w:r>
-      <w:proofErr w:type="spellStart"/>
-      <w:r>
-        <w:rPr>
-          <w:lang w:val="es-ES"/>
-        </w:rPr>
-        <w:t>dashboard</w:t>
-      </w:r>
-      <w:proofErr w:type="spellEnd"/>
-      <w:r>
-        <w:rPr>
-          <w:lang w:val="es-ES"/>
-        </w:rPr>
-        <w:t xml:space="preserve"> de </w:t>
-      </w:r>
-      <w:proofErr w:type="spellStart"/>
-      <w:r>
-        <w:rPr>
-          <w:lang w:val="es-ES"/>
-        </w:rPr>
-        <w:t>Streamlit</w:t>
-      </w:r>
-      <w:proofErr w:type="spellEnd"/>
-      <w:r>
-        <w:rPr>
-          <w:lang w:val="es-ES"/>
-        </w:rPr>
-        <w:t xml:space="preserve"> (app.py) solo necesita leer los resultados, sin reentrenar nada. </w:t>
+        <w:t xml:space="preserve">/, de modo que el dashboard de Streamlit (app.py) solo necesita leer los resultados, sin reentrenar nada. </w:t>
       </w:r>
       <w:r>
         <w:t xml:space="preserve">Los </w:t>
@@ -10281,6 +9653,7 @@
                 <w:color w:val="FFFFFF"/>
                 <w:sz w:val="18"/>
               </w:rPr>
+              <w:lastRenderedPageBreak/>
               <w:t>Archivo</w:t>
             </w:r>
             <w:proofErr w:type="spellEnd"/>
@@ -10311,18 +9684,8 @@
                 <w:color w:val="FFFFFF"/>
                 <w:sz w:val="18"/>
               </w:rPr>
-              <w:t xml:space="preserve"> </w:t>
+              <w:t xml:space="preserve"> por</w:t>
             </w:r>
-            <w:proofErr w:type="spellStart"/>
-            <w:r>
-              <w:rPr>
-                <w:b/>
-                <w:color w:val="FFFFFF"/>
-                <w:sz w:val="18"/>
-              </w:rPr>
-              <w:t>por</w:t>
-            </w:r>
-            <w:proofErr w:type="spellEnd"/>
           </w:p>
         </w:tc>
         <w:tc>
@@ -10552,23 +9915,7 @@
                 <w:sz w:val="18"/>
                 <w:lang w:val="es-ES"/>
               </w:rPr>
-              <w:t xml:space="preserve">Clasificador </w:t>
-            </w:r>
-            <w:proofErr w:type="spellStart"/>
-            <w:r>
-              <w:rPr>
-                <w:sz w:val="18"/>
-                <w:lang w:val="es-ES"/>
-              </w:rPr>
-              <w:t>LightGBM</w:t>
-            </w:r>
-            <w:proofErr w:type="spellEnd"/>
-            <w:r>
-              <w:rPr>
-                <w:sz w:val="18"/>
-                <w:lang w:val="es-ES"/>
-              </w:rPr>
-              <w:t xml:space="preserve"> + artefactos de predicción</w:t>
+              <w:t>Clasificador LightGBM + artefactos de predicción</w:t>
             </w:r>
           </w:p>
         </w:tc>
@@ -10595,7 +9942,6 @@
                 <w:sz w:val="18"/>
                 <w:lang w:val="pt-BR"/>
               </w:rPr>
-              <w:lastRenderedPageBreak/>
               <w:t>modelos_output</w:t>
             </w:r>
             <w:proofErr w:type="spellEnd"/>
@@ -10634,19 +9980,11 @@
             <w:pPr>
               <w:jc w:val="center"/>
             </w:pPr>
-            <w:proofErr w:type="spellStart"/>
             <w:r>
               <w:rPr>
                 <w:sz w:val="18"/>
               </w:rPr>
-              <w:t>Vendedores</w:t>
-            </w:r>
-            <w:proofErr w:type="spellEnd"/>
-            <w:r>
-              <w:rPr>
-                <w:sz w:val="18"/>
-              </w:rPr>
-              <w:t xml:space="preserve"> con </w:t>
+              <w:t xml:space="preserve">Vendedores con </w:t>
             </w:r>
             <w:proofErr w:type="spellStart"/>
             <w:r>
@@ -10757,21 +10095,7 @@
               <w:rPr>
                 <w:sz w:val="18"/>
               </w:rPr>
-              <w:t xml:space="preserve"> </w:t>
-            </w:r>
-            <w:proofErr w:type="spellStart"/>
-            <w:r>
-              <w:rPr>
-                <w:sz w:val="18"/>
-              </w:rPr>
-              <w:t>por</w:t>
-            </w:r>
-            <w:proofErr w:type="spellEnd"/>
-            <w:r>
-              <w:rPr>
-                <w:sz w:val="18"/>
-              </w:rPr>
-              <w:t xml:space="preserve"> </w:t>
+              <w:t xml:space="preserve"> por </w:t>
             </w:r>
             <w:proofErr w:type="spellStart"/>
             <w:r>
@@ -10839,19 +10163,11 @@
             <w:pPr>
               <w:jc w:val="center"/>
             </w:pPr>
-            <w:proofErr w:type="spellStart"/>
             <w:r>
               <w:rPr>
                 <w:sz w:val="18"/>
               </w:rPr>
-              <w:t>Segmento</w:t>
-            </w:r>
-            <w:proofErr w:type="spellEnd"/>
-            <w:r>
-              <w:rPr>
-                <w:sz w:val="18"/>
-              </w:rPr>
-              <w:t xml:space="preserve"> </w:t>
+              <w:t xml:space="preserve">Segmento </w:t>
             </w:r>
             <w:proofErr w:type="spellStart"/>
             <w:r>
@@ -10945,9 +10261,12 @@
       </w:r>
     </w:p>
     <w:sectPr>
+      <w:headerReference w:type="default" r:id="rId25"/>
+      <w:footerReference w:type="default" r:id="rId26"/>
       <w:pgSz w:w="12240" w:h="15840"/>
       <w:pgMar w:top="1417" w:right="1417" w:bottom="1417" w:left="1417" w:header="720" w:footer="720" w:gutter="0"/>
       <w:cols w:space="720"/>
+      <w:titlePg/>
       <w:docGrid w:linePitch="360"/>
     </w:sectPr>
   </w:body>
@@ -10955,7 +10274,7 @@
 </file>
 
 <file path=word/endnotes.xml><?xml version="1.0" encoding="utf-8"?>
-<w:endnotes xmlns:wpc="http://schemas.microsoft.com/office/word/2010/wordprocessingCanvas" xmlns:cx="http://schemas.microsoft.com/office/drawing/2014/chartex" xmlns:cx1="http://schemas.microsoft.com/office/drawing/2015/9/8/chartex" xmlns:cx2="http://schemas.microsoft.com/office/drawing/2015/10/21/chartex" xmlns:cx3="http://schemas.microsoft.com/office/drawing/2016/5/9/chartex" xmlns:cx4="http://schemas.microsoft.com/office/drawing/2016/5/10/chartex" xmlns:cx5="http://schemas.microsoft.com/office/drawing/2016/5/11/chartex" xmlns:cx6="http://schemas.microsoft.com/office/drawing/2016/5/12/chartex" xmlns:cx7="http://schemas.microsoft.com/office/drawing/2016/5/13/chartex" xmlns:cx8="http://schemas.microsoft.com/office/drawing/2016/5/14/chartex" xmlns:mc="http://schemas.openxmlformats.org/markup-compatibility/2006" xmlns:aink="http://schemas.microsoft.com/office/drawing/2016/ink" xmlns:am3d="http://schemas.microsoft.com/office/drawing/2017/model3d" xmlns:o="urn:schemas-microsoft-com:office:office" xmlns:oel="http://schemas.microsoft.com/office/2019/extlst" xmlns:r="http://schemas.openxmlformats.org/officeDocument/2006/relationships" xmlns:m="http://schemas.openxmlformats.org/officeDocument/2006/math" xmlns:v="urn:schemas-microsoft-com:vml" xmlns:wp14="http://schemas.microsoft.com/office/word/2010/wordprocessingDrawing" xmlns:wp="http://schemas.openxmlformats.org/drawingml/2006/wordprocessingDrawing" xmlns:w10="urn:schemas-microsoft-com:office:word" xmlns:w="http://schemas.openxmlformats.org/wordprocessingml/2006/main" xmlns:w14="http://schemas.microsoft.com/office/word/2010/wordml" xmlns:w15="http://schemas.microsoft.com/office/word/2012/wordml" xmlns:w16cex="http://schemas.microsoft.com/office/word/2018/wordml/cex" xmlns:w16cid="http://schemas.microsoft.com/office/word/2016/wordml/cid" xmlns:w16="http://schemas.microsoft.com/office/word/2018/wordml" xmlns:w16du="http://schemas.microsoft.com/office/word/2023/wordml/word16du" xmlns:w16sdtdh="http://schemas.microsoft.com/office/word/2020/wordml/sdtdatahash" xmlns:w16sdtfl="http://schemas.microsoft.com/office/word/2024/wordml/sdtformatlock" xmlns:w16se="http://schemas.microsoft.com/office/word/2015/wordml/symex" xmlns:wpg="http://schemas.microsoft.com/office/word/2010/wordprocessingGroup" xmlns:wpi="http://schemas.microsoft.com/office/word/2010/wordprocessingInk" xmlns:wne="http://schemas.microsoft.com/office/word/2006/wordml" xmlns:wps="http://schemas.microsoft.com/office/word/2010/wordprocessingShape" mc:Ignorable="w14 w15 w16se w16cid w16 w16cex w16sdtdh w16sdtfl w16du wp14">
+<w:endnotes xmlns:wpc="http://schemas.microsoft.com/office/word/2010/wordprocessingCanvas" xmlns:cx="http://schemas.microsoft.com/office/drawing/2014/chartex" xmlns:cx1="http://schemas.microsoft.com/office/drawing/2015/9/8/chartex" xmlns:cx2="http://schemas.microsoft.com/office/drawing/2015/10/21/chartex" xmlns:cx3="http://schemas.microsoft.com/office/drawing/2016/5/9/chartex" xmlns:cx4="http://schemas.microsoft.com/office/drawing/2016/5/10/chartex" xmlns:cx5="http://schemas.microsoft.com/office/drawing/2016/5/11/chartex" xmlns:cx6="http://schemas.microsoft.com/office/drawing/2016/5/12/chartex" xmlns:cx7="http://schemas.microsoft.com/office/drawing/2016/5/13/chartex" xmlns:cx8="http://schemas.microsoft.com/office/drawing/2016/5/14/chartex" xmlns:mc="http://schemas.openxmlformats.org/markup-compatibility/2006" xmlns:aink="http://schemas.microsoft.com/office/drawing/2016/ink" xmlns:am3d="http://schemas.microsoft.com/office/drawing/2017/model3d" xmlns:o="urn:schemas-microsoft-com:office:office" xmlns:r="http://schemas.openxmlformats.org/officeDocument/2006/relationships" xmlns:m="http://schemas.openxmlformats.org/officeDocument/2006/math" xmlns:v="urn:schemas-microsoft-com:vml" xmlns:wp14="http://schemas.microsoft.com/office/word/2010/wordprocessingDrawing" xmlns:wp="http://schemas.openxmlformats.org/drawingml/2006/wordprocessingDrawing" xmlns:w10="urn:schemas-microsoft-com:office:word" xmlns:w="http://schemas.openxmlformats.org/wordprocessingml/2006/main" xmlns:w14="http://schemas.microsoft.com/office/word/2010/wordml" xmlns:w15="http://schemas.microsoft.com/office/word/2012/wordml" xmlns:w16cex="http://schemas.microsoft.com/office/word/2018/wordml/cex" xmlns:w16cid="http://schemas.microsoft.com/office/word/2016/wordml/cid" xmlns:w16="http://schemas.microsoft.com/office/word/2018/wordml" xmlns:w16sdtdh="http://schemas.microsoft.com/office/word/2020/wordml/sdtdatahash" xmlns:w16se="http://schemas.microsoft.com/office/word/2015/wordml/symex" xmlns:wpg="http://schemas.microsoft.com/office/word/2010/wordprocessingGroup" xmlns:wpi="http://schemas.microsoft.com/office/word/2010/wordprocessingInk" xmlns:wne="http://schemas.microsoft.com/office/word/2006/wordml" xmlns:wps="http://schemas.microsoft.com/office/word/2010/wordprocessingShape" mc:Ignorable="w14 w15 w16se w16cid w16 w16cex w16sdtdh wp14">
   <w:endnote w:type="separator" w:id="-1">
     <w:p>
       <w:pPr>
@@ -10979,8 +10298,53 @@
 </w:endnotes>
 </file>
 
+<file path=word/footer1.xml><?xml version="1.0" encoding="utf-8"?>
+<w:ftr xmlns:wpc="http://schemas.microsoft.com/office/word/2010/wordprocessingCanvas" xmlns:cx="http://schemas.microsoft.com/office/drawing/2014/chartex" xmlns:cx1="http://schemas.microsoft.com/office/drawing/2015/9/8/chartex" xmlns:cx2="http://schemas.microsoft.com/office/drawing/2015/10/21/chartex" xmlns:cx3="http://schemas.microsoft.com/office/drawing/2016/5/9/chartex" xmlns:cx4="http://schemas.microsoft.com/office/drawing/2016/5/10/chartex" xmlns:cx5="http://schemas.microsoft.com/office/drawing/2016/5/11/chartex" xmlns:cx6="http://schemas.microsoft.com/office/drawing/2016/5/12/chartex" xmlns:cx7="http://schemas.microsoft.com/office/drawing/2016/5/13/chartex" xmlns:cx8="http://schemas.microsoft.com/office/drawing/2016/5/14/chartex" xmlns:mc="http://schemas.openxmlformats.org/markup-compatibility/2006" xmlns:aink="http://schemas.microsoft.com/office/drawing/2016/ink" xmlns:am3d="http://schemas.microsoft.com/office/drawing/2017/model3d" xmlns:o="urn:schemas-microsoft-com:office:office" xmlns:r="http://schemas.openxmlformats.org/officeDocument/2006/relationships" xmlns:m="http://schemas.openxmlformats.org/officeDocument/2006/math" xmlns:v="urn:schemas-microsoft-com:vml" xmlns:wp14="http://schemas.microsoft.com/office/word/2010/wordprocessingDrawing" xmlns:wp="http://schemas.openxmlformats.org/drawingml/2006/wordprocessingDrawing" xmlns:w10="urn:schemas-microsoft-com:office:word" xmlns:w="http://schemas.openxmlformats.org/wordprocessingml/2006/main" xmlns:w14="http://schemas.microsoft.com/office/word/2010/wordml" xmlns:w15="http://schemas.microsoft.com/office/word/2012/wordml" xmlns:w16cex="http://schemas.microsoft.com/office/word/2018/wordml/cex" xmlns:w16cid="http://schemas.microsoft.com/office/word/2016/wordml/cid" xmlns:w16="http://schemas.microsoft.com/office/word/2018/wordml" xmlns:w16sdtdh="http://schemas.microsoft.com/office/word/2020/wordml/sdtdatahash" xmlns:w16se="http://schemas.microsoft.com/office/word/2015/wordml/symex" xmlns:wpg="http://schemas.microsoft.com/office/word/2010/wordprocessingGroup" xmlns:wpi="http://schemas.microsoft.com/office/word/2010/wordprocessingInk" xmlns:wne="http://schemas.microsoft.com/office/word/2006/wordml" xmlns:wps="http://schemas.microsoft.com/office/word/2010/wordprocessingShape" mc:Ignorable="w14 w15 w16se w16cid w16 w16cex w16sdtdh wp14">
+  <w:sdt>
+    <w:sdtPr>
+      <w:id w:val="-271164654"/>
+      <w:docPartObj>
+        <w:docPartGallery w:val="Page Numbers (Bottom of Page)"/>
+        <w:docPartUnique/>
+      </w:docPartObj>
+    </w:sdtPr>
+    <w:sdtContent>
+      <w:p>
+        <w:pPr>
+          <w:pStyle w:val="Piedepgina"/>
+          <w:jc w:val="center"/>
+        </w:pPr>
+        <w:r>
+          <w:fldChar w:fldCharType="begin"/>
+        </w:r>
+        <w:r>
+          <w:instrText>PAGE   \* MERGEFORMAT</w:instrText>
+        </w:r>
+        <w:r>
+          <w:fldChar w:fldCharType="separate"/>
+        </w:r>
+        <w:r>
+          <w:rPr>
+            <w:lang w:val="es-ES"/>
+          </w:rPr>
+          <w:t>2</w:t>
+        </w:r>
+        <w:r>
+          <w:fldChar w:fldCharType="end"/>
+        </w:r>
+      </w:p>
+    </w:sdtContent>
+  </w:sdt>
+  <w:p>
+    <w:pPr>
+      <w:pStyle w:val="Piedepgina"/>
+    </w:pPr>
+  </w:p>
+</w:ftr>
+</file>
+
 <file path=word/footnotes.xml><?xml version="1.0" encoding="utf-8"?>
-<w:footnotes xmlns:wpc="http://schemas.microsoft.com/office/word/2010/wordprocessingCanvas" xmlns:cx="http://schemas.microsoft.com/office/drawing/2014/chartex" xmlns:cx1="http://schemas.microsoft.com/office/drawing/2015/9/8/chartex" xmlns:cx2="http://schemas.microsoft.com/office/drawing/2015/10/21/chartex" xmlns:cx3="http://schemas.microsoft.com/office/drawing/2016/5/9/chartex" xmlns:cx4="http://schemas.microsoft.com/office/drawing/2016/5/10/chartex" xmlns:cx5="http://schemas.microsoft.com/office/drawing/2016/5/11/chartex" xmlns:cx6="http://schemas.microsoft.com/office/drawing/2016/5/12/chartex" xmlns:cx7="http://schemas.microsoft.com/office/drawing/2016/5/13/chartex" xmlns:cx8="http://schemas.microsoft.com/office/drawing/2016/5/14/chartex" xmlns:mc="http://schemas.openxmlformats.org/markup-compatibility/2006" xmlns:aink="http://schemas.microsoft.com/office/drawing/2016/ink" xmlns:am3d="http://schemas.microsoft.com/office/drawing/2017/model3d" xmlns:o="urn:schemas-microsoft-com:office:office" xmlns:oel="http://schemas.microsoft.com/office/2019/extlst" xmlns:r="http://schemas.openxmlformats.org/officeDocument/2006/relationships" xmlns:m="http://schemas.openxmlformats.org/officeDocument/2006/math" xmlns:v="urn:schemas-microsoft-com:vml" xmlns:wp14="http://schemas.microsoft.com/office/word/2010/wordprocessingDrawing" xmlns:wp="http://schemas.openxmlformats.org/drawingml/2006/wordprocessingDrawing" xmlns:w10="urn:schemas-microsoft-com:office:word" xmlns:w="http://schemas.openxmlformats.org/wordprocessingml/2006/main" xmlns:w14="http://schemas.microsoft.com/office/word/2010/wordml" xmlns:w15="http://schemas.microsoft.com/office/word/2012/wordml" xmlns:w16cex="http://schemas.microsoft.com/office/word/2018/wordml/cex" xmlns:w16cid="http://schemas.microsoft.com/office/word/2016/wordml/cid" xmlns:w16="http://schemas.microsoft.com/office/word/2018/wordml" xmlns:w16du="http://schemas.microsoft.com/office/word/2023/wordml/word16du" xmlns:w16sdtdh="http://schemas.microsoft.com/office/word/2020/wordml/sdtdatahash" xmlns:w16sdtfl="http://schemas.microsoft.com/office/word/2024/wordml/sdtformatlock" xmlns:w16se="http://schemas.microsoft.com/office/word/2015/wordml/symex" xmlns:wpg="http://schemas.microsoft.com/office/word/2010/wordprocessingGroup" xmlns:wpi="http://schemas.microsoft.com/office/word/2010/wordprocessingInk" xmlns:wne="http://schemas.microsoft.com/office/word/2006/wordml" xmlns:wps="http://schemas.microsoft.com/office/word/2010/wordprocessingShape" mc:Ignorable="w14 w15 w16se w16cid w16 w16cex w16sdtdh w16sdtfl w16du wp14">
+<w:footnotes xmlns:wpc="http://schemas.microsoft.com/office/word/2010/wordprocessingCanvas" xmlns:cx="http://schemas.microsoft.com/office/drawing/2014/chartex" xmlns:cx1="http://schemas.microsoft.com/office/drawing/2015/9/8/chartex" xmlns:cx2="http://schemas.microsoft.com/office/drawing/2015/10/21/chartex" xmlns:cx3="http://schemas.microsoft.com/office/drawing/2016/5/9/chartex" xmlns:cx4="http://schemas.microsoft.com/office/drawing/2016/5/10/chartex" xmlns:cx5="http://schemas.microsoft.com/office/drawing/2016/5/11/chartex" xmlns:cx6="http://schemas.microsoft.com/office/drawing/2016/5/12/chartex" xmlns:cx7="http://schemas.microsoft.com/office/drawing/2016/5/13/chartex" xmlns:cx8="http://schemas.microsoft.com/office/drawing/2016/5/14/chartex" xmlns:mc="http://schemas.openxmlformats.org/markup-compatibility/2006" xmlns:aink="http://schemas.microsoft.com/office/drawing/2016/ink" xmlns:am3d="http://schemas.microsoft.com/office/drawing/2017/model3d" xmlns:o="urn:schemas-microsoft-com:office:office" xmlns:r="http://schemas.openxmlformats.org/officeDocument/2006/relationships" xmlns:m="http://schemas.openxmlformats.org/officeDocument/2006/math" xmlns:v="urn:schemas-microsoft-com:vml" xmlns:wp14="http://schemas.microsoft.com/office/word/2010/wordprocessingDrawing" xmlns:wp="http://schemas.openxmlformats.org/drawingml/2006/wordprocessingDrawing" xmlns:w10="urn:schemas-microsoft-com:office:word" xmlns:w="http://schemas.openxmlformats.org/wordprocessingml/2006/main" xmlns:w14="http://schemas.microsoft.com/office/word/2010/wordml" xmlns:w15="http://schemas.microsoft.com/office/word/2012/wordml" xmlns:w16cex="http://schemas.microsoft.com/office/word/2018/wordml/cex" xmlns:w16cid="http://schemas.microsoft.com/office/word/2016/wordml/cid" xmlns:w16="http://schemas.microsoft.com/office/word/2018/wordml" xmlns:w16sdtdh="http://schemas.microsoft.com/office/word/2020/wordml/sdtdatahash" xmlns:w16se="http://schemas.microsoft.com/office/word/2015/wordml/symex" xmlns:wpg="http://schemas.microsoft.com/office/word/2010/wordprocessingGroup" xmlns:wpi="http://schemas.microsoft.com/office/word/2010/wordprocessingInk" xmlns:wne="http://schemas.microsoft.com/office/word/2006/wordml" xmlns:wps="http://schemas.microsoft.com/office/word/2010/wordprocessingShape" mc:Ignorable="w14 w15 w16se w16cid w16 w16cex w16sdtdh wp14">
   <w:footnote w:type="separator" w:id="-1">
     <w:p>
       <w:pPr>
@@ -11004,8 +10368,98 @@
 </w:footnotes>
 </file>
 
+<file path=word/header1.xml><?xml version="1.0" encoding="utf-8"?>
+<w:hdr xmlns:wpc="http://schemas.microsoft.com/office/word/2010/wordprocessingCanvas" xmlns:cx="http://schemas.microsoft.com/office/drawing/2014/chartex" xmlns:cx1="http://schemas.microsoft.com/office/drawing/2015/9/8/chartex" xmlns:cx2="http://schemas.microsoft.com/office/drawing/2015/10/21/chartex" xmlns:cx3="http://schemas.microsoft.com/office/drawing/2016/5/9/chartex" xmlns:cx4="http://schemas.microsoft.com/office/drawing/2016/5/10/chartex" xmlns:cx5="http://schemas.microsoft.com/office/drawing/2016/5/11/chartex" xmlns:cx6="http://schemas.microsoft.com/office/drawing/2016/5/12/chartex" xmlns:cx7="http://schemas.microsoft.com/office/drawing/2016/5/13/chartex" xmlns:cx8="http://schemas.microsoft.com/office/drawing/2016/5/14/chartex" xmlns:mc="http://schemas.openxmlformats.org/markup-compatibility/2006" xmlns:aink="http://schemas.microsoft.com/office/drawing/2016/ink" xmlns:am3d="http://schemas.microsoft.com/office/drawing/2017/model3d" xmlns:o="urn:schemas-microsoft-com:office:office" xmlns:r="http://schemas.openxmlformats.org/officeDocument/2006/relationships" xmlns:m="http://schemas.openxmlformats.org/officeDocument/2006/math" xmlns:v="urn:schemas-microsoft-com:vml" xmlns:wp14="http://schemas.microsoft.com/office/word/2010/wordprocessingDrawing" xmlns:wp="http://schemas.openxmlformats.org/drawingml/2006/wordprocessingDrawing" xmlns:w10="urn:schemas-microsoft-com:office:word" xmlns:w="http://schemas.openxmlformats.org/wordprocessingml/2006/main" xmlns:w14="http://schemas.microsoft.com/office/word/2010/wordml" xmlns:w15="http://schemas.microsoft.com/office/word/2012/wordml" xmlns:w16cex="http://schemas.microsoft.com/office/word/2018/wordml/cex" xmlns:w16cid="http://schemas.microsoft.com/office/word/2016/wordml/cid" xmlns:w16="http://schemas.microsoft.com/office/word/2018/wordml" xmlns:w16sdtdh="http://schemas.microsoft.com/office/word/2020/wordml/sdtdatahash" xmlns:w16se="http://schemas.microsoft.com/office/word/2015/wordml/symex" xmlns:wpg="http://schemas.microsoft.com/office/word/2010/wordprocessingGroup" xmlns:wpi="http://schemas.microsoft.com/office/word/2010/wordprocessingInk" xmlns:wne="http://schemas.microsoft.com/office/word/2006/wordml" xmlns:wps="http://schemas.microsoft.com/office/word/2010/wordprocessingShape" mc:Ignorable="w14 w15 w16se w16cid w16 w16cex w16sdtdh wp14">
+  <w:p>
+    <w:pPr>
+      <w:jc w:val="right"/>
+    </w:pPr>
+    <w:r>
+      <w:rPr>
+        <w:noProof/>
+      </w:rPr>
+      <w:drawing>
+        <wp:inline distT="114300" distB="114300" distL="114300" distR="114300" wp14:anchorId="5582FBAC" wp14:editId="1CFDD65E">
+          <wp:extent cx="4324350" cy="719138"/>
+          <wp:effectExtent l="0" t="0" r="0" b="0"/>
+          <wp:docPr id="22" name="image1.png"/>
+          <wp:cNvGraphicFramePr/>
+          <a:graphic xmlns:a="http://schemas.openxmlformats.org/drawingml/2006/main">
+            <a:graphicData uri="http://schemas.openxmlformats.org/drawingml/2006/picture">
+              <pic:pic xmlns:pic="http://schemas.openxmlformats.org/drawingml/2006/picture">
+                <pic:nvPicPr>
+                  <pic:cNvPr id="0" name="image1.png"/>
+                  <pic:cNvPicPr preferRelativeResize="0"/>
+                </pic:nvPicPr>
+                <pic:blipFill>
+                  <a:blip r:embed="rId1"/>
+                  <a:srcRect/>
+                  <a:stretch>
+                    <a:fillRect/>
+                  </a:stretch>
+                </pic:blipFill>
+                <pic:spPr>
+                  <a:xfrm>
+                    <a:off x="0" y="0"/>
+                    <a:ext cx="4324350" cy="719138"/>
+                  </a:xfrm>
+                  <a:prstGeom prst="rect">
+                    <a:avLst/>
+                  </a:prstGeom>
+                  <a:ln/>
+                </pic:spPr>
+              </pic:pic>
+            </a:graphicData>
+          </a:graphic>
+        </wp:inline>
+      </w:drawing>
+    </w:r>
+    <w:r>
+      <w:rPr>
+        <w:noProof/>
+      </w:rPr>
+      <w:drawing>
+        <wp:inline distT="114300" distB="114300" distL="114300" distR="114300" wp14:anchorId="5115A8AB" wp14:editId="46F47DC4">
+          <wp:extent cx="966788" cy="783607"/>
+          <wp:effectExtent l="0" t="0" r="0" b="0"/>
+          <wp:docPr id="23" name="image6.png"/>
+          <wp:cNvGraphicFramePr/>
+          <a:graphic xmlns:a="http://schemas.openxmlformats.org/drawingml/2006/main">
+            <a:graphicData uri="http://schemas.openxmlformats.org/drawingml/2006/picture">
+              <pic:pic xmlns:pic="http://schemas.openxmlformats.org/drawingml/2006/picture">
+                <pic:nvPicPr>
+                  <pic:cNvPr id="0" name="image6.png"/>
+                  <pic:cNvPicPr preferRelativeResize="0"/>
+                </pic:nvPicPr>
+                <pic:blipFill>
+                  <a:blip r:embed="rId2"/>
+                  <a:srcRect/>
+                  <a:stretch>
+                    <a:fillRect/>
+                  </a:stretch>
+                </pic:blipFill>
+                <pic:spPr>
+                  <a:xfrm>
+                    <a:off x="0" y="0"/>
+                    <a:ext cx="966788" cy="783607"/>
+                  </a:xfrm>
+                  <a:prstGeom prst="rect">
+                    <a:avLst/>
+                  </a:prstGeom>
+                  <a:ln/>
+                </pic:spPr>
+              </pic:pic>
+            </a:graphicData>
+          </a:graphic>
+        </wp:inline>
+      </w:drawing>
+    </w:r>
+  </w:p>
+</w:hdr>
+</file>
+
 <file path=word/numbering.xml><?xml version="1.0" encoding="utf-8"?>
-<w:numbering xmlns:wpc="http://schemas.microsoft.com/office/word/2010/wordprocessingCanvas" xmlns:cx="http://schemas.microsoft.com/office/drawing/2014/chartex" xmlns:cx1="http://schemas.microsoft.com/office/drawing/2015/9/8/chartex" xmlns:cx2="http://schemas.microsoft.com/office/drawing/2015/10/21/chartex" xmlns:cx3="http://schemas.microsoft.com/office/drawing/2016/5/9/chartex" xmlns:cx4="http://schemas.microsoft.com/office/drawing/2016/5/10/chartex" xmlns:cx5="http://schemas.microsoft.com/office/drawing/2016/5/11/chartex" xmlns:cx6="http://schemas.microsoft.com/office/drawing/2016/5/12/chartex" xmlns:cx7="http://schemas.microsoft.com/office/drawing/2016/5/13/chartex" xmlns:cx8="http://schemas.microsoft.com/office/drawing/2016/5/14/chartex" xmlns:mc="http://schemas.openxmlformats.org/markup-compatibility/2006" xmlns:aink="http://schemas.microsoft.com/office/drawing/2016/ink" xmlns:am3d="http://schemas.microsoft.com/office/drawing/2017/model3d" xmlns:o="urn:schemas-microsoft-com:office:office" xmlns:oel="http://schemas.microsoft.com/office/2019/extlst" xmlns:r="http://schemas.openxmlformats.org/officeDocument/2006/relationships" xmlns:m="http://schemas.openxmlformats.org/officeDocument/2006/math" xmlns:v="urn:schemas-microsoft-com:vml" xmlns:wp14="http://schemas.microsoft.com/office/word/2010/wordprocessingDrawing" xmlns:wp="http://schemas.openxmlformats.org/drawingml/2006/wordprocessingDrawing" xmlns:w10="urn:schemas-microsoft-com:office:word" xmlns:w="http://schemas.openxmlformats.org/wordprocessingml/2006/main" xmlns:w14="http://schemas.microsoft.com/office/word/2010/wordml" xmlns:w15="http://schemas.microsoft.com/office/word/2012/wordml" xmlns:w16cex="http://schemas.microsoft.com/office/word/2018/wordml/cex" xmlns:w16cid="http://schemas.microsoft.com/office/word/2016/wordml/cid" xmlns:w16="http://schemas.microsoft.com/office/word/2018/wordml" xmlns:w16du="http://schemas.microsoft.com/office/word/2023/wordml/word16du" xmlns:w16sdtdh="http://schemas.microsoft.com/office/word/2020/wordml/sdtdatahash" xmlns:w16sdtfl="http://schemas.microsoft.com/office/word/2024/wordml/sdtformatlock" xmlns:w16se="http://schemas.microsoft.com/office/word/2015/wordml/symex" xmlns:wpg="http://schemas.microsoft.com/office/word/2010/wordprocessingGroup" xmlns:wpi="http://schemas.microsoft.com/office/word/2010/wordprocessingInk" xmlns:wne="http://schemas.microsoft.com/office/word/2006/wordml" xmlns:wps="http://schemas.microsoft.com/office/word/2010/wordprocessingShape" mc:Ignorable="w14 w15 w16se w16cid w16 w16cex w16sdtdh w16sdtfl w16du wp14">
+<w:numbering xmlns:wpc="http://schemas.microsoft.com/office/word/2010/wordprocessingCanvas" xmlns:cx="http://schemas.microsoft.com/office/drawing/2014/chartex" xmlns:cx1="http://schemas.microsoft.com/office/drawing/2015/9/8/chartex" xmlns:cx2="http://schemas.microsoft.com/office/drawing/2015/10/21/chartex" xmlns:cx3="http://schemas.microsoft.com/office/drawing/2016/5/9/chartex" xmlns:cx4="http://schemas.microsoft.com/office/drawing/2016/5/10/chartex" xmlns:cx5="http://schemas.microsoft.com/office/drawing/2016/5/11/chartex" xmlns:cx6="http://schemas.microsoft.com/office/drawing/2016/5/12/chartex" xmlns:cx7="http://schemas.microsoft.com/office/drawing/2016/5/13/chartex" xmlns:cx8="http://schemas.microsoft.com/office/drawing/2016/5/14/chartex" xmlns:mc="http://schemas.openxmlformats.org/markup-compatibility/2006" xmlns:aink="http://schemas.microsoft.com/office/drawing/2016/ink" xmlns:am3d="http://schemas.microsoft.com/office/drawing/2017/model3d" xmlns:o="urn:schemas-microsoft-com:office:office" xmlns:r="http://schemas.openxmlformats.org/officeDocument/2006/relationships" xmlns:m="http://schemas.openxmlformats.org/officeDocument/2006/math" xmlns:v="urn:schemas-microsoft-com:vml" xmlns:wp14="http://schemas.microsoft.com/office/word/2010/wordprocessingDrawing" xmlns:wp="http://schemas.openxmlformats.org/drawingml/2006/wordprocessingDrawing" xmlns:w10="urn:schemas-microsoft-com:office:word" xmlns:w="http://schemas.openxmlformats.org/wordprocessingml/2006/main" xmlns:w14="http://schemas.microsoft.com/office/word/2010/wordml" xmlns:w15="http://schemas.microsoft.com/office/word/2012/wordml" xmlns:w16cex="http://schemas.microsoft.com/office/word/2018/wordml/cex" xmlns:w16cid="http://schemas.microsoft.com/office/word/2016/wordml/cid" xmlns:w16="http://schemas.microsoft.com/office/word/2018/wordml" xmlns:w16sdtdh="http://schemas.microsoft.com/office/word/2020/wordml/sdtdatahash" xmlns:w16se="http://schemas.microsoft.com/office/word/2015/wordml/symex" xmlns:wpg="http://schemas.microsoft.com/office/word/2010/wordprocessingGroup" xmlns:wpi="http://schemas.microsoft.com/office/word/2010/wordprocessingInk" xmlns:wne="http://schemas.microsoft.com/office/word/2006/wordml" xmlns:wps="http://schemas.microsoft.com/office/word/2010/wordprocessingShape" mc:Ignorable="w14 w15 w16se w16cid w16 w16cex w16sdtdh wp14">
   <w:abstractNum w:abstractNumId="0" w15:restartNumberingAfterBreak="0">
     <w:nsid w:val="FFFFFF7C"/>
     <w:multiLevelType w:val="singleLevel"/>
@@ -11177,38 +10631,38 @@
       </w:rPr>
     </w:lvl>
   </w:abstractNum>
-  <w:num w:numId="1" w16cid:durableId="1372149793">
+  <w:num w:numId="1">
     <w:abstractNumId w:val="8"/>
   </w:num>
-  <w:num w:numId="2" w16cid:durableId="632829269">
+  <w:num w:numId="2">
     <w:abstractNumId w:val="6"/>
   </w:num>
-  <w:num w:numId="3" w16cid:durableId="1472209966">
+  <w:num w:numId="3">
     <w:abstractNumId w:val="5"/>
   </w:num>
-  <w:num w:numId="4" w16cid:durableId="2010018205">
+  <w:num w:numId="4">
     <w:abstractNumId w:val="4"/>
   </w:num>
-  <w:num w:numId="5" w16cid:durableId="1020594438">
+  <w:num w:numId="5">
     <w:abstractNumId w:val="7"/>
   </w:num>
-  <w:num w:numId="6" w16cid:durableId="1979190398">
+  <w:num w:numId="6">
     <w:abstractNumId w:val="3"/>
   </w:num>
-  <w:num w:numId="7" w16cid:durableId="1216047579">
+  <w:num w:numId="7">
     <w:abstractNumId w:val="2"/>
   </w:num>
-  <w:num w:numId="8" w16cid:durableId="526405518">
+  <w:num w:numId="8">
     <w:abstractNumId w:val="1"/>
   </w:num>
-  <w:num w:numId="9" w16cid:durableId="168758008">
+  <w:num w:numId="9">
     <w:abstractNumId w:val="0"/>
   </w:num>
 </w:numbering>
 </file>
 
 <file path=word/styles.xml><?xml version="1.0" encoding="utf-8"?>
-<w:styles xmlns:mc="http://schemas.openxmlformats.org/markup-compatibility/2006" xmlns:r="http://schemas.openxmlformats.org/officeDocument/2006/relationships" xmlns:w="http://schemas.openxmlformats.org/wordprocessingml/2006/main" xmlns:w14="http://schemas.microsoft.com/office/word/2010/wordml" xmlns:w15="http://schemas.microsoft.com/office/word/2012/wordml" xmlns:w16cex="http://schemas.microsoft.com/office/word/2018/wordml/cex" xmlns:w16cid="http://schemas.microsoft.com/office/word/2016/wordml/cid" xmlns:w16="http://schemas.microsoft.com/office/word/2018/wordml" xmlns:w16du="http://schemas.microsoft.com/office/word/2023/wordml/word16du" xmlns:w16sdtdh="http://schemas.microsoft.com/office/word/2020/wordml/sdtdatahash" xmlns:w16sdtfl="http://schemas.microsoft.com/office/word/2024/wordml/sdtformatlock" xmlns:w16se="http://schemas.microsoft.com/office/word/2015/wordml/symex" mc:Ignorable="w14 w15 w16se w16cid w16 w16cex w16sdtdh w16sdtfl w16du">
+<w:styles xmlns:mc="http://schemas.openxmlformats.org/markup-compatibility/2006" xmlns:r="http://schemas.openxmlformats.org/officeDocument/2006/relationships" xmlns:w="http://schemas.openxmlformats.org/wordprocessingml/2006/main" xmlns:w14="http://schemas.microsoft.com/office/word/2010/wordml" xmlns:w15="http://schemas.microsoft.com/office/word/2012/wordml" xmlns:w16cex="http://schemas.microsoft.com/office/word/2018/wordml/cex" xmlns:w16cid="http://schemas.microsoft.com/office/word/2016/wordml/cid" xmlns:w16="http://schemas.microsoft.com/office/word/2018/wordml" xmlns:w16sdtdh="http://schemas.microsoft.com/office/word/2020/wordml/sdtdatahash" xmlns:w16se="http://schemas.microsoft.com/office/word/2015/wordml/symex" mc:Ignorable="w14 w15 w16se w16cid w16 w16cex w16sdtdh">
   <w:docDefaults>
     <w:rPrDefault>
       <w:rPr>
@@ -12403,7 +11857,7 @@
       <w:szCs w:val="18"/>
     </w:rPr>
   </w:style>
-  <w:style w:type="character" w:styleId="Fuerte">
+  <w:style w:type="character" w:styleId="Textoennegrita">
     <w:name w:val="Strong"/>
     <w:basedOn w:val="Fuentedeprrafopredeter"/>
     <w:uiPriority w:val="22"/>
